--- a/resources/статьи_конференции/ТВТ_2026/Лазарев_ТВТ.docx
+++ b/resources/статьи_конференции/ТВТ_2026/Лазарев_ТВТ.docx
@@ -33,77 +33,7 @@
         <w:rPr>
           <w:lang w:val="ru-RU"/>
         </w:rPr>
-        <w:t xml:space="preserve">В процессе разработки нефтегазовых месторождений </w:t>
-      </w:r>
-      <w:proofErr w:type="spellStart"/>
-      <w:r>
-        <w:rPr>
-          <w:lang w:val="ru-RU"/>
-        </w:rPr>
-        <w:t>заводнением</w:t>
-      </w:r>
-      <w:proofErr w:type="spellEnd"/>
-      <w:r>
-        <w:rPr>
-          <w:lang w:val="ru-RU"/>
-        </w:rPr>
-        <w:t xml:space="preserve"> пластовые флюиды могут приобретать температуру, отличную от естественной температуры пласта. Это изменение может быть вызвано различными причинами, зависящими от характера фильтрационного потока, а также от технологии разработки, в процессе которой на продуктивные коллекторы оказывают различные тепловые воздействия. Примером подобного воздействия является нагнетание воды с целью поддержания пластового давления. В случае, когда температура нагнетаемой вода воды ниже температуры пласта, может возникать множество негативных эффектов, ухудшающих ФЕС коллектора. Наиболее яркий пример — отложение парафина, вызывающее снижение пористости, проницаемости, особенно вблизи призабойной зоны пласта, и, следовательно, увеличение скин-фактора. Нефтяные месторождения высоковязких </w:t>
-      </w:r>
-      <w:proofErr w:type="spellStart"/>
-      <w:r>
-        <w:rPr>
-          <w:lang w:val="ru-RU"/>
-        </w:rPr>
-        <w:t>нефтей</w:t>
-      </w:r>
-      <w:proofErr w:type="spellEnd"/>
-      <w:r>
-        <w:rPr>
-          <w:lang w:val="ru-RU"/>
-        </w:rPr>
-        <w:t xml:space="preserve">, содержащих значительные концентрации парафинов, смол и </w:t>
-      </w:r>
-      <w:proofErr w:type="spellStart"/>
-      <w:r>
-        <w:rPr>
-          <w:lang w:val="ru-RU"/>
-        </w:rPr>
-        <w:t>асфальтенов</w:t>
-      </w:r>
-      <w:proofErr w:type="spellEnd"/>
-      <w:r>
-        <w:rPr>
-          <w:lang w:val="ru-RU"/>
-        </w:rPr>
-        <w:t xml:space="preserve">, осваиваются с меньшей интенсивностью. Это связано с тем, что такие залежи требуют применения специализированных технологий для эффективной добычи, транспортировки и подготовки. Но сложность разработки не уменьшает их экономический потенциал. Глобальные запасы подобных </w:t>
-      </w:r>
-      <w:proofErr w:type="spellStart"/>
-      <w:r>
-        <w:rPr>
-          <w:lang w:val="ru-RU"/>
-        </w:rPr>
-        <w:t>нефтей</w:t>
-      </w:r>
-      <w:proofErr w:type="spellEnd"/>
-      <w:r>
-        <w:rPr>
-          <w:lang w:val="ru-RU"/>
-        </w:rPr>
-        <w:t xml:space="preserve"> превышают 810 миллиардов тонн. Россия уступает по этому показателю только Венесуэле и Канаде, обладая геологическими запасами высоковязкой нефти порядка 6-7 миллиардов тонн. Парафины преимущественно состоят из нормальных </w:t>
-      </w:r>
-      <w:proofErr w:type="spellStart"/>
-      <w:r>
-        <w:rPr>
-          <w:lang w:val="ru-RU"/>
-        </w:rPr>
-        <w:t>алканов</w:t>
-      </w:r>
-      <w:proofErr w:type="spellEnd"/>
-      <w:r>
-        <w:rPr>
-          <w:lang w:val="ru-RU"/>
-        </w:rPr>
-        <w:t xml:space="preserve"> с числом атомов углерода </w:t>
+        <w:t xml:space="preserve">В процессе разработки нефтегазовых месторождений заводнением пластовые флюиды могут приобретать температуру, отличную от естественной температуры пласта. Это изменение может быть вызвано различными причинами, зависящими от характера фильтрационного потока, а также от технологии разработки, в процессе которой на продуктивные коллекторы оказывают различные тепловые воздействия. Примером подобного воздействия является нагнетание воды с целью поддержания пластового давления. В случае, когда температура нагнетаемой вода воды ниже температуры пласта, может возникать множество негативных эффектов, ухудшающих ФЕС коллектора. Наиболее яркий пример — отложение парафина, вызывающее снижение пористости, проницаемости, особенно вблизи призабойной зоны пласта, и, следовательно, увеличение скин-фактора. Нефтяные месторождения высоковязких нефтей, содержащих значительные концентрации парафинов, смол и асфальтенов, осваиваются с меньшей интенсивностью. Это связано с тем, что такие залежи требуют применения специализированных технологий для эффективной добычи, транспортировки и подготовки. Но сложность разработки не уменьшает их экономический потенциал. Глобальные запасы подобных нефтей превышают 810 миллиардов тонн. Россия уступает по этому показателю только Венесуэле и Канаде, обладая геологическими запасами высоковязкой нефти порядка 6-7 миллиардов тонн. Парафины преимущественно состоят из нормальных алканов с числом атомов углерода </w:t>
       </w:r>
       <m:oMath>
         <m:r>
@@ -145,71 +75,7 @@
         <w:rPr>
           <w:lang w:val="ru-RU"/>
         </w:rPr>
-        <w:t xml:space="preserve"> количество которых в парафине обычно превышает 75%, а ос</w:t>
-      </w:r>
-      <w:proofErr w:type="spellStart"/>
-      <w:r>
-        <w:rPr>
-          <w:lang w:val="ru-RU"/>
-        </w:rPr>
-        <w:t>тальная</w:t>
-      </w:r>
-      <w:proofErr w:type="spellEnd"/>
-      <w:r>
-        <w:rPr>
-          <w:lang w:val="ru-RU"/>
-        </w:rPr>
-        <w:t xml:space="preserve"> часть в основном состоит из </w:t>
-      </w:r>
-      <w:proofErr w:type="spellStart"/>
-      <w:r>
-        <w:rPr>
-          <w:lang w:val="ru-RU"/>
-        </w:rPr>
-        <w:t>изоалканов</w:t>
-      </w:r>
-      <w:proofErr w:type="spellEnd"/>
-      <w:r>
-        <w:rPr>
-          <w:lang w:val="ru-RU"/>
-        </w:rPr>
-        <w:t xml:space="preserve">, </w:t>
-      </w:r>
-      <w:proofErr w:type="spellStart"/>
-      <w:r>
-        <w:rPr>
-          <w:lang w:val="ru-RU"/>
-        </w:rPr>
-        <w:t>циклоалканов</w:t>
-      </w:r>
-      <w:proofErr w:type="spellEnd"/>
-      <w:r>
-        <w:rPr>
-          <w:lang w:val="ru-RU"/>
-        </w:rPr>
-        <w:t xml:space="preserve"> и </w:t>
-      </w:r>
-      <w:proofErr w:type="spellStart"/>
-      <w:proofErr w:type="gramStart"/>
-      <w:r>
-        <w:rPr>
-          <w:lang w:val="ru-RU"/>
-        </w:rPr>
-        <w:t>алкилбензолов</w:t>
-      </w:r>
-      <w:proofErr w:type="spellEnd"/>
-      <w:r>
-        <w:rPr>
-          <w:lang w:val="ru-RU"/>
-        </w:rPr>
-        <w:t xml:space="preserve"> .</w:t>
-      </w:r>
-      <w:proofErr w:type="gramEnd"/>
-      <w:r>
-        <w:rPr>
-          <w:lang w:val="ru-RU"/>
-        </w:rPr>
-        <w:t xml:space="preserve"> Растворимость парафина в нефти непосредственно связана с ее температурой. При достаточно высокой температуре парафин может полностью раствориться в нефти. В условиях пониженной температуры парафин способен затвердевать, при этом образуется дисперсная система, состоящая из жидкой нефтяной фазы и твёрдых частиц парафина. При промежуточных температурных значениях парафиновый компонент может быть частично растворен в нефти, а частично находиться в нефтяной фазе в виде дисперсных частиц. Образование твердых частиц парафина в нефти сопровождается их осаждением на поверхности пор пласта. Накопление парафиновых отложений приводит к уменьшению проницаемости пористой среды, что значительно затрудняет отбор нефти из пластов. Таким образом, парафиновые отложения становятся серьезной причиной снижения производительности нефтяных скважин. Анализ керна с применением компьютерной томографии до и после фильтрации парафинсодержащей нефти при пониженной </w:t>
+        <w:t xml:space="preserve"> количество которых в парафине обычно превышает 75%, а остальная часть в основном состоит из изоалканов, циклоалканов и алкилбензолов. Растворимость парафина в нефти непосредственно связана с ее температурой. При достаточно высокой температуре парафин может полностью раствориться в нефти. В условиях пониженной температуры парафин способен затвердевать, при этом образуется дисперсная система, состоящая из жидкой нефтяной фазы и твёрдых частиц парафина. При промежуточных температурных значениях парафиновый компонент может быть частично растворен в нефти, а частично находиться в нефтяной фазе в виде дисперсных частиц. Образование твердых частиц парафина в нефти сопровождается их осаждением на поверхности пор пласта. Накопление парафиновых отложений приводит к уменьшению проницаемости пористой среды, что значительно затрудняет отбор нефти из пластов. Таким образом, парафиновые отложения становятся серьезной причиной снижения производительности нефтяных скважин. Анализ керна с применением компьютерной томографии до и после фильтрации парафинсодержащей нефти при пониженной </w:t>
       </w:r>
       <w:r>
         <w:rPr>
@@ -263,7 +129,50 @@
         <w:rPr>
           <w:lang w:val="ru-RU"/>
         </w:rPr>
-        <w:t>. Построение модели прогнозирования осаждения парафина представляет собой комплексную задачу. При моделировании закачки холодной воды в нефтяной пласт необходимо учитывать два основных явления: процесс кристаллизации парафина в нефти и последующий процесс отложения парафина на поверхность пор. Имеется богатый объем информации о теплофизических характеристиках и химическом составе парафиновых соединений. Разработаны различные термодинамические модели, позволяющие предсказать температуру</w:t>
+        <w:t xml:space="preserve">. </w:t>
+      </w:r>
+      <w:r>
+        <w:rPr>
+          <w:highlight w:val="green"/>
+          <w:lang w:val="ru-RU"/>
+        </w:rPr>
+        <w:t xml:space="preserve">Для корректного прогноза охлаждения пласта в настоящей работе вертикальные теплопотери через кровлю и подошву учитываются по классической схеме Ловерье. Данный подход, предполагающий квазистационарный теплообмен с полубесконечными массивами пород, позволяет избежать ресурсоемкого прямого моделирования вмещающих толщ. Тепловой поток рассчитывается на основе решения уравнения теплопроводности для полубесконечного тела с граничным условием первого рода на контакте и интегрируется в уравнение энергии пласта как источник/сток. Учет этого механизма приводит к </w:t>
+      </w:r>
+      <w:r>
+        <w:rPr>
+          <w:highlight w:val="green"/>
+          <w:lang w:val="ru-RU"/>
+        </w:rPr>
+        <w:t>менее</w:t>
+      </w:r>
+      <w:r>
+        <w:rPr>
+          <w:highlight w:val="green"/>
+          <w:lang w:val="ru-RU"/>
+        </w:rPr>
+        <w:t xml:space="preserve"> интенсивному расчетному охлаждению призабойной зоны по сравнению с моделью </w:t>
+      </w:r>
+      <w:r>
+        <w:rPr>
+          <w:highlight w:val="green"/>
+          <w:lang w:val="ru-RU"/>
+        </w:rPr>
+        <w:t>теплоизолированных вертикальных границ</w:t>
+      </w:r>
+      <w:r>
+        <w:rPr>
+          <w:highlight w:val="green"/>
+          <w:lang w:val="ru-RU"/>
+        </w:rPr>
+        <w:t xml:space="preserve">. Это повышает </w:t>
+      </w:r>
+      <w:r>
+        <w:rPr>
+          <w:highlight w:val="green"/>
+          <w:lang w:val="ru-RU"/>
+        </w:rPr>
+        <w:lastRenderedPageBreak/>
+        <w:t>адекватность комплексной модели и достоверность прогноза продуктивности скважин.</w:t>
       </w:r>
       <w:r>
         <w:rPr>
@@ -275,6 +184,18 @@
         <w:rPr>
           <w:lang w:val="ru-RU"/>
         </w:rPr>
+        <w:t>Построение модели прогнозирования осаждения парафина представляет собой комплексную задачу. При моделировании закачки холодной воды в нефтяной пласт необходимо учитывать два основных явления: процесс кристаллизации парафина в нефти и последующий процесс отложения парафина на поверхность пор. Имеется богатый объем информации о теплофизических характеристиках и химическом составе парафиновых соединений. Разработаны различные термодинамические модели, позволяющие предсказать температуру</w:t>
+      </w:r>
+      <w:r>
+        <w:rPr>
+          <w:lang w:val="ru-RU"/>
+        </w:rPr>
+        <w:t xml:space="preserve"> </w:t>
+      </w:r>
+      <w:r>
+        <w:rPr>
+          <w:lang w:val="ru-RU"/>
+        </w:rPr>
         <w:t xml:space="preserve">начала кристаллизации </w:t>
       </w:r>
       <w:r>
@@ -287,42 +208,7 @@
         <w:rPr>
           <w:lang w:val="ru-RU"/>
         </w:rPr>
-        <w:t xml:space="preserve">температуру помутнения), и описывать состояние равновесия между твердой и жидкой фазами для углеводородных систем. В ряде научных работ для моделирования растворимости/осаждения парафинов </w:t>
-      </w:r>
-      <w:r>
-        <w:rPr>
-          <w:lang w:val="ru-RU"/>
-        </w:rPr>
-        <w:lastRenderedPageBreak/>
-        <w:t xml:space="preserve">применялось уравнение теории реальных растворов для бинарной смеси. В качестве альтернативного подхода во некоторых исследованиях используется теория идеального раствора бинарной смеси. Обычно интенсивность отложения частиц парафина представляется комбинацией трех независимый факторов. Первый фактор характеризует осаждение частиц на стенках пор под действием силы тяжести и/или адгезии. Второй — выражает вынос парафиновых отложений потоком нефти при превышении определенного порогового значения </w:t>
-      </w:r>
-      <w:proofErr w:type="spellStart"/>
-      <w:r>
-        <w:rPr>
-          <w:lang w:val="ru-RU"/>
-        </w:rPr>
-        <w:t>внутрипоровой</w:t>
-      </w:r>
-      <w:proofErr w:type="spellEnd"/>
-      <w:r>
-        <w:rPr>
-          <w:lang w:val="ru-RU"/>
-        </w:rPr>
-        <w:t xml:space="preserve"> скорости. Последний — описывает скорость, с которой парафиновые частицы блокируют поры. Отложение твердых частиц парафина в пористой среде влечет за собой снижение проницаемости. Текущее локальное значение проницаемости определяется степенной зависимостью, схожей с формулой и </w:t>
-      </w:r>
-      <w:proofErr w:type="spellStart"/>
-      <w:r>
-        <w:rPr>
-          <w:lang w:val="ru-RU"/>
-        </w:rPr>
-        <w:t>Козени</w:t>
-      </w:r>
-      <w:proofErr w:type="spellEnd"/>
-      <w:r>
-        <w:rPr>
-          <w:lang w:val="ru-RU"/>
-        </w:rPr>
-        <w:t>-Кармана. В настоящей работе нефть моделируется как двухкомпонентная углеводородная смесь, состоящая из «нефти» и «парафина». Предполагается, что данные компоненты не смешиваются с водой. Для прогнозирования температуры начала кристаллизации парафина применяется модель идеального раствора бинарной смеси. Особое внимание уделяется механизму блокировки пор парафином. Функция распределения пор по размерам используется для определения коэффициентов пористости и проницаемости. Также при помощи нее строятся замыкающие соотношения для уравнений сохранения массы, импульса и энергии.</w:t>
+        <w:t>температуру помутнения), и описывать состояние равновесия между твердой и жидкой фазами для углеводородных систем. В ряде научных работ для моделирования растворимости/осаждения парафинов применялось уравнение теории реальных растворов для бинарной смеси. В качестве альтернативного подхода во некоторых исследованиях используется теория идеального раствора бинарной смеси. Обычно интенсивность отложения частиц парафина представляется комбинацией трех независимый факторов. Первый фактор характеризует осаждение частиц на стенках пор под действием силы тяжести и/или адгезии. Второй — выражает вынос парафиновых отложений потоком нефти при превышении определенного порогового значения внутрипоровой скорости. Последний — описывает скорость, с которой парафиновые частицы блокируют поры. Отложение твердых частиц парафина в пористой среде влечет за собой снижение проницаемости. Текущее локальное значение проницаемости определяется степенной зависимостью, схожей с формулой и Козени-Кармана. В настоящей работе нефть моделируется как двухкомпонентная углеводородная смесь, состоящая из «нефти» и «парафина». Предполагается, что данные компоненты не смешиваются с водой. Для прогнозирования температуры начала кристаллизации парафина применяется модель идеального раствора бинарной смеси. Особое внимание уделяется механизму блокировки пор парафином. Функция распределения пор по размерам используется для определения коэффициентов пористости и проницаемости. Также при помощи нее строятся замыкающие соотношения для уравнений сохранения массы, импульса и энергии.</w:t>
       </w:r>
     </w:p>
     <w:p>
@@ -371,21 +257,7 @@
         <w:rPr>
           <w:lang w:val="ru-RU"/>
         </w:rPr>
-        <w:t>. Пласт тепл</w:t>
-      </w:r>
-      <w:proofErr w:type="spellStart"/>
-      <w:r>
-        <w:rPr>
-          <w:lang w:val="ru-RU"/>
-        </w:rPr>
-        <w:t>оизолирован</w:t>
-      </w:r>
-      <w:proofErr w:type="spellEnd"/>
-      <w:r>
-        <w:rPr>
-          <w:lang w:val="ru-RU"/>
-        </w:rPr>
-        <w:t xml:space="preserve">, его пористость и проницаемость равны </w:t>
+        <w:t xml:space="preserve">. Пласт теплоизолирован, его пористость и проницаемость равны </w:t>
       </w:r>
       <m:oMath>
         <m:r>
@@ -560,49 +432,7 @@
         <w:rPr>
           <w:lang w:val="ru-RU"/>
         </w:rPr>
-        <w:t xml:space="preserve">В данной модели присутствуют две фазы и три </w:t>
-      </w:r>
-      <w:proofErr w:type="spellStart"/>
-      <w:r>
-        <w:rPr>
-          <w:lang w:val="ru-RU"/>
-        </w:rPr>
-        <w:t>псевдокомпонента</w:t>
-      </w:r>
-      <w:proofErr w:type="spellEnd"/>
-      <w:r>
-        <w:rPr>
-          <w:lang w:val="ru-RU"/>
-        </w:rPr>
-        <w:t xml:space="preserve">. Нефть и вода представляют собой две отдельные не смешивающиеся фазы. В качестве трех </w:t>
-      </w:r>
-      <w:proofErr w:type="spellStart"/>
-      <w:r>
-        <w:rPr>
-          <w:lang w:val="ru-RU"/>
-        </w:rPr>
-        <w:t>псевдокомпонентов</w:t>
-      </w:r>
-      <w:proofErr w:type="spellEnd"/>
-      <w:r>
-        <w:rPr>
-          <w:lang w:val="ru-RU"/>
-        </w:rPr>
-        <w:t xml:space="preserve"> выступают нефть, вода и парафин. Предполагается, что жидкости несжимаемы, а также что между водной и нефтяной фазами не происходит </w:t>
-      </w:r>
-      <w:proofErr w:type="spellStart"/>
-      <w:r>
-        <w:rPr>
-          <w:lang w:val="ru-RU"/>
-        </w:rPr>
-        <w:t>массообмен</w:t>
-      </w:r>
-      <w:proofErr w:type="spellEnd"/>
-      <w:r>
-        <w:rPr>
-          <w:lang w:val="ru-RU"/>
-        </w:rPr>
-        <w:t>. Поэтому уравнения баланса масс записываются для каждой фазы отдельно. Учитывая сделанные допущения, уравнения баланса массы для воды и нефти, имеют следующий вид:</w:t>
+        <w:t>В данной модели присутствуют две фазы и три псевдокомпонента. Нефть и вода представляют собой две отдельные не смешивающиеся фазы. В качестве трех псевдокомпонентов выступают нефть, вода и парафин. Предполагается, что жидкости несжимаемы, а также что между водной и нефтяной фазами не происходит массообмен. Поэтому уравнения баланса масс записываются для каждой фазы отдельно. Учитывая сделанные допущения, уравнения баланса массы для воды и нефти, имеют следующий вид:</w:t>
       </w:r>
     </w:p>
     <w:p>
@@ -1207,75 +1037,14 @@
         <w:pStyle w:val="FirstParagraph"/>
         <w:jc w:val="both"/>
       </w:pPr>
-      <w:proofErr w:type="spellStart"/>
-      <w:r>
-        <w:rPr>
-          <w:lang w:val="ru-RU"/>
-        </w:rPr>
-        <w:t>Псевдокомпонент</w:t>
-      </w:r>
-      <w:proofErr w:type="spellEnd"/>
-      <w:r>
-        <w:rPr>
-          <w:lang w:val="ru-RU"/>
-        </w:rPr>
-        <w:t xml:space="preserve"> парафина может быть частично растворен и/или взвешен в нефтяной фазе в виде частиц и отложен в поровом пространстве. </w:t>
-      </w:r>
-      <w:proofErr w:type="spellStart"/>
-      <w:r>
-        <w:t>Уравнение</w:t>
-      </w:r>
-      <w:proofErr w:type="spellEnd"/>
-      <w:r>
-        <w:t xml:space="preserve"> </w:t>
-      </w:r>
-      <w:proofErr w:type="spellStart"/>
-      <w:r>
-        <w:t>баланса</w:t>
-      </w:r>
-      <w:proofErr w:type="spellEnd"/>
-      <w:r>
-        <w:t xml:space="preserve"> </w:t>
-      </w:r>
-      <w:proofErr w:type="spellStart"/>
-      <w:r>
-        <w:t>массы</w:t>
-      </w:r>
-      <w:proofErr w:type="spellEnd"/>
-      <w:r>
-        <w:t xml:space="preserve"> </w:t>
-      </w:r>
-      <w:proofErr w:type="spellStart"/>
-      <w:r>
-        <w:t>парафина</w:t>
-      </w:r>
-      <w:proofErr w:type="spellEnd"/>
-      <w:r>
-        <w:t xml:space="preserve"> в </w:t>
-      </w:r>
-      <w:proofErr w:type="spellStart"/>
-      <w:r>
-        <w:t>этом</w:t>
-      </w:r>
-      <w:proofErr w:type="spellEnd"/>
-      <w:r>
-        <w:t xml:space="preserve"> </w:t>
-      </w:r>
-      <w:proofErr w:type="spellStart"/>
-      <w:r>
-        <w:t>случае</w:t>
-      </w:r>
-      <w:proofErr w:type="spellEnd"/>
-      <w:r>
-        <w:t xml:space="preserve"> </w:t>
-      </w:r>
-      <w:proofErr w:type="spellStart"/>
-      <w:r>
-        <w:t>будет</w:t>
-      </w:r>
-      <w:proofErr w:type="spellEnd"/>
-      <w:r>
-        <w:t xml:space="preserve"> :</w:t>
+      <w:r>
+        <w:rPr>
+          <w:lang w:val="ru-RU"/>
+        </w:rPr>
+        <w:t xml:space="preserve">Псевдокомпонент парафина может быть частично растворен и/или взвешен в нефтяной фазе в виде частиц и отложен в поровом пространстве. </w:t>
+      </w:r>
+      <w:r>
+        <w:t>Уравнение баланса массы парафина в этом случае будет :</w:t>
       </w:r>
     </w:p>
     <w:p>
@@ -1935,7 +1704,6 @@
         <w:rPr>
           <w:lang w:val="ru-RU"/>
         </w:rPr>
-        <w:lastRenderedPageBreak/>
         <w:t>Уравнения движения фаз представим с помощью закона Дарси в пренебрежении влиянием капиллярных и гравитационных сил:</w:t>
       </w:r>
     </w:p>
@@ -2159,21 +1927,7 @@
         <w:rPr>
           <w:lang w:val="ru-RU"/>
         </w:rPr>
-        <w:t xml:space="preserve">В рамках </w:t>
-      </w:r>
-      <w:proofErr w:type="spellStart"/>
-      <w:r>
-        <w:rPr>
-          <w:lang w:val="ru-RU"/>
-        </w:rPr>
-        <w:t>однотемпературной</w:t>
-      </w:r>
-      <w:proofErr w:type="spellEnd"/>
-      <w:r>
-        <w:rPr>
-          <w:lang w:val="ru-RU"/>
-        </w:rPr>
-        <w:t xml:space="preserve"> термодинамической модели уравнение, описывающее баланс полной энергии всей системы, может быть сформулировано в виде следующего выражения:</w:t>
+        <w:t>В рамках однотемпературной термодинамической модели уравнение, описывающее баланс полной энергии всей системы, может быть сформулировано в виде следующего выражения:</w:t>
       </w:r>
     </w:p>
     <w:p>
@@ -3929,61 +3683,10 @@
         <w:rPr>
           <w:lang w:val="ru-RU"/>
         </w:rPr>
-        <w:t xml:space="preserve">При описании </w:t>
-      </w:r>
-      <w:proofErr w:type="spellStart"/>
-      <w:r>
-        <w:rPr>
-          <w:lang w:val="ru-RU"/>
-        </w:rPr>
-        <w:t>кольматации</w:t>
-      </w:r>
-      <w:proofErr w:type="spellEnd"/>
-      <w:r>
-        <w:rPr>
-          <w:lang w:val="ru-RU"/>
-        </w:rPr>
-        <w:t xml:space="preserve"> пласта частицами парафина, будем рассматривать пористую среду в рамках модели идеального грунта, то есть как систему цилиндрических капилляров разного диаметра, имеющих фиктивные сужения (горла). </w:t>
-      </w:r>
-      <w:proofErr w:type="spellStart"/>
-      <w:r>
-        <w:t>Для</w:t>
-      </w:r>
-      <w:proofErr w:type="spellEnd"/>
-      <w:r>
-        <w:t xml:space="preserve"> </w:t>
-      </w:r>
-      <w:proofErr w:type="spellStart"/>
-      <w:r>
-        <w:t>простоты</w:t>
-      </w:r>
-      <w:proofErr w:type="spellEnd"/>
-      <w:r>
-        <w:t xml:space="preserve"> </w:t>
-      </w:r>
-      <w:proofErr w:type="spellStart"/>
-      <w:r>
-        <w:t>используем</w:t>
-      </w:r>
-      <w:proofErr w:type="spellEnd"/>
-      <w:r>
-        <w:t xml:space="preserve"> </w:t>
-      </w:r>
-      <w:proofErr w:type="spellStart"/>
-      <w:r>
-        <w:t>следующие</w:t>
-      </w:r>
-      <w:proofErr w:type="spellEnd"/>
-      <w:r>
-        <w:t xml:space="preserve"> </w:t>
-      </w:r>
-      <w:proofErr w:type="spellStart"/>
-      <w:r>
-        <w:t>допущения</w:t>
-      </w:r>
-      <w:proofErr w:type="spellEnd"/>
-      <w:r>
-        <w:t>:</w:t>
+        <w:t xml:space="preserve">При описании кольматации пласта частицами парафина, будем рассматривать пористую среду в рамках модели идеального грунта, то есть как систему цилиндрических капилляров разного диаметра, имеющих фиктивные сужения (горла). </w:t>
+      </w:r>
+      <w:r>
+        <w:t>Для простоты используем следующие допущения:</w:t>
       </w:r>
     </w:p>
     <w:p>
@@ -4226,6 +3929,7 @@
         <w:rPr>
           <w:lang w:val="ru-RU"/>
         </w:rPr>
+        <w:lastRenderedPageBreak/>
         <w:t>Доля капилляров, занятых некоторой фазой, пропорциональна насыщенности образца этой фазой.</w:t>
       </w:r>
     </w:p>
@@ -4276,28 +3980,7 @@
         <w:rPr>
           <w:lang w:val="ru-RU"/>
         </w:rPr>
-        <w:t xml:space="preserve">Исходя из экспериментальных данных была получена эмпирическая зависимость для скорости сужения цилиндрического порового канала в однофазном потоке, вызванная </w:t>
-      </w:r>
-      <w:proofErr w:type="spellStart"/>
-      <w:r>
-        <w:rPr>
-          <w:lang w:val="ru-RU"/>
-        </w:rPr>
-        <w:t>кольматацией</w:t>
-      </w:r>
-      <w:proofErr w:type="spellEnd"/>
-      <w:r>
-        <w:rPr>
-          <w:lang w:val="ru-RU"/>
-        </w:rPr>
-        <w:t xml:space="preserve">. По аналогии с однофазным потоком для двухфазного </w:t>
-      </w:r>
-      <w:r>
-        <w:rPr>
-          <w:lang w:val="ru-RU"/>
-        </w:rPr>
-        <w:lastRenderedPageBreak/>
-        <w:t>скорость сужения порового канала в случае оседания частиц парафина в нефти запишется в виде:</w:t>
+        <w:t>Исходя из экспериментальных данных была получена эмпирическая зависимость для скорости сужения цилиндрического порового канала в однофазном потоке, вызванная кольматацией. По аналогии с однофазным потоком для двухфазного скорость сужения порового канала в случае оседания частиц парафина в нефти запишется в виде:</w:t>
       </w:r>
     </w:p>
     <w:p>
@@ -5275,21 +4958,7 @@
         <w:rPr>
           <w:lang w:val="ru-RU"/>
         </w:rPr>
-        <w:t>. Ки</w:t>
-      </w:r>
-      <w:proofErr w:type="spellStart"/>
-      <w:r>
-        <w:rPr>
-          <w:lang w:val="ru-RU"/>
-        </w:rPr>
-        <w:t>нематика</w:t>
-      </w:r>
-      <w:proofErr w:type="spellEnd"/>
-      <w:r>
-        <w:rPr>
-          <w:lang w:val="ru-RU"/>
-        </w:rPr>
-        <w:t xml:space="preserve"> изменения функции распределения пор по размерам во времени будет определяться следующим уравнением:</w:t>
+        <w:t>. Кинематика изменения функции распределения пор по размерам во времени будет определяться следующим уравнением:</w:t>
       </w:r>
     </w:p>
     <w:p>
@@ -5575,21 +5244,7 @@
         <w:rPr>
           <w:lang w:val="ru-RU"/>
         </w:rPr>
-        <w:t xml:space="preserve">В следствии структурных изменений порового пространства, вызванных </w:t>
-      </w:r>
-      <w:proofErr w:type="spellStart"/>
-      <w:r>
-        <w:rPr>
-          <w:lang w:val="ru-RU"/>
-        </w:rPr>
-        <w:t>кольматацией</w:t>
-      </w:r>
-      <w:proofErr w:type="spellEnd"/>
-      <w:r>
-        <w:rPr>
-          <w:lang w:val="ru-RU"/>
-        </w:rPr>
-        <w:t xml:space="preserve"> и блокированием пор, происходит изменение динамической пористости и абсолютной проницаемости пласта. Пусть </w:t>
+        <w:t xml:space="preserve">В следствии структурных изменений порового пространства, вызванных кольматацией и блокированием пор, происходит изменение динамической пористости и абсолютной проницаемости пласта. Пусть </w:t>
       </w:r>
       <m:oMath>
         <m:sSub>
@@ -5809,21 +5464,8 @@
         </w:rPr>
         <w:t xml:space="preserve"> соответственно. </w:t>
       </w:r>
-      <w:proofErr w:type="spellStart"/>
-      <w:r>
-        <w:t>Коэффициент</w:t>
-      </w:r>
-      <w:proofErr w:type="spellEnd"/>
-      <w:r>
-        <w:t xml:space="preserve"> </w:t>
-      </w:r>
-      <w:proofErr w:type="spellStart"/>
-      <w:r>
-        <w:t>пористости</w:t>
-      </w:r>
-      <w:proofErr w:type="spellEnd"/>
-      <w:r>
-        <w:t xml:space="preserve"> </w:t>
+      <w:r>
+        <w:t xml:space="preserve">Коэффициент пористости </w:t>
       </w:r>
       <m:oMath>
         <m:sSub>
@@ -6159,21 +5801,7 @@
         <w:rPr>
           <w:lang w:val="ru-RU"/>
         </w:rPr>
-        <w:t xml:space="preserve"> определим, воспользовавшись моделью параллельных капилляров и законом </w:t>
-      </w:r>
-      <w:proofErr w:type="spellStart"/>
-      <w:r>
-        <w:rPr>
-          <w:lang w:val="ru-RU"/>
-        </w:rPr>
-        <w:t>Пуазейля</w:t>
-      </w:r>
-      <w:proofErr w:type="spellEnd"/>
-      <w:r>
-        <w:rPr>
-          <w:lang w:val="ru-RU"/>
-        </w:rPr>
-        <w:t>:</w:t>
+        <w:t xml:space="preserve"> определим, воспользовавшись моделью параллельных капилляров и законом Пуазейля:</w:t>
       </w:r>
     </w:p>
     <w:p>
@@ -6446,28 +6074,7 @@
         <w:rPr>
           <w:lang w:val="ru-RU"/>
         </w:rPr>
-        <w:t xml:space="preserve">Изменение объема взвешенных частиц парафина в нефти вызвано двумя факторами: оседанием на поверхности пор и блокированием поровых каналов, содержащих нефть. </w:t>
-      </w:r>
-      <w:r>
-        <w:rPr>
-          <w:lang w:val="ru-RU"/>
-        </w:rPr>
-        <w:lastRenderedPageBreak/>
-        <w:t xml:space="preserve">Ввиду вышеуказанных допущений, скорость </w:t>
-      </w:r>
-      <w:proofErr w:type="spellStart"/>
-      <w:r>
-        <w:rPr>
-          <w:lang w:val="ru-RU"/>
-        </w:rPr>
-        <w:t>массообмена</w:t>
-      </w:r>
-      <w:proofErr w:type="spellEnd"/>
-      <w:r>
-        <w:rPr>
-          <w:lang w:val="ru-RU"/>
-        </w:rPr>
-        <w:t xml:space="preserve"> парафина в пористой среде будет равна:</w:t>
+        <w:t>Изменение объема взвешенных частиц парафина в нефти вызвано двумя факторами: оседанием на поверхности пор и блокированием поровых каналов, содержащих нефть. Ввиду вышеуказанных допущений, скорость массообмена парафина в пористой среде будет равна:</w:t>
       </w:r>
     </w:p>
     <w:p>
@@ -7145,21 +6752,7 @@
         <w:rPr>
           <w:lang w:val="ru-RU"/>
         </w:rPr>
-        <w:t xml:space="preserve"> решалось по неявной схеме. Это позволило избежать ограничений на шаг по времени в задаче расчета </w:t>
-      </w:r>
-      <w:proofErr w:type="spellStart"/>
-      <w:r>
-        <w:rPr>
-          <w:lang w:val="ru-RU"/>
-        </w:rPr>
-        <w:t>кольматации</w:t>
-      </w:r>
-      <w:proofErr w:type="spellEnd"/>
-      <w:r>
-        <w:rPr>
-          <w:lang w:val="ru-RU"/>
-        </w:rPr>
-        <w:t xml:space="preserve"> пласта парафином.</w:t>
+        <w:t xml:space="preserve"> решалось по неявной схеме. Это позволило избежать ограничений на шаг по времени в задаче расчета кольматации пласта парафином.</w:t>
       </w:r>
     </w:p>
     <w:p>
@@ -8687,7 +8280,14 @@
         <w:rPr>
           <w:lang w:val="ru-RU"/>
         </w:rPr>
-        <w:t xml:space="preserve"> кг</w:t>
+        <w:t xml:space="preserve"> </w:t>
+      </w:r>
+      <w:r>
+        <w:rPr>
+          <w:lang w:val="ru-RU"/>
+        </w:rPr>
+        <w:lastRenderedPageBreak/>
+        <w:t>кг</w:t>
       </w:r>
       <m:oMath>
         <m:r>
@@ -9845,61 +9445,8 @@
         </w:rPr>
         <w:t xml:space="preserve">. </w:t>
       </w:r>
-      <w:proofErr w:type="spellStart"/>
-      <w:r>
-        <w:t>Температура</w:t>
-      </w:r>
-      <w:proofErr w:type="spellEnd"/>
-      <w:r>
-        <w:t xml:space="preserve"> </w:t>
-      </w:r>
-      <w:proofErr w:type="spellStart"/>
-      <w:r>
-        <w:t>кристаллизации</w:t>
-      </w:r>
-      <w:proofErr w:type="spellEnd"/>
-      <w:r>
-        <w:t xml:space="preserve"> </w:t>
-      </w:r>
-      <w:proofErr w:type="spellStart"/>
-      <w:r>
-        <w:t>парафина</w:t>
-      </w:r>
-      <w:proofErr w:type="spellEnd"/>
-      <w:r>
-        <w:t xml:space="preserve"> </w:t>
-      </w:r>
-      <w:proofErr w:type="spellStart"/>
-      <w:r>
-        <w:t>вычислялась</w:t>
-      </w:r>
-      <w:proofErr w:type="spellEnd"/>
-      <w:r>
-        <w:t xml:space="preserve"> </w:t>
-      </w:r>
-      <w:proofErr w:type="spellStart"/>
-      <w:r>
-        <w:t>по</w:t>
-      </w:r>
-      <w:proofErr w:type="spellEnd"/>
-      <w:r>
-        <w:t xml:space="preserve"> </w:t>
-      </w:r>
-      <w:proofErr w:type="spellStart"/>
-      <w:r>
-        <w:t>следующей</w:t>
-      </w:r>
-      <w:proofErr w:type="spellEnd"/>
-      <w:r>
-        <w:t xml:space="preserve"> </w:t>
-      </w:r>
-      <w:proofErr w:type="spellStart"/>
-      <w:r>
-        <w:t>формуле</w:t>
-      </w:r>
-      <w:proofErr w:type="spellEnd"/>
-      <w:r>
-        <w:t xml:space="preserve"> :</w:t>
+      <w:r>
+        <w:t>Температура кристаллизации парафина вычислялась по следующей формуле :</w:t>
       </w:r>
     </w:p>
     <w:p>
@@ -10454,21 +10001,7 @@
         <w:rPr>
           <w:lang w:val="ru-RU"/>
         </w:rPr>
-        <w:t>. Видно, что из-за снижения проницаемос</w:t>
-      </w:r>
-      <w:proofErr w:type="spellStart"/>
-      <w:r>
-        <w:rPr>
-          <w:lang w:val="ru-RU"/>
-        </w:rPr>
-        <w:t>ти</w:t>
-      </w:r>
-      <w:proofErr w:type="spellEnd"/>
-      <w:r>
-        <w:rPr>
-          <w:lang w:val="ru-RU"/>
-        </w:rPr>
-        <w:t xml:space="preserve"> пласта вследствие сужения и блокирования пор парафином дебит скважины снижается как по нефти, так и по воде (черные сплошные линии). Так же следует отметить, что и в первом, и во втором случае с момента времени </w:t>
+        <w:t xml:space="preserve">. Видно, что из-за снижения проницаемости пласта вследствие сужения и блокирования пор парафином дебит скважины снижается как по нефти, так и по воде (черные сплошные линии). Так же следует отметить, что и в первом, и во втором случае с момента времени </w:t>
       </w:r>
       <m:oMath>
         <m:r>
@@ -10603,47 +10136,7 @@
               <w:jc w:val="both"/>
             </w:pPr>
             <w:r>
-              <w:t xml:space="preserve">image </w:t>
-            </w:r>
-            <w:proofErr w:type="spellStart"/>
-            <w:r>
-              <w:t>Дебеты</w:t>
-            </w:r>
-            <w:proofErr w:type="spellEnd"/>
-            <w:r>
-              <w:t xml:space="preserve"> </w:t>
-            </w:r>
-            <w:proofErr w:type="spellStart"/>
-            <w:r>
-              <w:t>воды</w:t>
-            </w:r>
-            <w:proofErr w:type="spellEnd"/>
-            <w:r>
-              <w:t xml:space="preserve"> и </w:t>
-            </w:r>
-            <w:proofErr w:type="spellStart"/>
-            <w:r>
-              <w:t>нефти</w:t>
-            </w:r>
-            <w:proofErr w:type="spellEnd"/>
-            <w:r>
-              <w:t xml:space="preserve"> </w:t>
-            </w:r>
-            <w:proofErr w:type="spellStart"/>
-            <w:r>
-              <w:t>добывающей</w:t>
-            </w:r>
-            <w:proofErr w:type="spellEnd"/>
-            <w:r>
-              <w:t xml:space="preserve"> </w:t>
-            </w:r>
-            <w:proofErr w:type="spellStart"/>
-            <w:r>
-              <w:t>скважины</w:t>
-            </w:r>
-            <w:proofErr w:type="spellEnd"/>
-            <w:r>
-              <w:t xml:space="preserve"> Rates of water and oil from the producing well </w:t>
+              <w:t xml:space="preserve">image Дебеты воды и нефти добывающей скважины Rates of water and oil from the producing well </w:t>
             </w:r>
             <w:bookmarkStart w:id="7" w:name="fig:1"/>
             <w:bookmarkEnd w:id="7"/>
@@ -10658,55 +10151,7 @@
               <w:jc w:val="both"/>
             </w:pPr>
             <w:r>
-              <w:t xml:space="preserve">image </w:t>
-            </w:r>
-            <w:proofErr w:type="spellStart"/>
-            <w:r>
-              <w:t>Накопленные</w:t>
-            </w:r>
-            <w:proofErr w:type="spellEnd"/>
-            <w:r>
-              <w:t xml:space="preserve"> </w:t>
-            </w:r>
-            <w:proofErr w:type="spellStart"/>
-            <w:r>
-              <w:t>дебеты</w:t>
-            </w:r>
-            <w:proofErr w:type="spellEnd"/>
-            <w:r>
-              <w:t xml:space="preserve"> </w:t>
-            </w:r>
-            <w:proofErr w:type="spellStart"/>
-            <w:r>
-              <w:t>воды</w:t>
-            </w:r>
-            <w:proofErr w:type="spellEnd"/>
-            <w:r>
-              <w:t xml:space="preserve"> и </w:t>
-            </w:r>
-            <w:proofErr w:type="spellStart"/>
-            <w:r>
-              <w:t>нефти</w:t>
-            </w:r>
-            <w:proofErr w:type="spellEnd"/>
-            <w:r>
-              <w:t xml:space="preserve"> </w:t>
-            </w:r>
-            <w:proofErr w:type="spellStart"/>
-            <w:r>
-              <w:t>добывающей</w:t>
-            </w:r>
-            <w:proofErr w:type="spellEnd"/>
-            <w:r>
-              <w:t xml:space="preserve"> </w:t>
-            </w:r>
-            <w:proofErr w:type="spellStart"/>
-            <w:r>
-              <w:t>скважины</w:t>
-            </w:r>
-            <w:proofErr w:type="spellEnd"/>
-            <w:r>
-              <w:t xml:space="preserve"> Accumulated rates of water and oil from the producing well </w:t>
+              <w:t xml:space="preserve">image Накопленные дебеты воды и нефти добывающей скважины Accumulated rates of water and oil from the producing well </w:t>
             </w:r>
             <w:bookmarkStart w:id="8" w:name="fig:2"/>
             <w:bookmarkEnd w:id="8"/>
@@ -10806,21 +10251,14 @@
         <w:rPr>
           <w:lang w:val="ru-RU"/>
         </w:rPr>
-        <w:t xml:space="preserve">) практически совпадают, что объясняется двумя причинами. Во-первых, высокой обводненностью </w:t>
-      </w:r>
-      <w:proofErr w:type="spellStart"/>
-      <w:r>
-        <w:rPr>
-          <w:lang w:val="ru-RU"/>
-        </w:rPr>
-        <w:t>прискважинной</w:t>
-      </w:r>
-      <w:proofErr w:type="spellEnd"/>
-      <w:r>
-        <w:rPr>
-          <w:lang w:val="ru-RU"/>
-        </w:rPr>
-        <w:t xml:space="preserve"> зоны и, следовательно, малой концентрацией кристаллизованного парафина, способного изменить ФЕС. Во-вторых, тем, что пластовая температура вблизи нагнетательной скважины только начала достигать температуры кристаллизации парафина, которая вычисляется по формуле </w:t>
+        <w:t xml:space="preserve">) практически совпадают, что объясняется двумя причинами. Во-первых, высокой обводненностью прискважинной зоны и, следовательно, малой концентрацией кристаллизованного парафина, способного изменить ФЕС. Во-вторых, тем, что пластовая температура вблизи нагнетательной скважины только начала </w:t>
+      </w:r>
+      <w:r>
+        <w:rPr>
+          <w:lang w:val="ru-RU"/>
+        </w:rPr>
+        <w:lastRenderedPageBreak/>
+        <w:t xml:space="preserve">достигать температуры кристаллизации парафина, которая вычисляется по формуле </w:t>
       </w:r>
       <w:hyperlink w:anchor="eq13">
         <w:r>
@@ -10908,39 +10346,7 @@
               <w:jc w:val="both"/>
             </w:pPr>
             <w:r>
-              <w:t xml:space="preserve">image </w:t>
-            </w:r>
-            <w:proofErr w:type="spellStart"/>
-            <w:r>
-              <w:t>Поле</w:t>
-            </w:r>
-            <w:proofErr w:type="spellEnd"/>
-            <w:r>
-              <w:t xml:space="preserve"> </w:t>
-            </w:r>
-            <w:proofErr w:type="spellStart"/>
-            <w:r>
-              <w:t>температуры</w:t>
-            </w:r>
-            <w:proofErr w:type="spellEnd"/>
-            <w:r>
-              <w:t xml:space="preserve"> в </w:t>
-            </w:r>
-            <w:proofErr w:type="spellStart"/>
-            <w:r>
-              <w:t>момент</w:t>
-            </w:r>
-            <w:proofErr w:type="spellEnd"/>
-            <w:r>
-              <w:t xml:space="preserve"> </w:t>
-            </w:r>
-            <w:proofErr w:type="spellStart"/>
-            <w:r>
-              <w:t>времени</w:t>
-            </w:r>
-            <w:proofErr w:type="spellEnd"/>
-            <w:r>
-              <w:t xml:space="preserve"> </w:t>
+              <w:t xml:space="preserve">image Поле температуры в момент времени </w:t>
             </w:r>
             <m:oMath>
               <m:r>
@@ -11007,39 +10413,7 @@
               <w:jc w:val="both"/>
             </w:pPr>
             <w:r>
-              <w:t xml:space="preserve">image </w:t>
-            </w:r>
-            <w:proofErr w:type="spellStart"/>
-            <w:r>
-              <w:t>Поле</w:t>
-            </w:r>
-            <w:proofErr w:type="spellEnd"/>
-            <w:r>
-              <w:t xml:space="preserve"> </w:t>
-            </w:r>
-            <w:proofErr w:type="spellStart"/>
-            <w:r>
-              <w:t>температуры</w:t>
-            </w:r>
-            <w:proofErr w:type="spellEnd"/>
-            <w:r>
-              <w:t xml:space="preserve"> в </w:t>
-            </w:r>
-            <w:proofErr w:type="spellStart"/>
-            <w:r>
-              <w:t>момент</w:t>
-            </w:r>
-            <w:proofErr w:type="spellEnd"/>
-            <w:r>
-              <w:t xml:space="preserve"> </w:t>
-            </w:r>
-            <w:proofErr w:type="spellStart"/>
-            <w:r>
-              <w:t>времени</w:t>
-            </w:r>
-            <w:proofErr w:type="spellEnd"/>
-            <w:r>
-              <w:t xml:space="preserve"> </w:t>
+              <w:t xml:space="preserve">image Поле температуры в момент времени </w:t>
             </w:r>
             <m:oMath>
               <m:r>
@@ -11111,7 +10485,6 @@
         <w:rPr>
           <w:lang w:val="ru-RU"/>
         </w:rPr>
-        <w:lastRenderedPageBreak/>
         <w:t>Также следует отметить, что в связи с осаждением парафина из нефти в пласте не только увеличивается время разработки залежи, но и снижается коэффициент извлечения нефти: первом случае конечное время разработки составило 2100 суток и КИН=0.5098, а во втором - конечное время 1835 суток и КИН=0.5138.</w:t>
       </w:r>
     </w:p>
@@ -11150,63 +10523,7 @@
         <w:rPr>
           <w:lang w:val="ru-RU"/>
         </w:rPr>
-        <w:t xml:space="preserve">Разработанная математическая модель, основанная на функции распределения пор по размерам и термодинамическом описании фазовых переходов, демонстрирует возможность прогнозирования изменений ФЕС пористой среды при изменении термобарических условий фильтрации. Численные эксперименты подтверждают, что наличие растворенных парафинов в нефти при </w:t>
-      </w:r>
-      <w:proofErr w:type="spellStart"/>
-      <w:r>
-        <w:rPr>
-          <w:lang w:val="ru-RU"/>
-        </w:rPr>
-        <w:t>заводнении</w:t>
-      </w:r>
-      <w:proofErr w:type="spellEnd"/>
-      <w:r>
-        <w:rPr>
-          <w:lang w:val="ru-RU"/>
-        </w:rPr>
-        <w:t xml:space="preserve"> пластов холодной водой приводит к замедлению разработки месторождения и снижению коэффициента извлечения нефти, что обусловлено </w:t>
-      </w:r>
-      <w:proofErr w:type="spellStart"/>
-      <w:r>
-        <w:rPr>
-          <w:lang w:val="ru-RU"/>
-        </w:rPr>
-        <w:t>кольматацией</w:t>
-      </w:r>
-      <w:proofErr w:type="spellEnd"/>
-      <w:r>
-        <w:rPr>
-          <w:lang w:val="ru-RU"/>
-        </w:rPr>
-        <w:t xml:space="preserve"> порового пространства частицами парафина. Анализ дебитов показывает, что снижение продуктивности добывающих скважин в присутствии парафинов усиливается комбинированным воздействием роста вязкости флюидов при низких температурах и деградацией проницаемости пласта. Температурные поля указывают зависимость между зонами сниженной температуры и ухудшением фильтрационных характеристик, проявляющуюся в замедлении продвижения температурного фронта. Результаты подтверждают двойной негативный эффект низкотемпературного </w:t>
-      </w:r>
-      <w:proofErr w:type="spellStart"/>
-      <w:r>
-        <w:rPr>
-          <w:lang w:val="ru-RU"/>
-        </w:rPr>
-        <w:t>заводнения</w:t>
-      </w:r>
-      <w:proofErr w:type="spellEnd"/>
-      <w:r>
-        <w:rPr>
-          <w:lang w:val="ru-RU"/>
-        </w:rPr>
-        <w:t xml:space="preserve">: </w:t>
-      </w:r>
-      <w:proofErr w:type="spellStart"/>
-      <w:r>
-        <w:rPr>
-          <w:lang w:val="ru-RU"/>
-        </w:rPr>
-        <w:t>термовязкостное</w:t>
-      </w:r>
-      <w:proofErr w:type="spellEnd"/>
-      <w:r>
-        <w:rPr>
-          <w:lang w:val="ru-RU"/>
-        </w:rPr>
-        <w:t xml:space="preserve"> сопротивление и механическая блокировка поровых каналов, что требует применения соответствующих методов интенсификации добычи. Перспективы развития модели связаны с интеграцией механизмов суффозии парафиновых частиц, более детальным учетом состава нефти, учет поступления тепла через кровлю и подошву пласта и адаптацией параметров модели на основе промысловых данных.</w:t>
+        <w:t>Разработанная математическая модель, основанная на функции распределения пор по размерам и термодинамическом описании фазовых переходов, демонстрирует возможность прогнозирования изменений ФЕС пористой среды при изменении термобарических условий фильтрации. Численные эксперименты подтверждают, что наличие растворенных парафинов в нефти при заводнении пластов холодной водой приводит к замедлению разработки месторождения и снижению коэффициента извлечения нефти, что обусловлено кольматацией порового пространства частицами парафина. Анализ дебитов показывает, что снижение продуктивности добывающих скважин в присутствии парафинов усиливается комбинированным воздействием роста вязкости флюидов при низких температурах и деградацией проницаемости пласта. Температурные поля указывают зависимость между зонами сниженной температуры и ухудшением фильтрационных характеристик, проявляющуюся в замедлении продвижения температурного фронта. Результаты подтверждают двойной негативный эффект низкотемпературного заводнения: термовязкостное сопротивление и механическая блокировка поровых каналов, что требует применения соответствующих методов интенсификации добычи. Перспективы развития модели связаны с интеграцией механизмов суффозии парафиновых частиц, более детальным учетом состава нефти, учет поступления тепла через кровлю и подошву пласта и адаптацией параметров модели на основе промысловых данных.</w:t>
       </w:r>
     </w:p>
     <w:p>
@@ -11258,37 +10575,8 @@
         </w:rPr>
         <w:t xml:space="preserve"> Математическое моделирование гидродинамических процессов разработки месторождений углеводородов. </w:t>
       </w:r>
-      <w:proofErr w:type="spellStart"/>
-      <w:r>
-        <w:t>Ижевск</w:t>
-      </w:r>
-      <w:proofErr w:type="spellEnd"/>
-      <w:r>
-        <w:t xml:space="preserve">. </w:t>
-      </w:r>
-      <w:proofErr w:type="spellStart"/>
-      <w:r>
-        <w:t>Институт</w:t>
-      </w:r>
-      <w:proofErr w:type="spellEnd"/>
-      <w:r>
-        <w:t xml:space="preserve"> </w:t>
-      </w:r>
-      <w:proofErr w:type="spellStart"/>
-      <w:r>
-        <w:t>компьютерных</w:t>
-      </w:r>
-      <w:proofErr w:type="spellEnd"/>
-      <w:r>
-        <w:t xml:space="preserve"> </w:t>
-      </w:r>
-      <w:proofErr w:type="spellStart"/>
-      <w:r>
-        <w:t>исследований</w:t>
-      </w:r>
-      <w:proofErr w:type="spellEnd"/>
-      <w:r>
-        <w:t>, 2003, 26 с.</w:t>
+      <w:r>
+        <w:t>Ижевск. Институт компьютерных исследований, 2003, 26 с.</w:t>
       </w:r>
     </w:p>
     <w:p>
@@ -11296,21 +10584,12 @@
         <w:pStyle w:val="a0"/>
         <w:jc w:val="both"/>
       </w:pPr>
-      <w:proofErr w:type="spellStart"/>
       <w:r>
         <w:rPr>
           <w:i/>
           <w:iCs/>
         </w:rPr>
-        <w:t>Mozes</w:t>
-      </w:r>
-      <w:proofErr w:type="spellEnd"/>
-      <w:r>
-        <w:rPr>
-          <w:i/>
-          <w:iCs/>
-        </w:rPr>
-        <w:t>, G. Y.</w:t>
+        <w:t>Mozes, G. Y.</w:t>
       </w:r>
       <w:r>
         <w:t xml:space="preserve"> Paraffin products: Properties, technology, applications. New York, Elsevier Scientific Publishing (1982).</w:t>
@@ -11321,53 +10600,13 @@
         <w:pStyle w:val="a0"/>
         <w:jc w:val="both"/>
       </w:pPr>
-      <w:proofErr w:type="spellStart"/>
       <w:r>
         <w:rPr>
           <w:i/>
           <w:iCs/>
         </w:rPr>
-        <w:t>Sandyga</w:t>
-      </w:r>
-      <w:proofErr w:type="spellEnd"/>
-      <w:r>
-        <w:rPr>
-          <w:i/>
-          <w:iCs/>
-        </w:rPr>
-        <w:t xml:space="preserve"> M. S., </w:t>
-      </w:r>
-      <w:proofErr w:type="spellStart"/>
-      <w:r>
-        <w:rPr>
-          <w:i/>
-          <w:iCs/>
-        </w:rPr>
-        <w:t>Struchkov</w:t>
-      </w:r>
-      <w:proofErr w:type="spellEnd"/>
-      <w:r>
-        <w:rPr>
-          <w:i/>
-          <w:iCs/>
-        </w:rPr>
-        <w:t xml:space="preserve"> I. A., and </w:t>
-      </w:r>
-      <w:proofErr w:type="spellStart"/>
-      <w:r>
-        <w:rPr>
-          <w:i/>
-          <w:iCs/>
-        </w:rPr>
-        <w:t>Rogachev</w:t>
-      </w:r>
-      <w:proofErr w:type="spellEnd"/>
-      <w:r>
-        <w:rPr>
-          <w:i/>
-          <w:iCs/>
-        </w:rPr>
-        <w:t xml:space="preserve"> M. K.</w:t>
+        <w:lastRenderedPageBreak/>
+        <w:t>Sandyga M. S., Struchkov I. A., and Rogachev M. K.</w:t>
       </w:r>
       <w:r>
         <w:t xml:space="preserve"> Formation damage induced by wax deposition: laboratory investigations and modeling. J. Petroleum Exploration and Production Technology (10) 2541–2558 (2020)</w:t>
@@ -11378,64 +10617,15 @@
         <w:pStyle w:val="a0"/>
         <w:jc w:val="both"/>
       </w:pPr>
-      <w:proofErr w:type="spellStart"/>
       <w:r>
         <w:rPr>
           <w:i/>
           <w:iCs/>
         </w:rPr>
-        <w:t>Nikiforov</w:t>
-      </w:r>
-      <w:proofErr w:type="spellEnd"/>
-      <w:r>
-        <w:rPr>
-          <w:i/>
-          <w:iCs/>
-        </w:rPr>
-        <w:t xml:space="preserve">, A.I., </w:t>
-      </w:r>
-      <w:proofErr w:type="spellStart"/>
-      <w:r>
-        <w:rPr>
-          <w:i/>
-          <w:iCs/>
-        </w:rPr>
-        <w:t>Sadovnikov</w:t>
-      </w:r>
-      <w:proofErr w:type="spellEnd"/>
-      <w:r>
-        <w:rPr>
-          <w:i/>
-          <w:iCs/>
-        </w:rPr>
-        <w:t xml:space="preserve">, R.V. &amp; </w:t>
-      </w:r>
-      <w:proofErr w:type="spellStart"/>
-      <w:r>
-        <w:rPr>
-          <w:i/>
-          <w:iCs/>
-        </w:rPr>
-        <w:t>Nikiforov</w:t>
-      </w:r>
-      <w:proofErr w:type="spellEnd"/>
-      <w:r>
-        <w:rPr>
-          <w:i/>
-          <w:iCs/>
-        </w:rPr>
-        <w:t>, G.A.</w:t>
-      </w:r>
-      <w:r>
-        <w:t xml:space="preserve"> Modeling of Paraffin Deposition During Oil Production by Cold Water Injection. </w:t>
-      </w:r>
-      <w:proofErr w:type="spellStart"/>
-      <w:r>
-        <w:t>Lobachevskii</w:t>
-      </w:r>
-      <w:proofErr w:type="spellEnd"/>
-      <w:r>
-        <w:t xml:space="preserve"> J Math 43, 1178–1183 (2022).</w:t>
+        <w:t>Nikiforov, A.I., Sadovnikov, R.V. &amp; Nikiforov, G.A.</w:t>
+      </w:r>
+      <w:r>
+        <w:t xml:space="preserve"> Modeling of Paraffin Deposition During Oil Production by Cold Water Injection. Lobachevskii J Math 43, 1178–1183 (2022).</w:t>
       </w:r>
     </w:p>
     <w:p>
@@ -11448,34 +10638,10 @@
           <w:i/>
           <w:iCs/>
         </w:rPr>
-        <w:t xml:space="preserve">Wang Sh., </w:t>
-      </w:r>
-      <w:proofErr w:type="spellStart"/>
-      <w:r>
-        <w:rPr>
-          <w:i/>
-          <w:iCs/>
-        </w:rPr>
-        <w:t>Civan</w:t>
-      </w:r>
-      <w:proofErr w:type="spellEnd"/>
-      <w:r>
-        <w:rPr>
-          <w:i/>
-          <w:iCs/>
-        </w:rPr>
-        <w:t xml:space="preserve"> F.</w:t>
-      </w:r>
-      <w:r>
-        <w:t xml:space="preserve"> Modeling Formation Damage by Asphaltene Deposition During Primary Oil Recovery. J. Energy </w:t>
-      </w:r>
-      <w:proofErr w:type="spellStart"/>
-      <w:r>
-        <w:t>Resour</w:t>
-      </w:r>
-      <w:proofErr w:type="spellEnd"/>
-      <w:r>
-        <w:t>. Technol. 127 (4), 310–317 (2005)</w:t>
+        <w:t>Wang Sh., Civan F.</w:t>
+      </w:r>
+      <w:r>
+        <w:t xml:space="preserve"> Modeling Formation Damage by Asphaltene Deposition During Primary Oil Recovery. J. Energy Resour. Technol. 127 (4), 310–317 (2005)</w:t>
       </w:r>
     </w:p>
     <w:p>
@@ -11488,34 +10654,10 @@
           <w:i/>
           <w:iCs/>
         </w:rPr>
-        <w:t xml:space="preserve">Wang Sh., </w:t>
-      </w:r>
-      <w:proofErr w:type="spellStart"/>
-      <w:r>
-        <w:rPr>
-          <w:i/>
-          <w:iCs/>
-        </w:rPr>
-        <w:t>Civan</w:t>
-      </w:r>
-      <w:proofErr w:type="spellEnd"/>
-      <w:r>
-        <w:rPr>
-          <w:i/>
-          <w:iCs/>
-        </w:rPr>
-        <w:t xml:space="preserve"> F.</w:t>
-      </w:r>
-      <w:r>
-        <w:t xml:space="preserve"> Model-Assisted Analysis of Simultaneous Paraffin and Asphaltene Deposition in Laboratory Core Tests. J. Energy </w:t>
-      </w:r>
-      <w:proofErr w:type="spellStart"/>
-      <w:r>
-        <w:t>Resour</w:t>
-      </w:r>
-      <w:proofErr w:type="spellEnd"/>
-      <w:r>
-        <w:t>. Technol., 127 (4), 318-322 (2005)</w:t>
+        <w:t>Wang Sh., Civan F.</w:t>
+      </w:r>
+      <w:r>
+        <w:t xml:space="preserve"> Model-Assisted Analysis of Simultaneous Paraffin and Asphaltene Deposition in Laboratory Core Tests. J. Energy Resour. Technol., 127 (4), 318-322 (2005)</w:t>
       </w:r>
     </w:p>
     <w:p>
@@ -11528,24 +10670,7 @@
           <w:i/>
           <w:iCs/>
         </w:rPr>
-        <w:lastRenderedPageBreak/>
-        <w:t xml:space="preserve">Weingarten J.S., </w:t>
-      </w:r>
-      <w:proofErr w:type="spellStart"/>
-      <w:r>
-        <w:rPr>
-          <w:i/>
-          <w:iCs/>
-        </w:rPr>
-        <w:t>Euchner</w:t>
-      </w:r>
-      <w:proofErr w:type="spellEnd"/>
-      <w:r>
-        <w:rPr>
-          <w:i/>
-          <w:iCs/>
-        </w:rPr>
-        <w:t xml:space="preserve"> J.A.</w:t>
+        <w:t>Weingarten J.S., Euchner J.A.</w:t>
       </w:r>
       <w:r>
         <w:t xml:space="preserve"> Methods for Predicting Wax Precipitation and Deposition. SPE Production Engineering, 121-126 (Feb. 1988)</w:t>
@@ -11561,39 +10686,7 @@
           <w:i/>
           <w:iCs/>
         </w:rPr>
-        <w:t xml:space="preserve">Ring J.N., </w:t>
-      </w:r>
-      <w:proofErr w:type="spellStart"/>
-      <w:r>
-        <w:rPr>
-          <w:i/>
-          <w:iCs/>
-        </w:rPr>
-        <w:t>Wattenbarger</w:t>
-      </w:r>
-      <w:proofErr w:type="spellEnd"/>
-      <w:r>
-        <w:rPr>
-          <w:i/>
-          <w:iCs/>
-        </w:rPr>
-        <w:t xml:space="preserve"> R.A., Keating J.F., and </w:t>
-      </w:r>
-      <w:proofErr w:type="spellStart"/>
-      <w:r>
-        <w:rPr>
-          <w:i/>
-          <w:iCs/>
-        </w:rPr>
-        <w:t>Peddlbhotla</w:t>
-      </w:r>
-      <w:proofErr w:type="spellEnd"/>
-      <w:r>
-        <w:rPr>
-          <w:i/>
-          <w:iCs/>
-        </w:rPr>
-        <w:t xml:space="preserve"> S.</w:t>
+        <w:t>Ring J.N., Wattenbarger R.A., Keating J.F., and Peddlbhotla S.</w:t>
       </w:r>
       <w:r>
         <w:t xml:space="preserve"> Simulation of Paraffin Deposition in Reservoirs. SPE Production &amp; Facilities 36–42 (Feb. 1994)</w:t>
@@ -11604,37 +10697,12 @@
         <w:pStyle w:val="a0"/>
         <w:jc w:val="both"/>
       </w:pPr>
-      <w:proofErr w:type="spellStart"/>
       <w:r>
         <w:rPr>
           <w:i/>
           <w:iCs/>
         </w:rPr>
-        <w:t>Adeyanju</w:t>
-      </w:r>
-      <w:proofErr w:type="spellEnd"/>
-      <w:r>
-        <w:rPr>
-          <w:i/>
-          <w:iCs/>
-        </w:rPr>
-        <w:t xml:space="preserve"> O.A. and </w:t>
-      </w:r>
-      <w:proofErr w:type="spellStart"/>
-      <w:r>
-        <w:rPr>
-          <w:i/>
-          <w:iCs/>
-        </w:rPr>
-        <w:t>Oyekunle</w:t>
-      </w:r>
-      <w:proofErr w:type="spellEnd"/>
-      <w:r>
-        <w:rPr>
-          <w:i/>
-          <w:iCs/>
-        </w:rPr>
-        <w:t xml:space="preserve"> L.O.</w:t>
+        <w:t>Adeyanju O.A. and Oyekunle L.O.</w:t>
       </w:r>
       <w:r>
         <w:t xml:space="preserve"> Simulation of paraffin deposition in petroleum reservoirs. ASPES 2 (3), 1-18 (2010)</w:t>
@@ -11645,88 +10713,15 @@
         <w:pStyle w:val="a0"/>
         <w:jc w:val="both"/>
       </w:pPr>
-      <w:proofErr w:type="spellStart"/>
       <w:r>
         <w:rPr>
           <w:i/>
           <w:iCs/>
         </w:rPr>
-        <w:t>Kozeny</w:t>
-      </w:r>
-      <w:proofErr w:type="spellEnd"/>
-      <w:r>
-        <w:rPr>
-          <w:i/>
-          <w:iCs/>
-        </w:rPr>
-        <w:t>, J.</w:t>
-      </w:r>
-      <w:r>
-        <w:t xml:space="preserve"> </w:t>
-      </w:r>
-      <w:proofErr w:type="spellStart"/>
-      <w:r>
-        <w:t>Ueber</w:t>
-      </w:r>
-      <w:proofErr w:type="spellEnd"/>
-      <w:r>
-        <w:t xml:space="preserve"> </w:t>
-      </w:r>
-      <w:proofErr w:type="spellStart"/>
-      <w:r>
-        <w:t>kapillare</w:t>
-      </w:r>
-      <w:proofErr w:type="spellEnd"/>
-      <w:r>
-        <w:t xml:space="preserve"> </w:t>
-      </w:r>
-      <w:proofErr w:type="spellStart"/>
-      <w:r>
-        <w:t>Leitung</w:t>
-      </w:r>
-      <w:proofErr w:type="spellEnd"/>
-      <w:r>
-        <w:t xml:space="preserve"> des </w:t>
-      </w:r>
-      <w:proofErr w:type="spellStart"/>
-      <w:r>
-        <w:t>Wassers</w:t>
-      </w:r>
-      <w:proofErr w:type="spellEnd"/>
-      <w:r>
-        <w:t xml:space="preserve"> </w:t>
-      </w:r>
-      <w:proofErr w:type="spellStart"/>
-      <w:r>
-        <w:t>im</w:t>
-      </w:r>
-      <w:proofErr w:type="spellEnd"/>
-      <w:r>
-        <w:t xml:space="preserve"> Boden. </w:t>
-      </w:r>
-      <w:proofErr w:type="spellStart"/>
-      <w:r>
-        <w:t>Sitzungsber</w:t>
-      </w:r>
-      <w:proofErr w:type="spellEnd"/>
-      <w:r>
-        <w:t xml:space="preserve"> </w:t>
-      </w:r>
-      <w:proofErr w:type="spellStart"/>
-      <w:r>
-        <w:t>Akad</w:t>
-      </w:r>
-      <w:proofErr w:type="spellEnd"/>
-      <w:r>
-        <w:t xml:space="preserve">. </w:t>
-      </w:r>
-      <w:proofErr w:type="spellStart"/>
-      <w:r>
-        <w:t>Wiss</w:t>
-      </w:r>
-      <w:proofErr w:type="spellEnd"/>
-      <w:r>
-        <w:t>., Wien 136 (2a), 271-306 (1927)</w:t>
+        <w:t>Kozeny, J.</w:t>
+      </w:r>
+      <w:r>
+        <w:t xml:space="preserve"> Ueber kapillare Leitung des Wassers im Boden. Sitzungsber Akad. Wiss., Wien 136 (2a), 271-306 (1927)</w:t>
       </w:r>
     </w:p>
     <w:p>
@@ -11734,37 +10729,12 @@
         <w:pStyle w:val="a0"/>
         <w:jc w:val="both"/>
       </w:pPr>
-      <w:proofErr w:type="spellStart"/>
       <w:r>
         <w:rPr>
           <w:i/>
           <w:iCs/>
         </w:rPr>
-        <w:t>Nikiforov</w:t>
-      </w:r>
-      <w:proofErr w:type="spellEnd"/>
-      <w:r>
-        <w:rPr>
-          <w:i/>
-          <w:iCs/>
-        </w:rPr>
-        <w:t xml:space="preserve"> A. I., </w:t>
-      </w:r>
-      <w:proofErr w:type="spellStart"/>
-      <w:r>
-        <w:rPr>
-          <w:i/>
-          <w:iCs/>
-        </w:rPr>
-        <w:t>Zakirov</w:t>
-      </w:r>
-      <w:proofErr w:type="spellEnd"/>
-      <w:r>
-        <w:rPr>
-          <w:i/>
-          <w:iCs/>
-        </w:rPr>
-        <w:t xml:space="preserve"> T. R. and Nikiforov1 G. A.</w:t>
+        <w:t>Nikiforov A. I., Zakirov T. R. and Nikiforov1 G. A.</w:t>
       </w:r>
       <w:r>
         <w:t xml:space="preserve"> Model for Treatment of Oil Reservoirs with Polymer-Dispersed Systems. Chem Tech Fuels Oils 51 (1), 105–112 (2015)</w:t>
@@ -11845,25 +10815,7 @@
           <w:iCs/>
           <w:lang w:val="ru-RU"/>
         </w:rPr>
-        <w:t xml:space="preserve">Никифоров А.И., </w:t>
-      </w:r>
-      <w:proofErr w:type="spellStart"/>
-      <w:r>
-        <w:rPr>
-          <w:i/>
-          <w:iCs/>
-          <w:lang w:val="ru-RU"/>
-        </w:rPr>
-        <w:t>Никаньшин</w:t>
-      </w:r>
-      <w:proofErr w:type="spellEnd"/>
-      <w:r>
-        <w:rPr>
-          <w:i/>
-          <w:iCs/>
-          <w:lang w:val="ru-RU"/>
-        </w:rPr>
-        <w:t xml:space="preserve"> Д.П.</w:t>
+        <w:t>Никифоров А.И., Никаньшин Д.П.</w:t>
       </w:r>
       <w:r>
         <w:rPr>
@@ -11882,98 +10834,11 @@
           <w:i/>
           <w:iCs/>
         </w:rPr>
-        <w:t xml:space="preserve">S. A. Mousavi </w:t>
-      </w:r>
-      <w:proofErr w:type="spellStart"/>
-      <w:r>
-        <w:rPr>
-          <w:i/>
-          <w:iCs/>
-        </w:rPr>
-        <w:t>Dehghani</w:t>
-      </w:r>
-      <w:proofErr w:type="spellEnd"/>
-      <w:r>
-        <w:rPr>
-          <w:i/>
-          <w:iCs/>
-        </w:rPr>
-        <w:t xml:space="preserve">, M. </w:t>
-      </w:r>
-      <w:proofErr w:type="spellStart"/>
-      <w:r>
-        <w:rPr>
-          <w:i/>
-          <w:iCs/>
-        </w:rPr>
-        <w:t>Vafaie</w:t>
-      </w:r>
-      <w:proofErr w:type="spellEnd"/>
-      <w:r>
-        <w:rPr>
-          <w:i/>
-          <w:iCs/>
-        </w:rPr>
-        <w:t xml:space="preserve"> </w:t>
-      </w:r>
-      <w:proofErr w:type="spellStart"/>
-      <w:proofErr w:type="gramStart"/>
-      <w:r>
-        <w:rPr>
-          <w:i/>
-          <w:iCs/>
-        </w:rPr>
-        <w:t>Sefti</w:t>
-      </w:r>
-      <w:proofErr w:type="spellEnd"/>
-      <w:r>
-        <w:rPr>
-          <w:i/>
-          <w:iCs/>
-        </w:rPr>
-        <w:t xml:space="preserve"> ,</w:t>
-      </w:r>
-      <w:proofErr w:type="gramEnd"/>
-      <w:r>
-        <w:rPr>
-          <w:i/>
-          <w:iCs/>
-        </w:rPr>
-        <w:t xml:space="preserve"> H. </w:t>
-      </w:r>
-      <w:proofErr w:type="spellStart"/>
-      <w:r>
-        <w:rPr>
-          <w:i/>
-          <w:iCs/>
-        </w:rPr>
-        <w:t>Mehdizadeh</w:t>
-      </w:r>
-      <w:proofErr w:type="spellEnd"/>
-      <w:r>
-        <w:rPr>
-          <w:i/>
-          <w:iCs/>
-        </w:rPr>
-        <w:t xml:space="preserve"> and H. </w:t>
-      </w:r>
-      <w:proofErr w:type="spellStart"/>
-      <w:r>
-        <w:rPr>
-          <w:i/>
-          <w:iCs/>
-        </w:rPr>
-        <w:t>Shirkhanloo</w:t>
-      </w:r>
-      <w:proofErr w:type="spellEnd"/>
-      <w:r>
-        <w:t xml:space="preserve"> Solid Phase Equation of State Application for Wax Formation Prediction in Petroleum Mixtures Iranian Journal of Chemical Engineering Vol. 5, No. 2 (Spring), 2008, </w:t>
-      </w:r>
-      <w:proofErr w:type="spellStart"/>
-      <w:r>
-        <w:t>IAChE</w:t>
-      </w:r>
-      <w:proofErr w:type="spellEnd"/>
+        <w:t>S. A. Mousavi Dehghani, M. Vafaie Sefti , H. Mehdizadeh and H. Shirkhanloo</w:t>
+      </w:r>
+      <w:r>
+        <w:t xml:space="preserve"> Solid Phase Equation of State Application for Wax Formation Prediction in Petroleum Mixtures Iranian Journal of Chemical Engineering Vol. 5, No. 2 (Spring), 2008, IAChE</w:t>
+      </w:r>
     </w:p>
     <w:p>
       <w:pPr>
@@ -11994,37 +10859,8 @@
         </w:rPr>
         <w:t xml:space="preserve"> Двухфазная многокомпонентная фильтрация в нефтяных пластах сложной структуры. </w:t>
       </w:r>
-      <w:proofErr w:type="spellStart"/>
-      <w:r>
-        <w:t>Казань</w:t>
-      </w:r>
-      <w:proofErr w:type="spellEnd"/>
-      <w:r>
-        <w:t xml:space="preserve">: </w:t>
-      </w:r>
-      <w:proofErr w:type="spellStart"/>
-      <w:r>
-        <w:t>Казан</w:t>
-      </w:r>
-      <w:proofErr w:type="spellEnd"/>
-      <w:r>
-        <w:t xml:space="preserve">. </w:t>
-      </w:r>
-      <w:proofErr w:type="spellStart"/>
-      <w:r>
-        <w:t>гос</w:t>
-      </w:r>
-      <w:proofErr w:type="spellEnd"/>
-      <w:r>
-        <w:t xml:space="preserve">. </w:t>
-      </w:r>
-      <w:proofErr w:type="spellStart"/>
-      <w:r>
-        <w:t>ун</w:t>
-      </w:r>
-      <w:proofErr w:type="spellEnd"/>
-      <w:r>
-        <w:t>-т, 2009, 180 с.</w:t>
+      <w:r>
+        <w:t>Казань: Казан. гос. ун-т, 2009, 180 с.</w:t>
       </w:r>
     </w:p>
     <w:p>
@@ -12035,21 +10871,12 @@
       <w:r>
         <w:t xml:space="preserve">99 </w:t>
       </w:r>
-      <w:proofErr w:type="spellStart"/>
       <w:r>
         <w:rPr>
           <w:i/>
           <w:iCs/>
         </w:rPr>
-        <w:t>Kanevskaya</w:t>
-      </w:r>
-      <w:proofErr w:type="spellEnd"/>
-      <w:r>
-        <w:rPr>
-          <w:i/>
-          <w:iCs/>
-        </w:rPr>
-        <w:t xml:space="preserve"> R. D.</w:t>
+        <w:t>Kanevskaya R. D.</w:t>
       </w:r>
       <w:r>
         <w:t xml:space="preserve"> Mathematical modeling of hydrodynamic processes in the development of hydrocarbon deposits. Izhevsk. Institute of Computer Research., 2003., 26 p. (In Russian)</w:t>
@@ -12060,21 +10887,12 @@
         <w:pStyle w:val="a0"/>
         <w:jc w:val="both"/>
       </w:pPr>
-      <w:proofErr w:type="spellStart"/>
       <w:r>
         <w:rPr>
           <w:i/>
           <w:iCs/>
         </w:rPr>
-        <w:t>Mozes</w:t>
-      </w:r>
-      <w:proofErr w:type="spellEnd"/>
-      <w:r>
-        <w:rPr>
-          <w:i/>
-          <w:iCs/>
-        </w:rPr>
-        <w:t>, G. Y.</w:t>
+        <w:t>Mozes, G. Y.</w:t>
       </w:r>
       <w:r>
         <w:t xml:space="preserve"> Paraffin products: Properties, technology, applications. New York, Elsevier Scientific Publishing (1982).</w:t>
@@ -12085,53 +10903,12 @@
         <w:pStyle w:val="a0"/>
         <w:jc w:val="both"/>
       </w:pPr>
-      <w:proofErr w:type="spellStart"/>
       <w:r>
         <w:rPr>
           <w:i/>
           <w:iCs/>
         </w:rPr>
-        <w:t>Sandyga</w:t>
-      </w:r>
-      <w:proofErr w:type="spellEnd"/>
-      <w:r>
-        <w:rPr>
-          <w:i/>
-          <w:iCs/>
-        </w:rPr>
-        <w:t xml:space="preserve"> M. S., </w:t>
-      </w:r>
-      <w:proofErr w:type="spellStart"/>
-      <w:r>
-        <w:rPr>
-          <w:i/>
-          <w:iCs/>
-        </w:rPr>
-        <w:t>Struchkov</w:t>
-      </w:r>
-      <w:proofErr w:type="spellEnd"/>
-      <w:r>
-        <w:rPr>
-          <w:i/>
-          <w:iCs/>
-        </w:rPr>
-        <w:t xml:space="preserve"> I. A., and </w:t>
-      </w:r>
-      <w:proofErr w:type="spellStart"/>
-      <w:r>
-        <w:rPr>
-          <w:i/>
-          <w:iCs/>
-        </w:rPr>
-        <w:t>Rogachev</w:t>
-      </w:r>
-      <w:proofErr w:type="spellEnd"/>
-      <w:r>
-        <w:rPr>
-          <w:i/>
-          <w:iCs/>
-        </w:rPr>
-        <w:t xml:space="preserve"> M. K.</w:t>
+        <w:t>Sandyga M. S., Struchkov I. A., and Rogachev M. K.</w:t>
       </w:r>
       <w:r>
         <w:t xml:space="preserve"> Formation damage induced by wax deposition: laboratory investigations and modeling. J. Petroleum Exploration and Production Technology (10) 2541–2558 (2020)</w:t>
@@ -12142,64 +10919,15 @@
         <w:pStyle w:val="a0"/>
         <w:jc w:val="both"/>
       </w:pPr>
-      <w:proofErr w:type="spellStart"/>
       <w:r>
         <w:rPr>
           <w:i/>
           <w:iCs/>
         </w:rPr>
-        <w:t>Nikiforov</w:t>
-      </w:r>
-      <w:proofErr w:type="spellEnd"/>
-      <w:r>
-        <w:rPr>
-          <w:i/>
-          <w:iCs/>
-        </w:rPr>
-        <w:t xml:space="preserve">, A.I., </w:t>
-      </w:r>
-      <w:proofErr w:type="spellStart"/>
-      <w:r>
-        <w:rPr>
-          <w:i/>
-          <w:iCs/>
-        </w:rPr>
-        <w:t>Sadovnikov</w:t>
-      </w:r>
-      <w:proofErr w:type="spellEnd"/>
-      <w:r>
-        <w:rPr>
-          <w:i/>
-          <w:iCs/>
-        </w:rPr>
-        <w:t xml:space="preserve">, R.V. &amp; </w:t>
-      </w:r>
-      <w:proofErr w:type="spellStart"/>
-      <w:r>
-        <w:rPr>
-          <w:i/>
-          <w:iCs/>
-        </w:rPr>
-        <w:t>Nikiforov</w:t>
-      </w:r>
-      <w:proofErr w:type="spellEnd"/>
-      <w:r>
-        <w:rPr>
-          <w:i/>
-          <w:iCs/>
-        </w:rPr>
-        <w:t>, G.A.</w:t>
-      </w:r>
-      <w:r>
-        <w:t xml:space="preserve"> Modeling of Paraffin Deposition During Oil Production by Cold Water Injection. </w:t>
-      </w:r>
-      <w:proofErr w:type="spellStart"/>
-      <w:r>
-        <w:t>Lobachevskii</w:t>
-      </w:r>
-      <w:proofErr w:type="spellEnd"/>
-      <w:r>
-        <w:t xml:space="preserve"> J Math 43, 1178–1183 (2022).</w:t>
+        <w:t>Nikiforov, A.I., Sadovnikov, R.V. &amp; Nikiforov, G.A.</w:t>
+      </w:r>
+      <w:r>
+        <w:t xml:space="preserve"> Modeling of Paraffin Deposition During Oil Production by Cold Water Injection. Lobachevskii J Math 43, 1178–1183 (2022).</w:t>
       </w:r>
     </w:p>
     <w:p>
@@ -12212,34 +10940,11 @@
           <w:i/>
           <w:iCs/>
         </w:rPr>
-        <w:t xml:space="preserve">Wang Sh., </w:t>
-      </w:r>
-      <w:proofErr w:type="spellStart"/>
-      <w:r>
-        <w:rPr>
-          <w:i/>
-          <w:iCs/>
-        </w:rPr>
-        <w:t>Civan</w:t>
-      </w:r>
-      <w:proofErr w:type="spellEnd"/>
-      <w:r>
-        <w:rPr>
-          <w:i/>
-          <w:iCs/>
-        </w:rPr>
-        <w:t xml:space="preserve"> F.</w:t>
-      </w:r>
-      <w:r>
-        <w:t xml:space="preserve"> Modeling Formation Damage by Asphaltene Deposition During Primary Oil Recovery. J. Energy </w:t>
-      </w:r>
-      <w:proofErr w:type="spellStart"/>
-      <w:r>
-        <w:t>Resour</w:t>
-      </w:r>
-      <w:proofErr w:type="spellEnd"/>
-      <w:r>
-        <w:t>. Technol. 127 (4), 310–317 (2005)</w:t>
+        <w:lastRenderedPageBreak/>
+        <w:t>Wang Sh., Civan F.</w:t>
+      </w:r>
+      <w:r>
+        <w:t xml:space="preserve"> Modeling Formation Damage by Asphaltene Deposition During Primary Oil Recovery. J. Energy Resour. Technol. 127 (4), 310–317 (2005)</w:t>
       </w:r>
     </w:p>
     <w:p>
@@ -12252,34 +10957,10 @@
           <w:i/>
           <w:iCs/>
         </w:rPr>
-        <w:t xml:space="preserve">Wang Sh., </w:t>
-      </w:r>
-      <w:proofErr w:type="spellStart"/>
-      <w:r>
-        <w:rPr>
-          <w:i/>
-          <w:iCs/>
-        </w:rPr>
-        <w:t>Civan</w:t>
-      </w:r>
-      <w:proofErr w:type="spellEnd"/>
-      <w:r>
-        <w:rPr>
-          <w:i/>
-          <w:iCs/>
-        </w:rPr>
-        <w:t xml:space="preserve"> F.</w:t>
-      </w:r>
-      <w:r>
-        <w:t xml:space="preserve"> Model-Assisted Analysis of Simultaneous Paraffin and Asphaltene Deposition in Laboratory Core Tests. J. Energy </w:t>
-      </w:r>
-      <w:proofErr w:type="spellStart"/>
-      <w:r>
-        <w:t>Resour</w:t>
-      </w:r>
-      <w:proofErr w:type="spellEnd"/>
-      <w:r>
-        <w:t>. Technol., 127 (4), 318-322 (2005)</w:t>
+        <w:t>Wang Sh., Civan F.</w:t>
+      </w:r>
+      <w:r>
+        <w:t xml:space="preserve"> Model-Assisted Analysis of Simultaneous Paraffin and Asphaltene Deposition in Laboratory Core Tests. J. Energy Resour. Technol., 127 (4), 318-322 (2005)</w:t>
       </w:r>
     </w:p>
     <w:p>
@@ -12292,23 +10973,7 @@
           <w:i/>
           <w:iCs/>
         </w:rPr>
-        <w:t xml:space="preserve">Weingarten J.S., </w:t>
-      </w:r>
-      <w:proofErr w:type="spellStart"/>
-      <w:r>
-        <w:rPr>
-          <w:i/>
-          <w:iCs/>
-        </w:rPr>
-        <w:t>Euchner</w:t>
-      </w:r>
-      <w:proofErr w:type="spellEnd"/>
-      <w:r>
-        <w:rPr>
-          <w:i/>
-          <w:iCs/>
-        </w:rPr>
-        <w:t xml:space="preserve"> J.A.</w:t>
+        <w:t>Weingarten J.S., Euchner J.A.</w:t>
       </w:r>
       <w:r>
         <w:t xml:space="preserve"> Methods for Predicting Wax Precipitation and Deposition. SPE Production Engineering, 121-126 (Feb. 1988)</w:t>
@@ -12324,39 +10989,7 @@
           <w:i/>
           <w:iCs/>
         </w:rPr>
-        <w:t xml:space="preserve">Ring J.N., </w:t>
-      </w:r>
-      <w:proofErr w:type="spellStart"/>
-      <w:r>
-        <w:rPr>
-          <w:i/>
-          <w:iCs/>
-        </w:rPr>
-        <w:t>Wattenbarger</w:t>
-      </w:r>
-      <w:proofErr w:type="spellEnd"/>
-      <w:r>
-        <w:rPr>
-          <w:i/>
-          <w:iCs/>
-        </w:rPr>
-        <w:t xml:space="preserve"> R.A., Keating J.F., and </w:t>
-      </w:r>
-      <w:proofErr w:type="spellStart"/>
-      <w:r>
-        <w:rPr>
-          <w:i/>
-          <w:iCs/>
-        </w:rPr>
-        <w:t>Peddlbhotla</w:t>
-      </w:r>
-      <w:proofErr w:type="spellEnd"/>
-      <w:r>
-        <w:rPr>
-          <w:i/>
-          <w:iCs/>
-        </w:rPr>
-        <w:t xml:space="preserve"> S.</w:t>
+        <w:t>Ring J.N., Wattenbarger R.A., Keating J.F., and Peddlbhotla S.</w:t>
       </w:r>
       <w:r>
         <w:t xml:space="preserve"> Simulation of Paraffin Deposition in Reservoirs. SPE Production &amp; Facilities 36–42 (Feb. 1994)</w:t>
@@ -12367,38 +11000,12 @@
         <w:pStyle w:val="a0"/>
         <w:jc w:val="both"/>
       </w:pPr>
-      <w:proofErr w:type="spellStart"/>
       <w:r>
         <w:rPr>
           <w:i/>
           <w:iCs/>
         </w:rPr>
-        <w:lastRenderedPageBreak/>
-        <w:t>Adeyanju</w:t>
-      </w:r>
-      <w:proofErr w:type="spellEnd"/>
-      <w:r>
-        <w:rPr>
-          <w:i/>
-          <w:iCs/>
-        </w:rPr>
-        <w:t xml:space="preserve"> O.A. and </w:t>
-      </w:r>
-      <w:proofErr w:type="spellStart"/>
-      <w:r>
-        <w:rPr>
-          <w:i/>
-          <w:iCs/>
-        </w:rPr>
-        <w:t>Oyekunle</w:t>
-      </w:r>
-      <w:proofErr w:type="spellEnd"/>
-      <w:r>
-        <w:rPr>
-          <w:i/>
-          <w:iCs/>
-        </w:rPr>
-        <w:t xml:space="preserve"> L.O.</w:t>
+        <w:t>Adeyanju O.A. and Oyekunle L.O.</w:t>
       </w:r>
       <w:r>
         <w:t xml:space="preserve"> Simulation of paraffin deposition in petroleum reservoirs. ASPES 2 (3), 1-18 (2010)</w:t>
@@ -12409,88 +11016,15 @@
         <w:pStyle w:val="a0"/>
         <w:jc w:val="both"/>
       </w:pPr>
-      <w:proofErr w:type="spellStart"/>
       <w:r>
         <w:rPr>
           <w:i/>
           <w:iCs/>
         </w:rPr>
-        <w:t>Kozeny</w:t>
-      </w:r>
-      <w:proofErr w:type="spellEnd"/>
-      <w:r>
-        <w:rPr>
-          <w:i/>
-          <w:iCs/>
-        </w:rPr>
-        <w:t>, J.</w:t>
-      </w:r>
-      <w:r>
-        <w:t xml:space="preserve"> </w:t>
-      </w:r>
-      <w:proofErr w:type="spellStart"/>
-      <w:r>
-        <w:t>Ueber</w:t>
-      </w:r>
-      <w:proofErr w:type="spellEnd"/>
-      <w:r>
-        <w:t xml:space="preserve"> </w:t>
-      </w:r>
-      <w:proofErr w:type="spellStart"/>
-      <w:r>
-        <w:t>kapillare</w:t>
-      </w:r>
-      <w:proofErr w:type="spellEnd"/>
-      <w:r>
-        <w:t xml:space="preserve"> </w:t>
-      </w:r>
-      <w:proofErr w:type="spellStart"/>
-      <w:r>
-        <w:t>Leitung</w:t>
-      </w:r>
-      <w:proofErr w:type="spellEnd"/>
-      <w:r>
-        <w:t xml:space="preserve"> des </w:t>
-      </w:r>
-      <w:proofErr w:type="spellStart"/>
-      <w:r>
-        <w:t>Wassers</w:t>
-      </w:r>
-      <w:proofErr w:type="spellEnd"/>
-      <w:r>
-        <w:t xml:space="preserve"> </w:t>
-      </w:r>
-      <w:proofErr w:type="spellStart"/>
-      <w:r>
-        <w:t>im</w:t>
-      </w:r>
-      <w:proofErr w:type="spellEnd"/>
-      <w:r>
-        <w:t xml:space="preserve"> Boden. </w:t>
-      </w:r>
-      <w:proofErr w:type="spellStart"/>
-      <w:r>
-        <w:t>Sitzungsber</w:t>
-      </w:r>
-      <w:proofErr w:type="spellEnd"/>
-      <w:r>
-        <w:t xml:space="preserve"> </w:t>
-      </w:r>
-      <w:proofErr w:type="spellStart"/>
-      <w:r>
-        <w:t>Akad</w:t>
-      </w:r>
-      <w:proofErr w:type="spellEnd"/>
-      <w:r>
-        <w:t xml:space="preserve">. </w:t>
-      </w:r>
-      <w:proofErr w:type="spellStart"/>
-      <w:r>
-        <w:t>Wiss</w:t>
-      </w:r>
-      <w:proofErr w:type="spellEnd"/>
-      <w:r>
-        <w:t>., Wien 136 (2a), 271-306 (1927)</w:t>
+        <w:t>Kozeny, J.</w:t>
+      </w:r>
+      <w:r>
+        <w:t xml:space="preserve"> Ueber kapillare Leitung des Wassers im Boden. Sitzungsber Akad. Wiss., Wien 136 (2a), 271-306 (1927)</w:t>
       </w:r>
     </w:p>
     <w:p>
@@ -12498,37 +11032,12 @@
         <w:pStyle w:val="a0"/>
         <w:jc w:val="both"/>
       </w:pPr>
-      <w:proofErr w:type="spellStart"/>
       <w:r>
         <w:rPr>
           <w:i/>
           <w:iCs/>
         </w:rPr>
-        <w:t>Nikiforov</w:t>
-      </w:r>
-      <w:proofErr w:type="spellEnd"/>
-      <w:r>
-        <w:rPr>
-          <w:i/>
-          <w:iCs/>
-        </w:rPr>
-        <w:t xml:space="preserve"> A. I., </w:t>
-      </w:r>
-      <w:proofErr w:type="spellStart"/>
-      <w:r>
-        <w:rPr>
-          <w:i/>
-          <w:iCs/>
-        </w:rPr>
-        <w:t>Zakirov</w:t>
-      </w:r>
-      <w:proofErr w:type="spellEnd"/>
-      <w:r>
-        <w:rPr>
-          <w:i/>
-          <w:iCs/>
-        </w:rPr>
-        <w:t xml:space="preserve"> T. R. and Nikiforov1 G. A.</w:t>
+        <w:t>Nikiforov A. I., Zakirov T. R. and Nikiforov1 G. A.</w:t>
       </w:r>
       <w:r>
         <w:t xml:space="preserve"> Model for Treatment of Oil Reservoirs with Polymer-Dispersed Systems. Chem Tech Fuels Oils 51 (1), 105–112 (2015)</w:t>
@@ -12555,37 +11064,12 @@
         <w:pStyle w:val="a0"/>
         <w:jc w:val="both"/>
       </w:pPr>
-      <w:proofErr w:type="spellStart"/>
       <w:r>
         <w:rPr>
           <w:i/>
           <w:iCs/>
         </w:rPr>
-        <w:t>Nikiforov</w:t>
-      </w:r>
-      <w:proofErr w:type="spellEnd"/>
-      <w:r>
-        <w:rPr>
-          <w:i/>
-          <w:iCs/>
-        </w:rPr>
-        <w:t xml:space="preserve"> A.I., </w:t>
-      </w:r>
-      <w:proofErr w:type="spellStart"/>
-      <w:r>
-        <w:rPr>
-          <w:i/>
-          <w:iCs/>
-        </w:rPr>
-        <w:t>Nikanshin</w:t>
-      </w:r>
-      <w:proofErr w:type="spellEnd"/>
-      <w:r>
-        <w:rPr>
-          <w:i/>
-          <w:iCs/>
-        </w:rPr>
-        <w:t xml:space="preserve"> D.P.</w:t>
+        <w:t>Nikiforov A.I., Nikanshin D.P.</w:t>
       </w:r>
       <w:r>
         <w:t xml:space="preserve"> Particle transport by two-phase filtration flow, Mathematical modeling. – 1998. – Vol. 10. - 6. – pp. 42-52 (In Russian)</w:t>
@@ -12601,142 +11085,23 @@
           <w:i/>
           <w:iCs/>
         </w:rPr>
-        <w:t xml:space="preserve">S. A. Mousavi </w:t>
-      </w:r>
-      <w:proofErr w:type="spellStart"/>
-      <w:r>
-        <w:rPr>
-          <w:i/>
-          <w:iCs/>
-        </w:rPr>
-        <w:t>Dehghani</w:t>
-      </w:r>
-      <w:proofErr w:type="spellEnd"/>
-      <w:r>
-        <w:rPr>
-          <w:i/>
-          <w:iCs/>
-        </w:rPr>
-        <w:t xml:space="preserve">, M. </w:t>
-      </w:r>
-      <w:proofErr w:type="spellStart"/>
-      <w:r>
-        <w:rPr>
-          <w:i/>
-          <w:iCs/>
-        </w:rPr>
-        <w:t>Vafaie</w:t>
-      </w:r>
-      <w:proofErr w:type="spellEnd"/>
-      <w:r>
-        <w:rPr>
-          <w:i/>
-          <w:iCs/>
-        </w:rPr>
-        <w:t xml:space="preserve"> </w:t>
-      </w:r>
-      <w:proofErr w:type="spellStart"/>
-      <w:r>
-        <w:rPr>
-          <w:i/>
-          <w:iCs/>
-        </w:rPr>
-        <w:t>Sefti</w:t>
-      </w:r>
-      <w:proofErr w:type="spellEnd"/>
-      <w:r>
-        <w:rPr>
-          <w:i/>
-          <w:iCs/>
-        </w:rPr>
-        <w:t xml:space="preserve"> , H. </w:t>
-      </w:r>
-      <w:proofErr w:type="spellStart"/>
-      <w:r>
-        <w:rPr>
-          <w:i/>
-          <w:iCs/>
-        </w:rPr>
-        <w:t>Mehdizadeh</w:t>
-      </w:r>
-      <w:proofErr w:type="spellEnd"/>
-      <w:r>
-        <w:rPr>
-          <w:i/>
-          <w:iCs/>
-        </w:rPr>
-        <w:t xml:space="preserve"> and H. </w:t>
-      </w:r>
-      <w:proofErr w:type="spellStart"/>
-      <w:r>
-        <w:rPr>
-          <w:i/>
-          <w:iCs/>
-        </w:rPr>
-        <w:t>Shirkhanloo</w:t>
-      </w:r>
-      <w:proofErr w:type="spellEnd"/>
-      <w:r>
-        <w:t xml:space="preserve"> Solid Phase Equation of State Application for Wax Formation Prediction in Petroleum Mixtures, Iranian Journal of Chemical Engineering Vol. 5, No. 2 (Spring), 2008, </w:t>
-      </w:r>
-      <w:proofErr w:type="spellStart"/>
-      <w:r>
-        <w:t>IAChE</w:t>
-      </w:r>
-      <w:proofErr w:type="spellEnd"/>
+        <w:t>S. A. Mousavi Dehghani, M. Vafaie Sefti , H. Mehdizadeh and H. Shirkhanloo</w:t>
+      </w:r>
+      <w:r>
+        <w:t xml:space="preserve"> Solid Phase Equation of State Application for Wax Formation Prediction in Petroleum Mixtures, Iranian Journal of Chemical Engineering Vol. 5, No. 2 (Spring), 2008, IAChE</w:t>
+      </w:r>
     </w:p>
     <w:p>
       <w:pPr>
         <w:pStyle w:val="a0"/>
         <w:jc w:val="both"/>
       </w:pPr>
-      <w:proofErr w:type="spellStart"/>
       <w:r>
         <w:rPr>
           <w:i/>
           <w:iCs/>
         </w:rPr>
-        <w:t>Chekalin</w:t>
-      </w:r>
-      <w:proofErr w:type="spellEnd"/>
-      <w:r>
-        <w:rPr>
-          <w:i/>
-          <w:iCs/>
-        </w:rPr>
-        <w:t xml:space="preserve"> A.N., </w:t>
-      </w:r>
-      <w:proofErr w:type="spellStart"/>
-      <w:r>
-        <w:rPr>
-          <w:i/>
-          <w:iCs/>
-        </w:rPr>
-        <w:t>Konyukhov</w:t>
-      </w:r>
-      <w:proofErr w:type="spellEnd"/>
-      <w:r>
-        <w:rPr>
-          <w:i/>
-          <w:iCs/>
-        </w:rPr>
-        <w:t xml:space="preserve"> V.M., </w:t>
-      </w:r>
-      <w:proofErr w:type="spellStart"/>
-      <w:r>
-        <w:rPr>
-          <w:i/>
-          <w:iCs/>
-        </w:rPr>
-        <w:t>Kosterin</w:t>
-      </w:r>
-      <w:proofErr w:type="spellEnd"/>
-      <w:r>
-        <w:rPr>
-          <w:i/>
-          <w:iCs/>
-        </w:rPr>
-        <w:t xml:space="preserve"> A.V.</w:t>
+        <w:t>Chekalin A.N., Konyukhov V.M., Kosterin A.V.</w:t>
       </w:r>
       <w:r>
         <w:t xml:space="preserve"> Two-phase multicomponent filtration in oil reservoirs of complex structure. Kazan: Kazan State University, 2009, 180 p. (In Russian)</w:t>

--- a/resources/статьи_конференции/ТВТ_2026/Лазарев_ТВТ.docx
+++ b/resources/статьи_конференции/ТВТ_2026/Лазарев_ТВТ.docx
@@ -42,6 +42,9 @@
         <w:t xml:space="preserve"> </w:t>
       </w:r>
       <w:r>
+        <w:rPr>
+          <w:lang w:val="ru-RU"/>
+        </w:rPr>
         <w:t>[1]</w:t>
       </w:r>
       <w:r>
@@ -155,14 +158,7 @@
             <w:rFonts w:ascii="Cambria Math" w:hAnsi="Cambria Math"/>
             <w:lang w:val="ru-RU"/>
           </w:rPr>
-          <m:t>2.</m:t>
-        </m:r>
-        <m:r>
-          <w:rPr>
-            <w:rFonts w:ascii="Cambria Math" w:hAnsi="Cambria Math"/>
-            <w:lang w:val="ru-RU"/>
-          </w:rPr>
-          <m:t>1%</m:t>
+          <m:t>2.1%</m:t>
         </m:r>
       </m:oMath>
       <w:r>
@@ -179,6 +175,7 @@
         <w:jc w:val="both"/>
         <w:rPr>
           <w:highlight w:val="green"/>
+          <w:lang w:val="ru-RU"/>
         </w:rPr>
       </w:pPr>
       <w:r>
@@ -229,7 +226,21 @@
           <w:highlight w:val="green"/>
           <w:lang w:val="ru-RU"/>
         </w:rPr>
-        <w:t xml:space="preserve"> Это повышает адекватность комплексной модели и достоверность прогноза продуктивности скважин.</w:t>
+        <w:t xml:space="preserve"> Это повышает </w:t>
+      </w:r>
+      <w:r>
+        <w:rPr>
+          <w:highlight w:val="green"/>
+          <w:lang w:val="ru-RU"/>
+        </w:rPr>
+        <w:t>корректность к</w:t>
+      </w:r>
+      <w:r>
+        <w:rPr>
+          <w:highlight w:val="green"/>
+          <w:lang w:val="ru-RU"/>
+        </w:rPr>
+        <w:t>омплексной модели и достоверность прогноза продуктивности скважин.</w:t>
       </w:r>
       <w:r>
         <w:rPr>
@@ -240,6 +251,7 @@
       <w:r>
         <w:rPr>
           <w:highlight w:val="red"/>
+          <w:lang w:val="ru-RU"/>
         </w:rPr>
         <w:t>[?]</w:t>
       </w:r>
@@ -642,6 +654,7 @@
       <w:r>
         <w:rPr>
           <w:rFonts w:eastAsiaTheme="minorEastAsia"/>
+          <w:lang w:val="ru-RU"/>
         </w:rPr>
         <w:tab/>
       </w:r>
@@ -939,6 +952,7 @@
       <w:r>
         <w:rPr>
           <w:rFonts w:eastAsiaTheme="minorEastAsia"/>
+          <w:lang w:val="ru-RU"/>
         </w:rPr>
         <w:tab/>
       </w:r>
@@ -1292,21 +1306,7 @@
             <w:rFonts w:ascii="Cambria Math" w:eastAsiaTheme="minorEastAsia" w:hAnsi="Cambria Math"/>
             <w:lang w:val="ru-RU"/>
           </w:rPr>
-          <m:t>(</m:t>
-        </m:r>
-        <m:r>
-          <w:rPr>
-            <w:rFonts w:ascii="Cambria Math" w:eastAsiaTheme="minorEastAsia" w:hAnsi="Cambria Math"/>
-            <w:lang w:val="ru-RU"/>
-          </w:rPr>
-          <m:t>2</m:t>
-        </m:r>
-        <m:r>
-          <w:rPr>
-            <w:rFonts w:ascii="Cambria Math" w:eastAsiaTheme="minorEastAsia" w:hAnsi="Cambria Math"/>
-            <w:lang w:val="ru-RU"/>
-          </w:rPr>
-          <m:t>)</m:t>
+          <m:t>(2)</m:t>
         </m:r>
       </m:oMath>
     </w:p>
@@ -1358,6 +1358,7 @@
       <w:r>
         <w:rPr>
           <w:rFonts w:eastAsiaTheme="minorEastAsia"/>
+          <w:lang w:val="ru-RU"/>
         </w:rPr>
         <w:tab/>
       </w:r>
@@ -2024,21 +2025,7 @@
             <w:rFonts w:ascii="Cambria Math" w:eastAsiaTheme="minorEastAsia" w:hAnsi="Cambria Math"/>
             <w:lang w:val="ru-RU"/>
           </w:rPr>
-          <m:t>(</m:t>
-        </m:r>
-        <m:r>
-          <w:rPr>
-            <w:rFonts w:ascii="Cambria Math" w:eastAsiaTheme="minorEastAsia" w:hAnsi="Cambria Math"/>
-            <w:lang w:val="ru-RU"/>
-          </w:rPr>
-          <m:t>3</m:t>
-        </m:r>
-        <m:r>
-          <w:rPr>
-            <w:rFonts w:ascii="Cambria Math" w:eastAsiaTheme="minorEastAsia" w:hAnsi="Cambria Math"/>
-            <w:lang w:val="ru-RU"/>
-          </w:rPr>
-          <m:t>)</m:t>
+          <m:t>(3)</m:t>
         </m:r>
       </m:oMath>
     </w:p>
@@ -2072,6 +2059,7 @@
       <w:r>
         <w:rPr>
           <w:rFonts w:eastAsiaTheme="minorEastAsia"/>
+          <w:lang w:val="ru-RU"/>
         </w:rPr>
         <w:tab/>
       </w:r>
@@ -2299,21 +2287,7 @@
             <w:rFonts w:ascii="Cambria Math" w:eastAsiaTheme="minorEastAsia" w:hAnsi="Cambria Math"/>
             <w:lang w:val="ru-RU"/>
           </w:rPr>
-          <m:t>(</m:t>
-        </m:r>
-        <m:r>
-          <w:rPr>
-            <w:rFonts w:ascii="Cambria Math" w:eastAsiaTheme="minorEastAsia" w:hAnsi="Cambria Math"/>
-            <w:lang w:val="ru-RU"/>
-          </w:rPr>
-          <m:t>4</m:t>
-        </m:r>
-        <m:r>
-          <w:rPr>
-            <w:rFonts w:ascii="Cambria Math" w:eastAsiaTheme="minorEastAsia" w:hAnsi="Cambria Math"/>
-            <w:lang w:val="ru-RU"/>
-          </w:rPr>
-          <m:t>)</m:t>
+          <m:t>(4)</m:t>
         </m:r>
       </m:oMath>
     </w:p>
@@ -2337,7 +2311,6 @@
         </w:rPr>
         <w:t xml:space="preserve"> [4]</w:t>
       </w:r>
-      <w:proofErr w:type="gramStart"/>
       <w:r>
         <w:rPr>
           <w:lang w:val="ru-RU"/>
@@ -2355,15 +2328,7 @@
           <w:highlight w:val="red"/>
           <w:lang w:val="ru-RU"/>
         </w:rPr>
-        <w:t>Добавить</w:t>
-      </w:r>
-      <w:proofErr w:type="gramEnd"/>
-      <w:r>
-        <w:rPr>
-          <w:highlight w:val="red"/>
-          <w:lang w:val="ru-RU"/>
-        </w:rPr>
-        <w:t xml:space="preserve"> описание Ловерье</w:t>
+        <w:t>Добавить описание Ловерье</w:t>
       </w:r>
     </w:p>
     <w:p>
@@ -3905,21 +3870,7 @@
             <w:rFonts w:ascii="Cambria Math" w:eastAsiaTheme="minorEastAsia" w:hAnsi="Cambria Math"/>
             <w:lang w:val="ru-RU"/>
           </w:rPr>
-          <m:t>(</m:t>
-        </m:r>
-        <m:r>
-          <w:rPr>
-            <w:rFonts w:ascii="Cambria Math" w:eastAsiaTheme="minorEastAsia" w:hAnsi="Cambria Math"/>
-            <w:lang w:val="ru-RU"/>
-          </w:rPr>
-          <m:t>5</m:t>
-        </m:r>
-        <m:r>
-          <w:rPr>
-            <w:rFonts w:ascii="Cambria Math" w:eastAsiaTheme="minorEastAsia" w:hAnsi="Cambria Math"/>
-            <w:lang w:val="ru-RU"/>
-          </w:rPr>
-          <m:t>)</m:t>
+          <m:t>(5)</m:t>
         </m:r>
       </m:oMath>
     </w:p>
@@ -3965,6 +3916,7 @@
       <w:r>
         <w:rPr>
           <w:rFonts w:eastAsiaTheme="minorEastAsia"/>
+          <w:lang w:val="ru-RU"/>
         </w:rPr>
         <w:tab/>
       </w:r>
@@ -4199,21 +4151,7 @@
             <w:rFonts w:ascii="Cambria Math" w:eastAsiaTheme="minorEastAsia" w:hAnsi="Cambria Math"/>
             <w:lang w:val="ru-RU"/>
           </w:rPr>
-          <m:t>(</m:t>
-        </m:r>
-        <m:r>
-          <w:rPr>
-            <w:rFonts w:ascii="Cambria Math" w:eastAsiaTheme="minorEastAsia" w:hAnsi="Cambria Math"/>
-            <w:lang w:val="ru-RU"/>
-          </w:rPr>
-          <m:t>6</m:t>
-        </m:r>
-        <m:r>
-          <w:rPr>
-            <w:rFonts w:ascii="Cambria Math" w:eastAsiaTheme="minorEastAsia" w:hAnsi="Cambria Math"/>
-            <w:lang w:val="ru-RU"/>
-          </w:rPr>
-          <m:t>)</m:t>
+          <m:t>(6)</m:t>
         </m:r>
       </m:oMath>
     </w:p>
@@ -4589,6 +4527,7 @@
       <w:r>
         <w:rPr>
           <w:rFonts w:eastAsiaTheme="minorEastAsia"/>
+          <w:lang w:val="ru-RU"/>
         </w:rPr>
         <w:tab/>
       </w:r>
@@ -4921,21 +4860,7 @@
             <w:rFonts w:ascii="Cambria Math" w:eastAsiaTheme="minorEastAsia" w:hAnsi="Cambria Math"/>
             <w:lang w:val="ru-RU"/>
           </w:rPr>
-          <m:t>(</m:t>
-        </m:r>
-        <m:r>
-          <w:rPr>
-            <w:rFonts w:ascii="Cambria Math" w:eastAsiaTheme="minorEastAsia" w:hAnsi="Cambria Math"/>
-            <w:lang w:val="ru-RU"/>
-          </w:rPr>
-          <m:t>7</m:t>
-        </m:r>
-        <m:r>
-          <w:rPr>
-            <w:rFonts w:ascii="Cambria Math" w:eastAsiaTheme="minorEastAsia" w:hAnsi="Cambria Math"/>
-            <w:lang w:val="ru-RU"/>
-          </w:rPr>
-          <m:t>)</m:t>
+          <m:t>(7)</m:t>
         </m:r>
       </m:oMath>
     </w:p>
@@ -5475,6 +5400,7 @@
       <w:r>
         <w:rPr>
           <w:rFonts w:eastAsiaTheme="minorEastAsia"/>
+          <w:lang w:val="ru-RU"/>
         </w:rPr>
         <w:tab/>
       </w:r>
@@ -5491,21 +5417,7 @@
             <w:rFonts w:ascii="Cambria Math" w:eastAsiaTheme="minorEastAsia" w:hAnsi="Cambria Math"/>
             <w:lang w:val="ru-RU"/>
           </w:rPr>
-          <m:t>(</m:t>
-        </m:r>
-        <m:r>
-          <w:rPr>
-            <w:rFonts w:ascii="Cambria Math" w:eastAsiaTheme="minorEastAsia" w:hAnsi="Cambria Math"/>
-            <w:lang w:val="ru-RU"/>
-          </w:rPr>
-          <m:t>8</m:t>
-        </m:r>
-        <m:r>
-          <w:rPr>
-            <w:rFonts w:ascii="Cambria Math" w:eastAsiaTheme="minorEastAsia" w:hAnsi="Cambria Math"/>
-            <w:lang w:val="ru-RU"/>
-          </w:rPr>
-          <m:t>)</m:t>
+          <m:t>(8)</m:t>
         </m:r>
       </m:oMath>
     </w:p>
@@ -5729,10 +5641,14 @@
           <w:tab w:val="right" w:pos="9639"/>
         </w:tabs>
         <w:jc w:val="both"/>
+        <w:rPr>
+          <w:lang w:val="ru-RU"/>
+        </w:rPr>
       </w:pPr>
       <w:r>
         <w:rPr>
           <w:rFonts w:eastAsiaTheme="minorEastAsia"/>
+          <w:lang w:val="ru-RU"/>
         </w:rPr>
         <w:tab/>
       </w:r>
@@ -5752,6 +5668,7 @@
               </m:rPr>
               <w:rPr>
                 <w:rFonts w:ascii="Cambria Math" w:hAnsi="Cambria Math"/>
+                <w:lang w:val="ru-RU"/>
               </w:rPr>
               <m:t>∂</m:t>
             </m:r>
@@ -5769,6 +5686,7 @@
               </m:rPr>
               <w:rPr>
                 <w:rFonts w:ascii="Cambria Math" w:hAnsi="Cambria Math"/>
+                <w:lang w:val="ru-RU"/>
               </w:rPr>
               <m:t>∂</m:t>
             </m:r>
@@ -5786,6 +5704,7 @@
           </m:rPr>
           <w:rPr>
             <w:rFonts w:ascii="Cambria Math" w:hAnsi="Cambria Math"/>
+            <w:lang w:val="ru-RU"/>
           </w:rPr>
           <m:t>+</m:t>
         </m:r>
@@ -5804,6 +5723,7 @@
               </m:rPr>
               <w:rPr>
                 <w:rFonts w:ascii="Cambria Math" w:hAnsi="Cambria Math"/>
+                <w:lang w:val="ru-RU"/>
               </w:rPr>
               <m:t>∂</m:t>
             </m:r>
@@ -5857,6 +5777,7 @@
               </m:rPr>
               <w:rPr>
                 <w:rFonts w:ascii="Cambria Math" w:hAnsi="Cambria Math"/>
+                <w:lang w:val="ru-RU"/>
               </w:rPr>
               <m:t>∂</m:t>
             </m:r>
@@ -5874,6 +5795,7 @@
           </m:rPr>
           <w:rPr>
             <w:rFonts w:ascii="Cambria Math" w:hAnsi="Cambria Math"/>
+            <w:lang w:val="ru-RU"/>
           </w:rPr>
           <m:t>+</m:t>
         </m:r>
@@ -5908,12 +5830,14 @@
           </m:rPr>
           <w:rPr>
             <w:rFonts w:ascii="Cambria Math" w:hAnsi="Cambria Math"/>
+            <w:lang w:val="ru-RU"/>
           </w:rPr>
           <m:t>=</m:t>
         </m:r>
         <m:r>
           <w:rPr>
             <w:rFonts w:ascii="Cambria Math" w:hAnsi="Cambria Math"/>
+            <w:lang w:val="ru-RU"/>
           </w:rPr>
           <m:t>0</m:t>
         </m:r>
@@ -5923,6 +5847,7 @@
           </m:rPr>
           <w:rPr>
             <w:rFonts w:ascii="Cambria Math" w:hAnsi="Cambria Math"/>
+            <w:lang w:val="ru-RU"/>
           </w:rPr>
           <m:t>.</m:t>
         </m:r>
@@ -5930,6 +5855,7 @@
       <w:r>
         <w:rPr>
           <w:rFonts w:eastAsiaTheme="minorEastAsia"/>
+          <w:lang w:val="ru-RU"/>
         </w:rPr>
         <w:tab/>
         <w:t xml:space="preserve"> </w:t>
@@ -5940,21 +5866,7 @@
             <w:rFonts w:ascii="Cambria Math" w:eastAsiaTheme="minorEastAsia" w:hAnsi="Cambria Math"/>
             <w:lang w:val="ru-RU"/>
           </w:rPr>
-          <m:t>(</m:t>
-        </m:r>
-        <m:r>
-          <w:rPr>
-            <w:rFonts w:ascii="Cambria Math" w:eastAsiaTheme="minorEastAsia" w:hAnsi="Cambria Math"/>
-            <w:lang w:val="ru-RU"/>
-          </w:rPr>
-          <m:t>9</m:t>
-        </m:r>
-        <m:r>
-          <w:rPr>
-            <w:rFonts w:ascii="Cambria Math" w:eastAsiaTheme="minorEastAsia" w:hAnsi="Cambria Math"/>
-            <w:lang w:val="ru-RU"/>
-          </w:rPr>
-          <m:t>)</m:t>
+          <m:t>(9)</m:t>
         </m:r>
       </m:oMath>
     </w:p>
@@ -6329,6 +6241,7 @@
       <w:r>
         <w:rPr>
           <w:rFonts w:eastAsiaTheme="minorEastAsia"/>
+          <w:lang w:val="ru-RU"/>
         </w:rPr>
         <w:lastRenderedPageBreak/>
         <w:tab/>
@@ -6609,21 +6522,7 @@
             <w:rFonts w:ascii="Cambria Math" w:eastAsiaTheme="minorEastAsia" w:hAnsi="Cambria Math"/>
             <w:lang w:val="ru-RU"/>
           </w:rPr>
-          <m:t>(1</m:t>
-        </m:r>
-        <m:r>
-          <w:rPr>
-            <w:rFonts w:ascii="Cambria Math" w:eastAsiaTheme="minorEastAsia" w:hAnsi="Cambria Math"/>
-            <w:lang w:val="ru-RU"/>
-          </w:rPr>
-          <m:t>0</m:t>
-        </m:r>
-        <m:r>
-          <w:rPr>
-            <w:rFonts w:ascii="Cambria Math" w:eastAsiaTheme="minorEastAsia" w:hAnsi="Cambria Math"/>
-            <w:lang w:val="ru-RU"/>
-          </w:rPr>
-          <m:t>)</m:t>
+          <m:t>(10)</m:t>
         </m:r>
       </m:oMath>
     </w:p>
@@ -6702,6 +6601,7 @@
       <w:r>
         <w:rPr>
           <w:rFonts w:eastAsiaTheme="minorEastAsia"/>
+          <w:lang w:val="ru-RU"/>
         </w:rPr>
         <w:tab/>
       </w:r>
@@ -6981,21 +6881,7 @@
             <w:rFonts w:ascii="Cambria Math" w:eastAsiaTheme="minorEastAsia" w:hAnsi="Cambria Math"/>
             <w:lang w:val="ru-RU"/>
           </w:rPr>
-          <m:t>(1</m:t>
-        </m:r>
-        <m:r>
-          <w:rPr>
-            <w:rFonts w:ascii="Cambria Math" w:eastAsiaTheme="minorEastAsia" w:hAnsi="Cambria Math"/>
-            <w:lang w:val="ru-RU"/>
-          </w:rPr>
-          <m:t>1</m:t>
-        </m:r>
-        <m:r>
-          <w:rPr>
-            <w:rFonts w:ascii="Cambria Math" w:eastAsiaTheme="minorEastAsia" w:hAnsi="Cambria Math"/>
-            <w:lang w:val="ru-RU"/>
-          </w:rPr>
-          <m:t>)</m:t>
+          <m:t>(11)</m:t>
         </m:r>
       </m:oMath>
     </w:p>
@@ -7041,6 +6927,7 @@
       <w:r>
         <w:rPr>
           <w:rFonts w:eastAsiaTheme="minorEastAsia"/>
+          <w:lang w:val="ru-RU"/>
         </w:rPr>
         <w:tab/>
       </w:r>
@@ -7587,21 +7474,7 @@
             <w:rFonts w:ascii="Cambria Math" w:eastAsiaTheme="minorEastAsia" w:hAnsi="Cambria Math"/>
             <w:lang w:val="ru-RU"/>
           </w:rPr>
-          <m:t>(1</m:t>
-        </m:r>
-        <m:r>
-          <w:rPr>
-            <w:rFonts w:ascii="Cambria Math" w:eastAsiaTheme="minorEastAsia" w:hAnsi="Cambria Math"/>
-            <w:lang w:val="ru-RU"/>
-          </w:rPr>
-          <m:t>2</m:t>
-        </m:r>
-        <m:r>
-          <w:rPr>
-            <w:rFonts w:ascii="Cambria Math" w:eastAsiaTheme="minorEastAsia" w:hAnsi="Cambria Math"/>
-            <w:lang w:val="ru-RU"/>
-          </w:rPr>
-          <m:t>)</m:t>
+          <m:t>(12)</m:t>
         </m:r>
       </m:oMath>
     </w:p>
@@ -10441,6 +10314,7 @@
       <w:r>
         <w:rPr>
           <w:rFonts w:eastAsiaTheme="minorEastAsia"/>
+          <w:lang w:val="ru-RU"/>
         </w:rPr>
         <w:tab/>
       </w:r>
@@ -10587,6 +10461,7 @@
         <m:r>
           <w:rPr>
             <w:rFonts w:ascii="Cambria Math" w:hAnsi="Cambria Math"/>
+            <w:lang w:val="ru-RU"/>
           </w:rPr>
           <m:t>.</m:t>
         </m:r>
@@ -10594,6 +10469,7 @@
       <w:r>
         <w:rPr>
           <w:rFonts w:eastAsiaTheme="minorEastAsia"/>
+          <w:lang w:val="ru-RU"/>
         </w:rPr>
         <w:tab/>
       </w:r>
@@ -10610,21 +10486,7 @@
             <w:rFonts w:ascii="Cambria Math" w:eastAsiaTheme="minorEastAsia" w:hAnsi="Cambria Math"/>
             <w:lang w:val="ru-RU"/>
           </w:rPr>
-          <m:t>(1</m:t>
-        </m:r>
-        <m:r>
-          <w:rPr>
-            <w:rFonts w:ascii="Cambria Math" w:eastAsiaTheme="minorEastAsia" w:hAnsi="Cambria Math"/>
-            <w:lang w:val="ru-RU"/>
-          </w:rPr>
-          <m:t>3</m:t>
-        </m:r>
-        <m:r>
-          <w:rPr>
-            <w:rFonts w:ascii="Cambria Math" w:eastAsiaTheme="minorEastAsia" w:hAnsi="Cambria Math"/>
-            <w:lang w:val="ru-RU"/>
-          </w:rPr>
-          <m:t>)</m:t>
+          <m:t>(13)</m:t>
         </m:r>
       </m:oMath>
     </w:p>
@@ -10674,6 +10536,7 @@
       <w:r>
         <w:rPr>
           <w:rFonts w:eastAsiaTheme="minorEastAsia"/>
+          <w:lang w:val="ru-RU"/>
         </w:rPr>
         <w:tab/>
       </w:r>
@@ -10982,6 +10845,7 @@
       <w:r>
         <w:rPr>
           <w:rFonts w:eastAsiaTheme="minorEastAsia"/>
+          <w:lang w:val="ru-RU"/>
         </w:rPr>
         <w:tab/>
       </w:r>
@@ -10998,21 +10862,7 @@
             <w:rFonts w:ascii="Cambria Math" w:eastAsiaTheme="minorEastAsia" w:hAnsi="Cambria Math"/>
             <w:lang w:val="ru-RU"/>
           </w:rPr>
-          <m:t>(1</m:t>
-        </m:r>
-        <m:r>
-          <w:rPr>
-            <w:rFonts w:ascii="Cambria Math" w:eastAsiaTheme="minorEastAsia" w:hAnsi="Cambria Math"/>
-            <w:lang w:val="ru-RU"/>
-          </w:rPr>
-          <m:t>4</m:t>
-        </m:r>
-        <m:r>
-          <w:rPr>
-            <w:rFonts w:ascii="Cambria Math" w:eastAsiaTheme="minorEastAsia" w:hAnsi="Cambria Math"/>
-            <w:lang w:val="ru-RU"/>
-          </w:rPr>
-          <m:t>)</m:t>
+          <m:t>(14)</m:t>
         </m:r>
       </m:oMath>
     </w:p>
@@ -11029,21 +10879,61 @@
         <w:rPr>
           <w:lang w:val="ru-RU"/>
         </w:rPr>
-        <w:t xml:space="preserve">Была проведена серия численный </w:t>
-      </w:r>
-      <w:proofErr w:type="gramStart"/>
-      <w:r>
-        <w:rPr>
-          <w:lang w:val="ru-RU"/>
-        </w:rPr>
-        <w:t>расчетов</w:t>
-      </w:r>
-      <w:proofErr w:type="gramEnd"/>
-      <w:r>
-        <w:rPr>
-          <w:lang w:val="ru-RU"/>
-        </w:rPr>
-        <w:t xml:space="preserve"> Для выяснения влияния растворенного парафина </w:t>
+        <w:t>Для выя</w:t>
+      </w:r>
+      <w:r>
+        <w:rPr>
+          <w:lang w:val="ru-RU"/>
+        </w:rPr>
+        <w:t>вления</w:t>
+      </w:r>
+      <w:r>
+        <w:rPr>
+          <w:lang w:val="ru-RU"/>
+        </w:rPr>
+        <w:t xml:space="preserve"> влияния растворенного </w:t>
+      </w:r>
+      <w:r>
+        <w:rPr>
+          <w:lang w:val="ru-RU"/>
+        </w:rPr>
+        <w:t xml:space="preserve">в нефти </w:t>
+      </w:r>
+      <w:r>
+        <w:rPr>
+          <w:lang w:val="ru-RU"/>
+        </w:rPr>
+        <w:t xml:space="preserve">парафина </w:t>
+      </w:r>
+      <w:r>
+        <w:rPr>
+          <w:lang w:val="ru-RU"/>
+        </w:rPr>
+        <w:t>и перетока тепла через кровлю и подошву пласта на динамику добычи нефти, б</w:t>
+      </w:r>
+      <w:r>
+        <w:rPr>
+          <w:lang w:val="ru-RU"/>
+        </w:rPr>
+        <w:t>ыла проведена серия численны</w:t>
+      </w:r>
+      <w:r>
+        <w:rPr>
+          <w:lang w:val="ru-RU"/>
+        </w:rPr>
+        <w:t>х</w:t>
+      </w:r>
+      <w:r>
+        <w:rPr>
+          <w:lang w:val="ru-RU"/>
+        </w:rPr>
+        <w:t xml:space="preserve"> расчетов</w:t>
+      </w:r>
+      <w:r>
+        <w:rPr>
+          <w:lang w:val="ru-RU"/>
+        </w:rPr>
+        <w:t>.</w:t>
       </w:r>
     </w:p>
     <w:p>
@@ -11389,14 +11279,14 @@
         <w:rPr>
           <w:lang w:val="ru-RU"/>
         </w:rPr>
-        <w:t xml:space="preserve">) практически совпадают, что объясняется двумя причинами. Во-первых, высокой обводненностью прискважинной зоны и, следовательно, малой концентрацией кристаллизованного парафина, способного изменить ФЕС. Во-вторых, тем, что пластовая температура вблизи нагнетательной скважины только начала </w:t>
+        <w:t xml:space="preserve">) практически совпадают, что объясняется двумя причинами. Во-первых, высокой обводненностью прискважинной зоны и, следовательно, малой концентрацией кристаллизованного парафина, способного изменить ФЕС. Во-вторых, </w:t>
       </w:r>
       <w:r>
         <w:rPr>
           <w:lang w:val="ru-RU"/>
         </w:rPr>
         <w:lastRenderedPageBreak/>
-        <w:t>достигать температуры кристаллизации парафина, которая вычисляется по формуле</w:t>
+        <w:t>тем, что пластовая температура вблизи нагнетательной скважины только начала достигать температуры кристаллизации парафина, которая вычисляется по формуле</w:t>
       </w:r>
       <w:r>
         <w:rPr>
@@ -11721,6 +11611,7 @@
           <w:i/>
           <w:iCs/>
         </w:rPr>
+        <w:lastRenderedPageBreak/>
         <w:t>Mozes, G. Y.</w:t>
       </w:r>
       <w:r>
@@ -11742,7 +11633,6 @@
           <w:i/>
           <w:iCs/>
         </w:rPr>
-        <w:lastRenderedPageBreak/>
         <w:t>Sandyga M. S., Struchkov I. A., and Rogachev M. K.</w:t>
       </w:r>
       <w:r>
@@ -12026,23 +11916,7 @@
           <w:i/>
           <w:iCs/>
         </w:rPr>
-        <w:t xml:space="preserve">S. A. Mousavi Dehghani, M. Vafaie </w:t>
-      </w:r>
-      <w:proofErr w:type="gramStart"/>
-      <w:r>
-        <w:rPr>
-          <w:i/>
-          <w:iCs/>
-        </w:rPr>
-        <w:t>Sefti ,</w:t>
-      </w:r>
-      <w:proofErr w:type="gramEnd"/>
-      <w:r>
-        <w:rPr>
-          <w:i/>
-          <w:iCs/>
-        </w:rPr>
-        <w:t xml:space="preserve"> H. Mehdizadeh and H. Shirkhanloo</w:t>
+        <w:t>S. A. Mousavi Dehghani, M. Vafaie Sefti , H. Mehdizadeh and H. Shirkhanloo</w:t>
       </w:r>
       <w:r>
         <w:t xml:space="preserve"> Solid Phase Equation of State Application for Wax Formation Prediction in Petroleum Mixtures Iranian Journal of Chemical Engineering Vol. 5, No. 2 (Spring), 2008, IAChE</w:t>

--- a/resources/статьи_конференции/ТВТ_2026/Лазарев_ТВТ.docx
+++ b/resources/статьи_конференции/ТВТ_2026/Лазарев_ТВТ.docx
@@ -33,7 +33,63 @@
         <w:rPr>
           <w:lang w:val="ru-RU"/>
         </w:rPr>
-        <w:t>В процессе разработки нефтегазовых месторождений заводнением пластовые флюиды могут приобретать температуру, отличную от естественной температуры пласта. Это изменение может быть вызвано различными причинами, зависящими от характера фильтрационного потока, а также от технологии разработки, в процессе которой на продуктивные коллекторы оказывают различные тепловые воздействия. Примером подобного воздействия является нагнетание воды с целью поддержания пластового давления. В случае, когда температура нагнетаемой вода воды ниже температуры пласта, может возникать множество негативных эффектов, ухудшающих ФЕС коллектора. Наиболее яркий пример — отложение парафина, вызывающее снижение пористости, проницаемости, особенно вблизи призабойной зоны пласта, и, следовательно, увеличение скин-фактора. Нефтяные месторождения высоковязких нефтей, содержащих значительные концентрации парафинов, смол и асфальтенов, осваиваются с меньшей интенсивностью. Это связано с тем, что такие залежи требуют применения специализированных технологий для эффективной добычи, транспортировки и подготовки. Но сложность разработки не уменьшает их экономический потенциал. Глобальные запасы подобных нефтей превышают 810 миллиардов тонн</w:t>
+        <w:t xml:space="preserve">В процессе разработки нефтегазовых месторождений </w:t>
+      </w:r>
+      <w:proofErr w:type="spellStart"/>
+      <w:r>
+        <w:rPr>
+          <w:lang w:val="ru-RU"/>
+        </w:rPr>
+        <w:t>заводнением</w:t>
+      </w:r>
+      <w:proofErr w:type="spellEnd"/>
+      <w:r>
+        <w:rPr>
+          <w:lang w:val="ru-RU"/>
+        </w:rPr>
+        <w:t xml:space="preserve"> пластовые флюиды могут приобретать температуру, отличную от естественной температуры пласта. Это изменение может быть вызвано различными причинами, зависящими от характера фильтрационного потока, а также от технологии разработки, в процессе которой на продуктивные коллекторы оказывают различные тепловые воздействия. Примером подобного воздействия является нагнетание воды с целью поддержания пластового давления. В случае, когда температура нагнетаемой вода воды ниже температуры пласта, может возникать множество негативных эффектов, ухудшающих ФЕС коллектора. Наиболее яркий пример — отложение парафина, вызывающее снижение пористости, проницаемости, особенно вблизи призабойной зоны пласта, и, следовательно, увеличение скин-фактора. Нефтяные месторождения высоковязких </w:t>
+      </w:r>
+      <w:proofErr w:type="spellStart"/>
+      <w:r>
+        <w:rPr>
+          <w:lang w:val="ru-RU"/>
+        </w:rPr>
+        <w:t>нефтей</w:t>
+      </w:r>
+      <w:proofErr w:type="spellEnd"/>
+      <w:r>
+        <w:rPr>
+          <w:lang w:val="ru-RU"/>
+        </w:rPr>
+        <w:t xml:space="preserve">, содержащих значительные концентрации парафинов, смол и </w:t>
+      </w:r>
+      <w:proofErr w:type="spellStart"/>
+      <w:r>
+        <w:rPr>
+          <w:lang w:val="ru-RU"/>
+        </w:rPr>
+        <w:t>асфальтенов</w:t>
+      </w:r>
+      <w:proofErr w:type="spellEnd"/>
+      <w:r>
+        <w:rPr>
+          <w:lang w:val="ru-RU"/>
+        </w:rPr>
+        <w:t xml:space="preserve">, осваиваются с меньшей интенсивностью. Это связано с тем, что такие залежи требуют применения специализированных технологий для эффективной добычи, транспортировки и подготовки. Но сложность разработки не уменьшает их экономический потенциал. Глобальные запасы подобных </w:t>
+      </w:r>
+      <w:proofErr w:type="spellStart"/>
+      <w:r>
+        <w:rPr>
+          <w:lang w:val="ru-RU"/>
+        </w:rPr>
+        <w:t>нефтей</w:t>
+      </w:r>
+      <w:proofErr w:type="spellEnd"/>
+      <w:r>
+        <w:rPr>
+          <w:lang w:val="ru-RU"/>
+        </w:rPr>
+        <w:t xml:space="preserve"> превышают 810 миллиардов тонн</w:t>
       </w:r>
       <w:r>
         <w:rPr>
@@ -51,7 +107,21 @@
         <w:rPr>
           <w:lang w:val="ru-RU"/>
         </w:rPr>
-        <w:t xml:space="preserve">. Россия уступает по этому показателю только Венесуэле и Канаде, обладая геологическими запасами высоковязкой нефти порядка 6-7 миллиардов тонн. Парафины преимущественно состоят из нормальных алканов с числом атомов углерода </w:t>
+        <w:t xml:space="preserve">. Россия уступает по этому показателю только Венесуэле и Канаде, обладая геологическими запасами высоковязкой нефти порядка 6-7 миллиардов тонн. Парафины преимущественно состоят из нормальных </w:t>
+      </w:r>
+      <w:proofErr w:type="spellStart"/>
+      <w:r>
+        <w:rPr>
+          <w:lang w:val="ru-RU"/>
+        </w:rPr>
+        <w:t>алканов</w:t>
+      </w:r>
+      <w:proofErr w:type="spellEnd"/>
+      <w:r>
+        <w:rPr>
+          <w:lang w:val="ru-RU"/>
+        </w:rPr>
+        <w:t xml:space="preserve"> с числом атомов углерода </w:t>
       </w:r>
       <m:oMath>
         <m:r>
@@ -93,8 +163,44 @@
         <w:rPr>
           <w:lang w:val="ru-RU"/>
         </w:rPr>
-        <w:t xml:space="preserve"> количество которых в парафине обычно превышает 75%, а остальная часть в основном состоит из изоалканов, циклоалканов и алкилбензолов</w:t>
-      </w:r>
+        <w:t xml:space="preserve"> количество которых в парафине обычно превышает 75%, а остальная часть в основном состоит из </w:t>
+      </w:r>
+      <w:proofErr w:type="spellStart"/>
+      <w:r>
+        <w:rPr>
+          <w:lang w:val="ru-RU"/>
+        </w:rPr>
+        <w:t>изоалканов</w:t>
+      </w:r>
+      <w:proofErr w:type="spellEnd"/>
+      <w:r>
+        <w:rPr>
+          <w:lang w:val="ru-RU"/>
+        </w:rPr>
+        <w:t xml:space="preserve">, </w:t>
+      </w:r>
+      <w:proofErr w:type="spellStart"/>
+      <w:r>
+        <w:rPr>
+          <w:lang w:val="ru-RU"/>
+        </w:rPr>
+        <w:t>циклоалканов</w:t>
+      </w:r>
+      <w:proofErr w:type="spellEnd"/>
+      <w:r>
+        <w:rPr>
+          <w:lang w:val="ru-RU"/>
+        </w:rPr>
+        <w:t xml:space="preserve"> и </w:t>
+      </w:r>
+      <w:proofErr w:type="spellStart"/>
+      <w:r>
+        <w:rPr>
+          <w:lang w:val="ru-RU"/>
+        </w:rPr>
+        <w:t>алкилбензолов</w:t>
+      </w:r>
+      <w:proofErr w:type="spellEnd"/>
       <w:r>
         <w:rPr>
           <w:lang w:val="ru-RU"/>
@@ -183,7 +289,55 @@
           <w:highlight w:val="green"/>
           <w:lang w:val="ru-RU"/>
         </w:rPr>
-        <w:t xml:space="preserve">Для корректного прогноза охлаждения пласта в настоящей работе вертикальные теплопотери через кровлю и подошву учитываются по классической схеме Ловерье. Данный подход, предполагающий квазистационарный теплообмен с полубесконечными массивами пород, позволяет избежать ресурсоемкого прямого моделирования вмещающих толщ. Тепловой поток рассчитывается на основе решения уравнения теплопроводности для полубесконечного тела с граничным условием первого рода на контакте и интегрируется в уравнение энергии пласта как источник. Учет этого механизма приводит к </w:t>
+        <w:t xml:space="preserve">Для корректного прогноза охлаждения пласта в настоящей работе вертикальные теплопотери через кровлю и подошву учитываются по классической схеме </w:t>
+      </w:r>
+      <w:proofErr w:type="spellStart"/>
+      <w:r>
+        <w:rPr>
+          <w:highlight w:val="green"/>
+          <w:lang w:val="ru-RU"/>
+        </w:rPr>
+        <w:t>Ловерье</w:t>
+      </w:r>
+      <w:proofErr w:type="spellEnd"/>
+      <w:r>
+        <w:rPr>
+          <w:highlight w:val="green"/>
+          <w:lang w:val="ru-RU"/>
+        </w:rPr>
+        <w:t xml:space="preserve">. Данный подход, предполагающий квазистационарный теплообмен с </w:t>
+      </w:r>
+      <w:proofErr w:type="spellStart"/>
+      <w:r>
+        <w:rPr>
+          <w:highlight w:val="green"/>
+          <w:lang w:val="ru-RU"/>
+        </w:rPr>
+        <w:t>полубесконечными</w:t>
+      </w:r>
+      <w:proofErr w:type="spellEnd"/>
+      <w:r>
+        <w:rPr>
+          <w:highlight w:val="green"/>
+          <w:lang w:val="ru-RU"/>
+        </w:rPr>
+        <w:t xml:space="preserve"> массивами пород, позволяет избежать ресурсоемкого прямого моделирования вмещающих толщ. Тепловой поток рассчитывается на основе решения уравнения теплопроводности для </w:t>
+      </w:r>
+      <w:proofErr w:type="spellStart"/>
+      <w:r>
+        <w:rPr>
+          <w:highlight w:val="green"/>
+          <w:lang w:val="ru-RU"/>
+        </w:rPr>
+        <w:t>полубесконечного</w:t>
+      </w:r>
+      <w:proofErr w:type="spellEnd"/>
+      <w:r>
+        <w:rPr>
+          <w:highlight w:val="green"/>
+          <w:lang w:val="ru-RU"/>
+        </w:rPr>
+        <w:t xml:space="preserve"> тела с граничным условием первого рода на контакте и интегрируется в уравнение энергии пласта как источник. Учет этого механизма приводит к </w:t>
       </w:r>
       <w:r>
         <w:rPr>
@@ -253,7 +407,21 @@
           <w:highlight w:val="red"/>
           <w:lang w:val="ru-RU"/>
         </w:rPr>
-        <w:t>[?]</w:t>
+        <w:t>[</w:t>
+      </w:r>
+      <w:r>
+        <w:rPr>
+          <w:highlight w:val="red"/>
+          <w:lang w:val="ru-RU"/>
+        </w:rPr>
+        <w:t>16</w:t>
+      </w:r>
+      <w:r>
+        <w:rPr>
+          <w:highlight w:val="red"/>
+          <w:lang w:val="ru-RU"/>
+        </w:rPr>
+        <w:t>]</w:t>
       </w:r>
     </w:p>
     <w:p>
@@ -629,14 +797,56 @@
         <w:rPr>
           <w:lang w:val="ru-RU"/>
         </w:rPr>
-        <w:t xml:space="preserve">В данной модели присутствуют две фазы и три псевдокомпонента. Нефть и вода представляют собой две отдельные не смешивающиеся фазы. В качестве трех псевдокомпонентов выступают нефть, вода и парафин. Предполагается, что жидкости </w:t>
+        <w:t xml:space="preserve">В данной модели присутствуют две фазы и три </w:t>
+      </w:r>
+      <w:proofErr w:type="spellStart"/>
+      <w:r>
+        <w:rPr>
+          <w:lang w:val="ru-RU"/>
+        </w:rPr>
+        <w:t>псевдокомпонента</w:t>
+      </w:r>
+      <w:proofErr w:type="spellEnd"/>
+      <w:r>
+        <w:rPr>
+          <w:lang w:val="ru-RU"/>
+        </w:rPr>
+        <w:t xml:space="preserve">. Нефть и вода представляют собой две отдельные не смешивающиеся фазы. В качестве трех </w:t>
+      </w:r>
+      <w:proofErr w:type="spellStart"/>
+      <w:r>
+        <w:rPr>
+          <w:lang w:val="ru-RU"/>
+        </w:rPr>
+        <w:t>псевдокомпонентов</w:t>
+      </w:r>
+      <w:proofErr w:type="spellEnd"/>
+      <w:r>
+        <w:rPr>
+          <w:lang w:val="ru-RU"/>
+        </w:rPr>
+        <w:t xml:space="preserve"> выступают нефть, вода и парафин. Предполагается, что жидкости </w:t>
       </w:r>
       <w:r>
         <w:rPr>
           <w:lang w:val="ru-RU"/>
         </w:rPr>
         <w:lastRenderedPageBreak/>
-        <w:t>несжимаемы, а также что между водной и нефтяной фазами не происходит массообмен. Поэтому уравнения баланса масс записываются для каждой фазы отдельно. Учитывая сделанные допущения, уравнения баланса массы для воды и нефти, имеют следующий вид:</w:t>
+        <w:t xml:space="preserve">несжимаемы, а также что между водной и нефтяной фазами не происходит </w:t>
+      </w:r>
+      <w:proofErr w:type="spellStart"/>
+      <w:r>
+        <w:rPr>
+          <w:lang w:val="ru-RU"/>
+        </w:rPr>
+        <w:t>массообмен</w:t>
+      </w:r>
+      <w:proofErr w:type="spellEnd"/>
+      <w:r>
+        <w:rPr>
+          <w:lang w:val="ru-RU"/>
+        </w:rPr>
+        <w:t>. Поэтому уравнения баланса масс записываются для каждой фазы отдельно. Учитывая сделанные допущения, уравнения баланса массы для воды и нефти, имеют следующий вид:</w:t>
       </w:r>
     </w:p>
     <w:p>
@@ -1318,11 +1528,19 @@
           <w:lang w:val="ru-RU"/>
         </w:rPr>
       </w:pPr>
-      <w:r>
-        <w:rPr>
-          <w:lang w:val="ru-RU"/>
-        </w:rPr>
-        <w:t xml:space="preserve">Псевдокомпонент парафина может быть частично растворен и/или взвешен в нефтяной фазе в виде частиц и отложен в поровом пространстве. </w:t>
+      <w:proofErr w:type="spellStart"/>
+      <w:r>
+        <w:rPr>
+          <w:lang w:val="ru-RU"/>
+        </w:rPr>
+        <w:t>Псевдокомпонент</w:t>
+      </w:r>
+      <w:proofErr w:type="spellEnd"/>
+      <w:r>
+        <w:rPr>
+          <w:lang w:val="ru-RU"/>
+        </w:rPr>
+        <w:t xml:space="preserve"> парафина может быть частично растворен и/или взвешен в нефтяной фазе в виде частиц и отложен в поровом пространстве. </w:t>
       </w:r>
       <w:r>
         <w:rPr>
@@ -2303,7 +2521,21 @@
         <w:rPr>
           <w:lang w:val="ru-RU"/>
         </w:rPr>
-        <w:t>В рамках однотемпературной термодинамической модели уравнение, описывающее баланс полной энергии всей системы, может быть сформулировано в виде следующего выражения</w:t>
+        <w:t xml:space="preserve">В рамках </w:t>
+      </w:r>
+      <w:proofErr w:type="spellStart"/>
+      <w:r>
+        <w:rPr>
+          <w:lang w:val="ru-RU"/>
+        </w:rPr>
+        <w:t>однотемпературной</w:t>
+      </w:r>
+      <w:proofErr w:type="spellEnd"/>
+      <w:r>
+        <w:rPr>
+          <w:lang w:val="ru-RU"/>
+        </w:rPr>
+        <w:t xml:space="preserve"> термодинамической модели уравнение, описывающее баланс полной энергии всей системы, может быть сформулировано в виде следующего выражения</w:t>
       </w:r>
       <w:r>
         <w:rPr>
@@ -2322,13 +2554,6 @@
           <w:lang w:val="ru-RU"/>
         </w:rPr>
         <w:t xml:space="preserve"> </w:t>
-      </w:r>
-      <w:r>
-        <w:rPr>
-          <w:highlight w:val="red"/>
-          <w:lang w:val="ru-RU"/>
-        </w:rPr>
-        <w:t>Добавить описание Ловерье</w:t>
       </w:r>
     </w:p>
     <w:p>
@@ -2340,6 +2565,7 @@
         </w:tabs>
         <w:jc w:val="both"/>
         <w:rPr>
+          <w:rFonts w:eastAsiaTheme="minorEastAsia"/>
           <w:lang w:val="ru-RU"/>
         </w:rPr>
       </w:pPr>
@@ -2353,7 +2579,6 @@
       <m:oMath>
         <m:m>
           <m:mPr>
-            <m:plcHide m:val="1"/>
             <m:mcs>
               <m:mc>
                 <m:mcPr>
@@ -3682,6 +3907,22 @@
                 </w:rPr>
                 <m:t>+</m:t>
               </m:r>
+              <m:ctrlPr>
+                <w:rPr>
+                  <w:rFonts w:ascii="Cambria Math" w:eastAsia="Cambria Math" w:hAnsi="Cambria Math" w:cs="Cambria Math"/>
+                  <w:i/>
+                </w:rPr>
+              </m:ctrlPr>
+            </m:e>
+          </m:mr>
+          <m:mr>
+            <m:e>
+              <m:r>
+                <w:rPr>
+                  <w:rFonts w:ascii="Cambria Math" w:eastAsia="Cambria Math" w:hAnsi="Cambria Math" w:cs="Cambria Math"/>
+                </w:rPr>
+                <m:t>+</m:t>
+              </m:r>
               <m:sSub>
                 <m:sSubPr>
                   <m:ctrlPr>
@@ -3854,6 +4095,38 @@
                 </w:rPr>
                 <m:t>T</m:t>
               </m:r>
+              <m:r>
+                <w:rPr>
+                  <w:rFonts w:ascii="Cambria Math" w:hAnsi="Cambria Math"/>
+                </w:rPr>
+                <m:t>+</m:t>
+              </m:r>
+              <m:sSub>
+                <m:sSubPr>
+                  <m:ctrlPr>
+                    <w:rPr>
+                      <w:rFonts w:ascii="Cambria Math" w:hAnsi="Cambria Math"/>
+                      <w:i/>
+                    </w:rPr>
+                  </m:ctrlPr>
+                </m:sSubPr>
+                <m:e>
+                  <m:r>
+                    <w:rPr>
+                      <w:rFonts w:ascii="Cambria Math" w:hAnsi="Cambria Math"/>
+                    </w:rPr>
+                    <m:t>q</m:t>
+                  </m:r>
+                </m:e>
+                <m:sub>
+                  <m:r>
+                    <w:rPr>
+                      <w:rFonts w:ascii="Cambria Math" w:hAnsi="Cambria Math"/>
+                    </w:rPr>
+                    <m:t>l</m:t>
+                  </m:r>
+                </m:sub>
+              </m:sSub>
             </m:e>
           </m:mr>
         </m:m>
@@ -3873,6 +4146,85 @@
           <m:t>(5)</m:t>
         </m:r>
       </m:oMath>
+    </w:p>
+    <w:p>
+      <w:pPr>
+        <w:pStyle w:val="a0"/>
+        <w:tabs>
+          <w:tab w:val="center" w:pos="4820"/>
+          <w:tab w:val="right" w:pos="9639"/>
+        </w:tabs>
+        <w:jc w:val="both"/>
+        <w:rPr>
+          <w:i/>
+          <w:lang w:val="ru-RU"/>
+        </w:rPr>
+      </w:pPr>
+      <w:r>
+        <w:rPr>
+          <w:rFonts w:eastAsiaTheme="minorEastAsia"/>
+          <w:lang w:val="ru-RU"/>
+        </w:rPr>
+        <w:t xml:space="preserve">где </w:t>
+      </w:r>
+      <m:oMath>
+        <m:sSub>
+          <m:sSubPr>
+            <m:ctrlPr>
+              <w:rPr>
+                <w:rFonts w:ascii="Cambria Math" w:eastAsiaTheme="minorEastAsia" w:hAnsi="Cambria Math"/>
+                <w:i/>
+              </w:rPr>
+            </m:ctrlPr>
+          </m:sSubPr>
+          <m:e>
+            <m:r>
+              <w:rPr>
+                <w:rFonts w:ascii="Cambria Math" w:eastAsiaTheme="minorEastAsia" w:hAnsi="Cambria Math"/>
+              </w:rPr>
+              <m:t>q</m:t>
+            </m:r>
+          </m:e>
+          <m:sub>
+            <m:r>
+              <w:rPr>
+                <w:rFonts w:ascii="Cambria Math" w:eastAsiaTheme="minorEastAsia" w:hAnsi="Cambria Math"/>
+              </w:rPr>
+              <m:t>l</m:t>
+            </m:r>
+          </m:sub>
+        </m:sSub>
+        <m:r>
+          <w:rPr>
+            <w:rFonts w:ascii="Cambria Math" w:eastAsiaTheme="minorEastAsia" w:hAnsi="Cambria Math"/>
+            <w:lang w:val="ru-RU"/>
+          </w:rPr>
+          <m:t>-</m:t>
+        </m:r>
+      </m:oMath>
+      <w:r>
+        <w:rPr>
+          <w:rFonts w:eastAsiaTheme="minorEastAsia"/>
+          <w:lang w:val="ru-RU"/>
+        </w:rPr>
+        <w:t xml:space="preserve"> потери тепла через кровлю и подошву пласта, определяемые по схеме </w:t>
+      </w:r>
+      <w:proofErr w:type="spellStart"/>
+      <w:r>
+        <w:rPr>
+          <w:rFonts w:eastAsiaTheme="minorEastAsia"/>
+          <w:lang w:val="ru-RU"/>
+        </w:rPr>
+        <w:t>Ловерье</w:t>
+      </w:r>
+      <w:proofErr w:type="spellEnd"/>
+      <w:r>
+        <w:rPr>
+          <w:rFonts w:eastAsiaTheme="minorEastAsia"/>
+          <w:lang w:val="ru-RU"/>
+        </w:rPr>
+        <w:t>.</w:t>
+      </w:r>
     </w:p>
     <w:p>
       <w:pPr>
@@ -4184,10 +4536,61 @@
         <w:rPr>
           <w:lang w:val="ru-RU"/>
         </w:rPr>
-        <w:t xml:space="preserve">При описании кольматации пласта частицами парафина, будем рассматривать пористую среду в рамках модели идеального грунта, то есть как систему цилиндрических капилляров разного диаметра, имеющих фиктивные сужения (горла). </w:t>
-      </w:r>
-      <w:r>
-        <w:t>Для простоты используем следующие допущения:</w:t>
+        <w:t xml:space="preserve">При описании </w:t>
+      </w:r>
+      <w:proofErr w:type="spellStart"/>
+      <w:r>
+        <w:rPr>
+          <w:lang w:val="ru-RU"/>
+        </w:rPr>
+        <w:t>кольматации</w:t>
+      </w:r>
+      <w:proofErr w:type="spellEnd"/>
+      <w:r>
+        <w:rPr>
+          <w:lang w:val="ru-RU"/>
+        </w:rPr>
+        <w:t xml:space="preserve"> пласта частицами парафина, будем рассматривать пористую среду в рамках модели идеального грунта, то есть как систему цилиндрических капилляров разного диаметра, имеющих фиктивные сужения (горла). </w:t>
+      </w:r>
+      <w:proofErr w:type="spellStart"/>
+      <w:r>
+        <w:t>Для</w:t>
+      </w:r>
+      <w:proofErr w:type="spellEnd"/>
+      <w:r>
+        <w:t xml:space="preserve"> </w:t>
+      </w:r>
+      <w:proofErr w:type="spellStart"/>
+      <w:r>
+        <w:t>простоты</w:t>
+      </w:r>
+      <w:proofErr w:type="spellEnd"/>
+      <w:r>
+        <w:t xml:space="preserve"> </w:t>
+      </w:r>
+      <w:proofErr w:type="spellStart"/>
+      <w:r>
+        <w:t>используем</w:t>
+      </w:r>
+      <w:proofErr w:type="spellEnd"/>
+      <w:r>
+        <w:t xml:space="preserve"> </w:t>
+      </w:r>
+      <w:proofErr w:type="spellStart"/>
+      <w:r>
+        <w:t>следующие</w:t>
+      </w:r>
+      <w:proofErr w:type="spellEnd"/>
+      <w:r>
+        <w:t xml:space="preserve"> </w:t>
+      </w:r>
+      <w:proofErr w:type="spellStart"/>
+      <w:r>
+        <w:t>допущения</w:t>
+      </w:r>
+      <w:proofErr w:type="spellEnd"/>
+      <w:r>
+        <w:t>:</w:t>
       </w:r>
     </w:p>
     <w:p>
@@ -4390,6 +4793,7 @@
         <w:rPr>
           <w:lang w:val="ru-RU"/>
         </w:rPr>
+        <w:lastRenderedPageBreak/>
         <w:t>Собственная пористость осевших частиц пренебрежимо мала по сравнению с пористостью пласта;</w:t>
       </w:r>
     </w:p>
@@ -4410,7 +4814,6 @@
         <w:rPr>
           <w:lang w:val="ru-RU"/>
         </w:rPr>
-        <w:lastRenderedPageBreak/>
         <w:t>Суффозией пренебрегаем, ввиду сложности механизма взаимодействия частиц парафина и недостатка экспериментальных данных;</w:t>
       </w:r>
     </w:p>
@@ -4497,8 +4900,16 @@
         <w:rPr>
           <w:lang w:val="ru-RU"/>
         </w:rPr>
-        <w:t>Исходя из экспериментальных данных была получена эмпирическая зависимость для скорости сужения цилиндрического порового канала в однофазном потоке, вызванная кольматацией</w:t>
-      </w:r>
+        <w:t xml:space="preserve">Исходя из экспериментальных данных была получена эмпирическая зависимость для скорости сужения цилиндрического порового канала в однофазном потоке, вызванная </w:t>
+      </w:r>
+      <w:proofErr w:type="spellStart"/>
+      <w:r>
+        <w:rPr>
+          <w:lang w:val="ru-RU"/>
+        </w:rPr>
+        <w:t>кольматацией</w:t>
+      </w:r>
+      <w:proofErr w:type="spellEnd"/>
       <w:r>
         <w:rPr>
           <w:lang w:val="ru-RU"/>
@@ -5938,7 +6349,21 @@
         <w:rPr>
           <w:lang w:val="ru-RU"/>
         </w:rPr>
-        <w:t>, так как в процессе кольматации пласта частицами парафина их диаметры уменьшатся и могут удовлетворять условию закупоривания.</w:t>
+        <w:t>, так как в процессе кольматации пласта частицами параф</w:t>
+      </w:r>
+      <w:proofErr w:type="spellStart"/>
+      <w:r>
+        <w:rPr>
+          <w:lang w:val="ru-RU"/>
+        </w:rPr>
+        <w:t>ина</w:t>
+      </w:r>
+      <w:proofErr w:type="spellEnd"/>
+      <w:r>
+        <w:rPr>
+          <w:lang w:val="ru-RU"/>
+        </w:rPr>
+        <w:t xml:space="preserve"> их диаметры уменьшатся и могут удовлетворять условию закупоривания.</w:t>
       </w:r>
     </w:p>
     <w:p>
@@ -5954,7 +6379,21 @@
         <w:rPr>
           <w:lang w:val="ru-RU"/>
         </w:rPr>
-        <w:t xml:space="preserve">В следствии структурных изменений порового пространства, вызванных кольматацией и блокированием пор, происходит изменение динамической пористости и абсолютной проницаемости пласта. Пусть </w:t>
+        <w:t xml:space="preserve">В следствии структурных изменений порового пространства, вызванных </w:t>
+      </w:r>
+      <w:proofErr w:type="spellStart"/>
+      <w:r>
+        <w:rPr>
+          <w:lang w:val="ru-RU"/>
+        </w:rPr>
+        <w:t>кольматацией</w:t>
+      </w:r>
+      <w:proofErr w:type="spellEnd"/>
+      <w:r>
+        <w:rPr>
+          <w:lang w:val="ru-RU"/>
+        </w:rPr>
+        <w:t xml:space="preserve"> и блокированием пор, происходит изменение динамической пористости и абсолютной проницаемости пласта. Пусть </w:t>
       </w:r>
       <m:oMath>
         <m:sSub>
@@ -6909,7 +7348,21 @@
         <w:rPr>
           <w:lang w:val="ru-RU"/>
         </w:rPr>
-        <w:t>. Ввиду вышеуказанных допущений, скорость массообмена парафина в пористой среде будет равна:</w:t>
+        <w:t xml:space="preserve">. Ввиду вышеуказанных допущений, скорость </w:t>
+      </w:r>
+      <w:proofErr w:type="spellStart"/>
+      <w:r>
+        <w:rPr>
+          <w:lang w:val="ru-RU"/>
+        </w:rPr>
+        <w:t>массообмена</w:t>
+      </w:r>
+      <w:proofErr w:type="spellEnd"/>
+      <w:r>
+        <w:rPr>
+          <w:lang w:val="ru-RU"/>
+        </w:rPr>
+        <w:t xml:space="preserve"> парафина в пористой среде будет равна:</w:t>
       </w:r>
     </w:p>
     <w:p>
@@ -7525,7 +7978,21 @@
         <w:rPr>
           <w:lang w:val="ru-RU"/>
         </w:rPr>
-        <w:t xml:space="preserve">использовался метод контрольных объемов, согласно которому, при интегрировании уравнений предполагается, что характеристики пласта и флюидов на контрольном объеме имеют постоянные значения. Интегрирование конвективных слагаемых выполнялось по схеме вверх по потоку. Для совместного решения уравнений для давления и насыщенности был использован метод </w:t>
+        <w:t>использовался метод контрольных объемов, согласно которому, при интегрировании уравнений предполагается, что характеристики пласта и флюидов на контрольном объеме имеют постоя</w:t>
+      </w:r>
+      <w:proofErr w:type="spellStart"/>
+      <w:r>
+        <w:rPr>
+          <w:lang w:val="ru-RU"/>
+        </w:rPr>
+        <w:t>нные</w:t>
+      </w:r>
+      <w:proofErr w:type="spellEnd"/>
+      <w:r>
+        <w:rPr>
+          <w:lang w:val="ru-RU"/>
+        </w:rPr>
+        <w:t xml:space="preserve"> значения. Интегрирование конвективных слагаемых выполнялось по схеме вверх по потоку. Для совместного решения уравнений для давления и насыщенности был использован метод </w:t>
       </w:r>
       <w:r>
         <w:t>IMPES</w:t>
@@ -7582,7 +8049,21 @@
         <w:rPr>
           <w:lang w:val="ru-RU"/>
         </w:rPr>
-        <w:t xml:space="preserve"> решалось по неявной схеме. Это позволило избежать ограничений на шаг по времени в задаче расчета кольматации пласта парафином.</w:t>
+        <w:t xml:space="preserve"> решалось по неявной схеме. Это позволило избежать ограничений на шаг по времени в задаче расчета </w:t>
+      </w:r>
+      <w:proofErr w:type="spellStart"/>
+      <w:r>
+        <w:rPr>
+          <w:lang w:val="ru-RU"/>
+        </w:rPr>
+        <w:t>кольматации</w:t>
+      </w:r>
+      <w:proofErr w:type="spellEnd"/>
+      <w:r>
+        <w:rPr>
+          <w:lang w:val="ru-RU"/>
+        </w:rPr>
+        <w:t xml:space="preserve"> пласта парафином.</w:t>
       </w:r>
     </w:p>
     <w:p>
@@ -7831,7 +8312,19 @@
         <w:rPr>
           <w:lang w:val="ru-RU"/>
         </w:rPr>
-        <w:t xml:space="preserve">. Нефтяная фаза представлена как бинарная смесь нефти и в ней парафина концентрации </w:t>
+        <w:t>. Нефтяная фаза представлена как бинарная смесь нефти и</w:t>
+      </w:r>
+      <w:r>
+        <w:rPr>
+          <w:lang w:val="ru-RU"/>
+        </w:rPr>
+        <w:t xml:space="preserve"> растворенного</w:t>
+      </w:r>
+      <w:r>
+        <w:rPr>
+          <w:lang w:val="ru-RU"/>
+        </w:rPr>
+        <w:t xml:space="preserve"> в ней парафина концентрации </w:t>
       </w:r>
       <m:oMath>
         <m:sSub>
@@ -7906,7 +8399,21 @@
         <w:rPr>
           <w:lang w:val="ru-RU"/>
         </w:rPr>
-        <w:t xml:space="preserve"> является элементом симметрии пятиточечной системы заводнения и содержит нагнетательную и добывающую скважины, имеющие координаты </w:t>
+        <w:t xml:space="preserve"> является элементом симметрии пятиточечной системы </w:t>
+      </w:r>
+      <w:proofErr w:type="spellStart"/>
+      <w:r>
+        <w:rPr>
+          <w:lang w:val="ru-RU"/>
+        </w:rPr>
+        <w:t>заводнения</w:t>
+      </w:r>
+      <w:proofErr w:type="spellEnd"/>
+      <w:r>
+        <w:rPr>
+          <w:lang w:val="ru-RU"/>
+        </w:rPr>
+        <w:t xml:space="preserve"> и содержит нагнетательную и добывающую скважины, имеющие координаты </w:t>
       </w:r>
       <m:oMath>
         <m:d>
@@ -10879,61 +11386,759 @@
         <w:rPr>
           <w:lang w:val="ru-RU"/>
         </w:rPr>
-        <w:t>Для выя</w:t>
-      </w:r>
-      <w:r>
-        <w:rPr>
-          <w:lang w:val="ru-RU"/>
-        </w:rPr>
-        <w:t>вления</w:t>
-      </w:r>
-      <w:r>
-        <w:rPr>
-          <w:lang w:val="ru-RU"/>
-        </w:rPr>
-        <w:t xml:space="preserve"> влияния растворенного </w:t>
-      </w:r>
-      <w:r>
-        <w:rPr>
-          <w:lang w:val="ru-RU"/>
-        </w:rPr>
-        <w:t xml:space="preserve">в нефти </w:t>
-      </w:r>
-      <w:r>
-        <w:rPr>
-          <w:lang w:val="ru-RU"/>
-        </w:rPr>
-        <w:t xml:space="preserve">парафина </w:t>
-      </w:r>
-      <w:r>
-        <w:rPr>
-          <w:lang w:val="ru-RU"/>
-        </w:rPr>
-        <w:t>и перетока тепла через кровлю и подошву пласта на динамику добычи нефти, б</w:t>
-      </w:r>
-      <w:r>
-        <w:rPr>
-          <w:lang w:val="ru-RU"/>
-        </w:rPr>
-        <w:t>ыла проведена серия численны</w:t>
-      </w:r>
-      <w:r>
-        <w:rPr>
-          <w:lang w:val="ru-RU"/>
-        </w:rPr>
-        <w:t>х</w:t>
-      </w:r>
-      <w:r>
-        <w:rPr>
-          <w:lang w:val="ru-RU"/>
-        </w:rPr>
-        <w:t xml:space="preserve"> расчетов</w:t>
-      </w:r>
-      <w:r>
-        <w:rPr>
-          <w:lang w:val="ru-RU"/>
-        </w:rPr>
-        <w:t>.</w:t>
+        <w:t xml:space="preserve">Для начала рассмотрим случай, в котором </w:t>
+      </w:r>
+      <w:r>
+        <w:rPr>
+          <w:lang w:val="ru-RU"/>
+        </w:rPr>
+        <w:t xml:space="preserve">происходит фильтрация парафиносодержащей нефти </w:t>
+      </w:r>
+      <m:oMath>
+        <m:d>
+          <m:dPr>
+            <m:ctrlPr>
+              <w:rPr>
+                <w:rFonts w:ascii="Cambria Math" w:hAnsi="Cambria Math"/>
+              </w:rPr>
+            </m:ctrlPr>
+          </m:dPr>
+          <m:e>
+            <m:sSub>
+              <m:sSubPr>
+                <m:ctrlPr>
+                  <w:rPr>
+                    <w:rFonts w:ascii="Cambria Math" w:hAnsi="Cambria Math"/>
+                  </w:rPr>
+                </m:ctrlPr>
+              </m:sSubPr>
+              <m:e>
+                <m:r>
+                  <w:rPr>
+                    <w:rFonts w:ascii="Cambria Math" w:hAnsi="Cambria Math"/>
+                  </w:rPr>
+                  <m:t>W</m:t>
+                </m:r>
+              </m:e>
+              <m:sub>
+                <m:r>
+                  <w:rPr>
+                    <w:rFonts w:ascii="Cambria Math" w:hAnsi="Cambria Math"/>
+                  </w:rPr>
+                  <m:t>p</m:t>
+                </m:r>
+              </m:sub>
+            </m:sSub>
+            <m:r>
+              <m:rPr>
+                <m:sty m:val="p"/>
+              </m:rPr>
+              <w:rPr>
+                <w:rFonts w:ascii="Cambria Math" w:hAnsi="Cambria Math"/>
+                <w:lang w:val="ru-RU"/>
+              </w:rPr>
+              <m:t>=</m:t>
+            </m:r>
+            <m:r>
+              <w:rPr>
+                <w:rFonts w:ascii="Cambria Math" w:hAnsi="Cambria Math"/>
+                <w:lang w:val="ru-RU"/>
+              </w:rPr>
+              <m:t>5</m:t>
+            </m:r>
+            <m:r>
+              <m:rPr>
+                <m:sty m:val="p"/>
+              </m:rPr>
+              <w:rPr>
+                <w:rFonts w:ascii="Cambria Math" w:hAnsi="Cambria Math"/>
+                <w:lang w:val="ru-RU"/>
+              </w:rPr>
+              <m:t>%</m:t>
+            </m:r>
+          </m:e>
+        </m:d>
+      </m:oMath>
+      <w:r>
+        <w:rPr>
+          <w:rFonts w:eastAsiaTheme="minorEastAsia"/>
+          <w:lang w:val="ru-RU"/>
+        </w:rPr>
+        <w:t xml:space="preserve"> и учитываются теплопотери через кровлю и подошву пласта. </w:t>
+      </w:r>
+    </w:p>
+    <w:p>
+      <w:pPr>
+        <w:pStyle w:val="FirstParagraph"/>
+        <w:jc w:val="both"/>
+        <w:rPr>
+          <w:lang w:val="ru-RU"/>
+        </w:rPr>
+      </w:pPr>
+      <w:r>
+        <w:rPr>
+          <w:noProof/>
+          <w:lang w:val="ru-RU"/>
+        </w:rPr>
+      </w:r>
+      <w:r>
+        <w:rPr>
+          <w:lang w:val="ru-RU"/>
+        </w:rPr>
+        <w:pict w14:anchorId="155DBB8E">
+          <v:group id="_x0000_s1027" editas="canvas" style="width:484.45pt;height:428.75pt;mso-position-horizontal-relative:char;mso-position-vertical-relative:line" coordorigin="1701,5962" coordsize="9689,8575">
+            <o:lock v:ext="edit" aspectratio="t"/>
+            <v:shapetype id="_x0000_t75" coordsize="21600,21600" o:spt="75" o:preferrelative="t" path="m@4@5l@4@11@9@11@9@5xe" filled="f" stroked="f">
+              <v:stroke joinstyle="miter"/>
+              <v:formulas>
+                <v:f eqn="if lineDrawn pixelLineWidth 0"/>
+                <v:f eqn="sum @0 1 0"/>
+                <v:f eqn="sum 0 0 @1"/>
+                <v:f eqn="prod @2 1 2"/>
+                <v:f eqn="prod @3 21600 pixelWidth"/>
+                <v:f eqn="prod @3 21600 pixelHeight"/>
+                <v:f eqn="sum @0 0 1"/>
+                <v:f eqn="prod @6 1 2"/>
+                <v:f eqn="prod @7 21600 pixelWidth"/>
+                <v:f eqn="sum @8 21600 0"/>
+                <v:f eqn="prod @7 21600 pixelHeight"/>
+                <v:f eqn="sum @10 21600 0"/>
+              </v:formulas>
+              <v:path o:extrusionok="f" gradientshapeok="t" o:connecttype="rect"/>
+              <o:lock v:ext="edit" aspectratio="t"/>
+            </v:shapetype>
+            <v:shape id="_x0000_s1026" type="#_x0000_t75" style="position:absolute;left:1701;top:5962;width:9689;height:8575" o:preferrelative="f">
+              <v:fill o:detectmouseclick="t"/>
+              <v:path o:extrusionok="t" o:connecttype="none"/>
+              <o:lock v:ext="edit" text="t"/>
+            </v:shape>
+            <v:shapetype id="_x0000_t202" coordsize="21600,21600" o:spt="202" path="m,l,21600r21600,l21600,xe">
+              <v:stroke joinstyle="miter"/>
+              <v:path gradientshapeok="t" o:connecttype="rect"/>
+            </v:shapetype>
+            <v:shape id="Надпись 2" o:spid="_x0000_s1033" type="#_x0000_t202" style="position:absolute;left:4893;top:5962;width:843;height:503;visibility:visible;mso-width-percent:400;mso-height-percent:200;mso-wrap-distance-left:9pt;mso-wrap-distance-top:3.6pt;mso-wrap-distance-right:9pt;mso-wrap-distance-bottom:3.6pt;mso-position-horizontal-relative:text;mso-position-vertical-relative:text;mso-width-percent:400;mso-height-percent:200;mso-width-relative:margin;mso-height-relative:margin;v-text-anchor:top" stroked="f">
+              <v:textbox style="mso-next-textbox:#Надпись 2">
+                <w:txbxContent>
+                  <w:p>
+                    <w:pPr>
+                      <w:pStyle w:val="af"/>
+                      <w:spacing w:after="0"/>
+                      <w:ind w:left="0"/>
+                      <w:jc w:val="both"/>
+                      <w:rPr>
+                        <w:rFonts w:eastAsiaTheme="minorEastAsia"/>
+                        <w:lang w:val="ru-RU"/>
+                      </w:rPr>
+                    </w:pPr>
+                    <m:oMathPara>
+                      <m:oMath>
+                        <m:sSub>
+                          <m:sSubPr>
+                            <m:ctrlPr>
+                              <w:rPr>
+                                <w:rFonts w:ascii="Cambria Math" w:eastAsiaTheme="minorEastAsia" w:hAnsi="Cambria Math"/>
+                                <w:i/>
+                                <w:lang w:val="ru-RU"/>
+                              </w:rPr>
+                            </m:ctrlPr>
+                          </m:sSubPr>
+                          <m:e>
+                            <m:r>
+                              <w:rPr>
+                                <w:rFonts w:ascii="Cambria Math" w:eastAsiaTheme="minorEastAsia" w:hAnsi="Cambria Math"/>
+                              </w:rPr>
+                              <m:t>a</m:t>
+                            </m:r>
+                          </m:e>
+                          <m:sub>
+                            <m:r>
+                              <w:rPr>
+                                <w:rFonts w:ascii="Cambria Math" w:eastAsiaTheme="minorEastAsia" w:hAnsi="Cambria Math"/>
+                                <w:lang w:val="ru-RU"/>
+                              </w:rPr>
+                              <m:t>2</m:t>
+                            </m:r>
+                          </m:sub>
+                        </m:sSub>
+                      </m:oMath>
+                    </m:oMathPara>
+                  </w:p>
+                </w:txbxContent>
+              </v:textbox>
+            </v:shape>
+            <v:shape id="Надпись 2" o:spid="_x0000_s1038" type="#_x0000_t202" style="position:absolute;left:1701;top:5962;width:843;height:503;visibility:visible;mso-width-percent:400;mso-height-percent:200;mso-wrap-distance-left:9pt;mso-wrap-distance-top:3.6pt;mso-wrap-distance-right:9pt;mso-wrap-distance-bottom:3.6pt;mso-position-horizontal-relative:text;mso-position-vertical-relative:text;mso-width-percent:400;mso-height-percent:200;mso-width-relative:margin;mso-height-relative:margin;v-text-anchor:top" stroked="f">
+              <v:textbox style="mso-next-textbox:#Надпись 2">
+                <w:txbxContent>
+                  <w:p>
+                    <w:pPr>
+                      <w:pStyle w:val="af"/>
+                      <w:spacing w:after="0"/>
+                      <w:ind w:left="0"/>
+                      <w:jc w:val="both"/>
+                      <w:rPr>
+                        <w:rFonts w:eastAsiaTheme="minorEastAsia"/>
+                        <w:lang w:val="ru-RU"/>
+                      </w:rPr>
+                    </w:pPr>
+                    <m:oMathPara>
+                      <m:oMath>
+                        <m:sSub>
+                          <m:sSubPr>
+                            <m:ctrlPr>
+                              <w:rPr>
+                                <w:rFonts w:ascii="Cambria Math" w:eastAsiaTheme="minorEastAsia" w:hAnsi="Cambria Math"/>
+                                <w:i/>
+                                <w:lang w:val="ru-RU"/>
+                              </w:rPr>
+                            </m:ctrlPr>
+                          </m:sSubPr>
+                          <m:e>
+                            <m:r>
+                              <w:rPr>
+                                <w:rFonts w:ascii="Cambria Math" w:eastAsiaTheme="minorEastAsia" w:hAnsi="Cambria Math"/>
+                              </w:rPr>
+                              <m:t>a</m:t>
+                            </m:r>
+                          </m:e>
+                          <m:sub>
+                            <m:r>
+                              <w:rPr>
+                                <w:rFonts w:ascii="Cambria Math" w:eastAsiaTheme="minorEastAsia" w:hAnsi="Cambria Math"/>
+                                <w:lang w:val="ru-RU"/>
+                              </w:rPr>
+                              <m:t>1</m:t>
+                            </m:r>
+                          </m:sub>
+                        </m:sSub>
+                      </m:oMath>
+                    </m:oMathPara>
+                  </w:p>
+                </w:txbxContent>
+              </v:textbox>
+            </v:shape>
+            <v:shape id="Надпись 2" o:spid="_x0000_s1040" type="#_x0000_t202" style="position:absolute;left:8158;top:5962;width:843;height:503;visibility:visible;mso-width-percent:400;mso-height-percent:200;mso-wrap-distance-left:9pt;mso-wrap-distance-top:3.6pt;mso-wrap-distance-right:9pt;mso-wrap-distance-bottom:3.6pt;mso-position-horizontal-relative:text;mso-position-vertical-relative:text;mso-width-percent:400;mso-height-percent:200;mso-width-relative:margin;mso-height-relative:margin;v-text-anchor:top" stroked="f">
+              <v:textbox style="mso-next-textbox:#Надпись 2">
+                <w:txbxContent>
+                  <w:p>
+                    <w:pPr>
+                      <w:pStyle w:val="af"/>
+                      <w:spacing w:after="0"/>
+                      <w:ind w:left="0"/>
+                      <w:jc w:val="both"/>
+                      <w:rPr>
+                        <w:rFonts w:eastAsiaTheme="minorEastAsia"/>
+                        <w:lang w:val="ru-RU"/>
+                      </w:rPr>
+                    </w:pPr>
+                    <m:oMathPara>
+                      <m:oMath>
+                        <m:sSub>
+                          <m:sSubPr>
+                            <m:ctrlPr>
+                              <w:rPr>
+                                <w:rFonts w:ascii="Cambria Math" w:eastAsiaTheme="minorEastAsia" w:hAnsi="Cambria Math"/>
+                                <w:i/>
+                                <w:lang w:val="ru-RU"/>
+                              </w:rPr>
+                            </m:ctrlPr>
+                          </m:sSubPr>
+                          <m:e>
+                            <m:r>
+                              <w:rPr>
+                                <w:rFonts w:ascii="Cambria Math" w:eastAsiaTheme="minorEastAsia" w:hAnsi="Cambria Math"/>
+                              </w:rPr>
+                              <m:t>a</m:t>
+                            </m:r>
+                          </m:e>
+                          <m:sub>
+                            <m:r>
+                              <w:rPr>
+                                <w:rFonts w:ascii="Cambria Math" w:eastAsiaTheme="minorEastAsia" w:hAnsi="Cambria Math"/>
+                                <w:lang w:val="ru-RU"/>
+                              </w:rPr>
+                              <m:t>3</m:t>
+                            </m:r>
+                          </m:sub>
+                        </m:sSub>
+                      </m:oMath>
+                    </m:oMathPara>
+                  </w:p>
+                </w:txbxContent>
+              </v:textbox>
+            </v:shape>
+            <v:shape id="Надпись 2" o:spid="_x0000_s1042" type="#_x0000_t202" style="position:absolute;left:1701;top:9346;width:843;height:503;visibility:visible;mso-width-percent:400;mso-height-percent:200;mso-wrap-distance-left:9pt;mso-wrap-distance-top:3.6pt;mso-wrap-distance-right:9pt;mso-wrap-distance-bottom:3.6pt;mso-position-horizontal-relative:text;mso-position-vertical-relative:text;mso-width-percent:400;mso-height-percent:200;mso-width-relative:margin;mso-height-relative:margin;v-text-anchor:top" stroked="f">
+              <v:textbox style="mso-next-textbox:#Надпись 2">
+                <w:txbxContent>
+                  <w:p>
+                    <w:pPr>
+                      <w:pStyle w:val="af"/>
+                      <w:spacing w:after="0"/>
+                      <w:ind w:left="0"/>
+                      <w:jc w:val="both"/>
+                      <w:rPr>
+                        <w:rFonts w:eastAsiaTheme="minorEastAsia"/>
+                        <w:lang w:val="ru-RU"/>
+                      </w:rPr>
+                    </w:pPr>
+                    <m:oMathPara>
+                      <m:oMath>
+                        <m:sSub>
+                          <m:sSubPr>
+                            <m:ctrlPr>
+                              <w:rPr>
+                                <w:rFonts w:ascii="Cambria Math" w:eastAsiaTheme="minorEastAsia" w:hAnsi="Cambria Math"/>
+                                <w:i/>
+                                <w:lang w:val="ru-RU"/>
+                              </w:rPr>
+                            </m:ctrlPr>
+                          </m:sSubPr>
+                          <m:e>
+                            <m:r>
+                              <w:rPr>
+                                <w:rFonts w:ascii="Cambria Math" w:eastAsiaTheme="minorEastAsia" w:hAnsi="Cambria Math"/>
+                              </w:rPr>
+                              <m:t>b</m:t>
+                            </m:r>
+                          </m:e>
+                          <m:sub>
+                            <m:r>
+                              <w:rPr>
+                                <w:rFonts w:ascii="Cambria Math" w:eastAsiaTheme="minorEastAsia" w:hAnsi="Cambria Math"/>
+                                <w:lang w:val="ru-RU"/>
+                              </w:rPr>
+                              <m:t>1</m:t>
+                            </m:r>
+                          </m:sub>
+                        </m:sSub>
+                      </m:oMath>
+                    </m:oMathPara>
+                  </w:p>
+                </w:txbxContent>
+              </v:textbox>
+            </v:shape>
+            <v:shape id="Надпись 2" o:spid="_x0000_s1043" type="#_x0000_t202" style="position:absolute;left:5067;top:9425;width:843;height:503;visibility:visible;mso-width-percent:400;mso-height-percent:200;mso-wrap-distance-left:9pt;mso-wrap-distance-top:3.6pt;mso-wrap-distance-right:9pt;mso-wrap-distance-bottom:3.6pt;mso-position-horizontal-relative:text;mso-position-vertical-relative:text;mso-width-percent:400;mso-height-percent:200;mso-width-relative:margin;mso-height-relative:margin;v-text-anchor:top" stroked="f">
+              <v:textbox style="mso-next-textbox:#Надпись 2">
+                <w:txbxContent>
+                  <w:p>
+                    <w:pPr>
+                      <w:pStyle w:val="af"/>
+                      <w:spacing w:after="0"/>
+                      <w:ind w:left="0"/>
+                      <w:jc w:val="both"/>
+                      <w:rPr>
+                        <w:rFonts w:eastAsiaTheme="minorEastAsia"/>
+                        <w:lang w:val="ru-RU"/>
+                      </w:rPr>
+                    </w:pPr>
+                    <m:oMathPara>
+                      <m:oMath>
+                        <m:sSub>
+                          <m:sSubPr>
+                            <m:ctrlPr>
+                              <w:rPr>
+                                <w:rFonts w:ascii="Cambria Math" w:eastAsiaTheme="minorEastAsia" w:hAnsi="Cambria Math"/>
+                                <w:i/>
+                                <w:lang w:val="ru-RU"/>
+                              </w:rPr>
+                            </m:ctrlPr>
+                          </m:sSubPr>
+                          <m:e>
+                            <m:r>
+                              <w:rPr>
+                                <w:rFonts w:ascii="Cambria Math" w:eastAsiaTheme="minorEastAsia" w:hAnsi="Cambria Math"/>
+                              </w:rPr>
+                              <m:t>b</m:t>
+                            </m:r>
+                          </m:e>
+                          <m:sub>
+                            <m:r>
+                              <w:rPr>
+                                <w:rFonts w:ascii="Cambria Math" w:eastAsiaTheme="minorEastAsia" w:hAnsi="Cambria Math"/>
+                                <w:lang w:val="ru-RU"/>
+                              </w:rPr>
+                              <m:t>2</m:t>
+                            </m:r>
+                          </m:sub>
+                        </m:sSub>
+                      </m:oMath>
+                    </m:oMathPara>
+                  </w:p>
+                </w:txbxContent>
+              </v:textbox>
+            </v:shape>
+            <v:shape id="Надпись 2" o:spid="_x0000_s1044" type="#_x0000_t202" style="position:absolute;left:8289;top:9425;width:843;height:503;visibility:visible;mso-width-percent:400;mso-height-percent:200;mso-wrap-distance-left:9pt;mso-wrap-distance-top:3.6pt;mso-wrap-distance-right:9pt;mso-wrap-distance-bottom:3.6pt;mso-position-horizontal-relative:text;mso-position-vertical-relative:text;mso-width-percent:400;mso-height-percent:200;mso-width-relative:margin;mso-height-relative:margin;v-text-anchor:top" stroked="f">
+              <v:textbox style="mso-next-textbox:#Надпись 2">
+                <w:txbxContent>
+                  <w:p>
+                    <w:pPr>
+                      <w:pStyle w:val="af"/>
+                      <w:spacing w:after="0"/>
+                      <w:ind w:left="0"/>
+                      <w:jc w:val="both"/>
+                      <w:rPr>
+                        <w:rFonts w:eastAsiaTheme="minorEastAsia"/>
+                        <w:lang w:val="ru-RU"/>
+                      </w:rPr>
+                    </w:pPr>
+                    <m:oMathPara>
+                      <m:oMath>
+                        <m:sSub>
+                          <m:sSubPr>
+                            <m:ctrlPr>
+                              <w:rPr>
+                                <w:rFonts w:ascii="Cambria Math" w:eastAsiaTheme="minorEastAsia" w:hAnsi="Cambria Math"/>
+                                <w:i/>
+                                <w:lang w:val="ru-RU"/>
+                              </w:rPr>
+                            </m:ctrlPr>
+                          </m:sSubPr>
+                          <m:e>
+                            <m:r>
+                              <w:rPr>
+                                <w:rFonts w:ascii="Cambria Math" w:eastAsiaTheme="minorEastAsia" w:hAnsi="Cambria Math"/>
+                              </w:rPr>
+                              <m:t>b</m:t>
+                            </m:r>
+                          </m:e>
+                          <m:sub>
+                            <m:r>
+                              <w:rPr>
+                                <w:rFonts w:ascii="Cambria Math" w:eastAsiaTheme="minorEastAsia" w:hAnsi="Cambria Math"/>
+                                <w:lang w:val="ru-RU"/>
+                              </w:rPr>
+                              <m:t>3</m:t>
+                            </m:r>
+                          </m:sub>
+                        </m:sSub>
+                      </m:oMath>
+                    </m:oMathPara>
+                  </w:p>
+                </w:txbxContent>
+              </v:textbox>
+            </v:shape>
+            <v:shape id="Надпись 2" o:spid="_x0000_s1045" type="#_x0000_t202" style="position:absolute;left:1701;top:12126;width:843;height:503;visibility:visible;mso-width-percent:400;mso-height-percent:200;mso-wrap-distance-left:9pt;mso-wrap-distance-top:3.6pt;mso-wrap-distance-right:9pt;mso-wrap-distance-bottom:3.6pt;mso-position-horizontal-relative:text;mso-position-vertical-relative:text;mso-width-percent:400;mso-height-percent:200;mso-width-relative:margin;mso-height-relative:margin;v-text-anchor:top" stroked="f">
+              <v:textbox style="mso-next-textbox:#Надпись 2">
+                <w:txbxContent>
+                  <w:p>
+                    <w:pPr>
+                      <w:pStyle w:val="af"/>
+                      <w:spacing w:after="0"/>
+                      <w:ind w:left="0"/>
+                      <w:jc w:val="both"/>
+                      <w:rPr>
+                        <w:rFonts w:eastAsiaTheme="minorEastAsia"/>
+                        <w:lang w:val="ru-RU"/>
+                      </w:rPr>
+                    </w:pPr>
+                    <m:oMathPara>
+                      <m:oMath>
+                        <m:sSub>
+                          <m:sSubPr>
+                            <m:ctrlPr>
+                              <w:rPr>
+                                <w:rFonts w:ascii="Cambria Math" w:eastAsiaTheme="minorEastAsia" w:hAnsi="Cambria Math"/>
+                                <w:i/>
+                                <w:lang w:val="ru-RU"/>
+                              </w:rPr>
+                            </m:ctrlPr>
+                          </m:sSubPr>
+                          <m:e>
+                            <m:r>
+                              <w:rPr>
+                                <w:rFonts w:ascii="Cambria Math" w:eastAsiaTheme="minorEastAsia" w:hAnsi="Cambria Math"/>
+                              </w:rPr>
+                              <m:t>с</m:t>
+                            </m:r>
+                          </m:e>
+                          <m:sub>
+                            <m:r>
+                              <w:rPr>
+                                <w:rFonts w:ascii="Cambria Math" w:eastAsiaTheme="minorEastAsia" w:hAnsi="Cambria Math"/>
+                                <w:lang w:val="ru-RU"/>
+                              </w:rPr>
+                              <m:t>1</m:t>
+                            </m:r>
+                          </m:sub>
+                        </m:sSub>
+                      </m:oMath>
+                    </m:oMathPara>
+                  </w:p>
+                </w:txbxContent>
+              </v:textbox>
+            </v:shape>
+            <v:shape id="Надпись 2" o:spid="_x0000_s1046" type="#_x0000_t202" style="position:absolute;left:5193;top:12126;width:843;height:503;visibility:visible;mso-width-percent:400;mso-height-percent:200;mso-wrap-distance-left:9pt;mso-wrap-distance-top:3.6pt;mso-wrap-distance-right:9pt;mso-wrap-distance-bottom:3.6pt;mso-position-horizontal-relative:text;mso-position-vertical-relative:text;mso-width-percent:400;mso-height-percent:200;mso-width-relative:margin;mso-height-relative:margin;v-text-anchor:top" stroked="f">
+              <v:textbox style="mso-next-textbox:#Надпись 2">
+                <w:txbxContent>
+                  <w:p>
+                    <w:pPr>
+                      <w:pStyle w:val="af"/>
+                      <w:spacing w:after="0"/>
+                      <w:ind w:left="0"/>
+                      <w:jc w:val="both"/>
+                      <w:rPr>
+                        <w:rFonts w:eastAsiaTheme="minorEastAsia"/>
+                        <w:lang w:val="ru-RU"/>
+                      </w:rPr>
+                    </w:pPr>
+                    <m:oMathPara>
+                      <m:oMath>
+                        <m:sSub>
+                          <m:sSubPr>
+                            <m:ctrlPr>
+                              <w:rPr>
+                                <w:rFonts w:ascii="Cambria Math" w:eastAsiaTheme="minorEastAsia" w:hAnsi="Cambria Math"/>
+                                <w:i/>
+                                <w:lang w:val="ru-RU"/>
+                              </w:rPr>
+                            </m:ctrlPr>
+                          </m:sSubPr>
+                          <m:e>
+                            <m:r>
+                              <w:rPr>
+                                <w:rFonts w:ascii="Cambria Math" w:eastAsiaTheme="minorEastAsia" w:hAnsi="Cambria Math"/>
+                              </w:rPr>
+                              <m:t>с</m:t>
+                            </m:r>
+                          </m:e>
+                          <m:sub>
+                            <m:r>
+                              <w:rPr>
+                                <w:rFonts w:ascii="Cambria Math" w:eastAsiaTheme="minorEastAsia" w:hAnsi="Cambria Math"/>
+                                <w:lang w:val="ru-RU"/>
+                              </w:rPr>
+                              <m:t>2</m:t>
+                            </m:r>
+                          </m:sub>
+                        </m:sSub>
+                      </m:oMath>
+                    </m:oMathPara>
+                  </w:p>
+                </w:txbxContent>
+              </v:textbox>
+            </v:shape>
+            <v:shape id="Надпись 2" o:spid="_x0000_s1047" type="#_x0000_t202" style="position:absolute;left:8445;top:12126;width:843;height:503;visibility:visible;mso-width-percent:400;mso-height-percent:200;mso-wrap-distance-left:9pt;mso-wrap-distance-top:3.6pt;mso-wrap-distance-right:9pt;mso-wrap-distance-bottom:3.6pt;mso-position-horizontal-relative:text;mso-position-vertical-relative:text;mso-width-percent:400;mso-height-percent:200;mso-width-relative:margin;mso-height-relative:margin;v-text-anchor:top" stroked="f">
+              <v:textbox style="mso-next-textbox:#Надпись 2">
+                <w:txbxContent>
+                  <w:p>
+                    <w:pPr>
+                      <w:pStyle w:val="af"/>
+                      <w:spacing w:after="0"/>
+                      <w:ind w:left="0"/>
+                      <w:jc w:val="both"/>
+                      <w:rPr>
+                        <w:rFonts w:eastAsiaTheme="minorEastAsia"/>
+                        <w:lang w:val="ru-RU"/>
+                      </w:rPr>
+                    </w:pPr>
+                    <m:oMathPara>
+                      <m:oMath>
+                        <m:sSub>
+                          <m:sSubPr>
+                            <m:ctrlPr>
+                              <w:rPr>
+                                <w:rFonts w:ascii="Cambria Math" w:eastAsiaTheme="minorEastAsia" w:hAnsi="Cambria Math"/>
+                                <w:i/>
+                                <w:lang w:val="ru-RU"/>
+                              </w:rPr>
+                            </m:ctrlPr>
+                          </m:sSubPr>
+                          <m:e>
+                            <m:r>
+                              <w:rPr>
+                                <w:rFonts w:ascii="Cambria Math" w:eastAsiaTheme="minorEastAsia" w:hAnsi="Cambria Math"/>
+                              </w:rPr>
+                              <m:t>с</m:t>
+                            </m:r>
+                          </m:e>
+                          <m:sub>
+                            <m:r>
+                              <w:rPr>
+                                <w:rFonts w:ascii="Cambria Math" w:eastAsiaTheme="minorEastAsia" w:hAnsi="Cambria Math"/>
+                                <w:lang w:val="ru-RU"/>
+                              </w:rPr>
+                              <m:t>3</m:t>
+                            </m:r>
+                          </m:sub>
+                        </m:sSub>
+                      </m:oMath>
+                    </m:oMathPara>
+                  </w:p>
+                </w:txbxContent>
+              </v:textbox>
+            </v:shape>
+            <v:shape id="Надпись 2" o:spid="_x0000_s1048" type="#_x0000_t202" style="position:absolute;left:3897;top:14124;width:5391;height:413;visibility:visible;mso-width-percent:400;mso-height-percent:200;mso-wrap-distance-left:9pt;mso-wrap-distance-top:3.6pt;mso-wrap-distance-right:9pt;mso-wrap-distance-bottom:3.6pt;mso-position-horizontal-relative:text;mso-position-vertical-relative:text;mso-width-percent:400;mso-height-percent:200;mso-width-relative:margin;mso-height-relative:margin;v-text-anchor:top" stroked="f">
+              <v:textbox style="mso-next-textbox:#Надпись 2">
+                <w:txbxContent>
+                  <w:p>
+                    <w:pPr>
+                      <w:pStyle w:val="af"/>
+                      <w:spacing w:after="0"/>
+                      <w:ind w:left="0"/>
+                      <w:jc w:val="both"/>
+                      <w:rPr>
+                        <w:rFonts w:eastAsiaTheme="minorEastAsia"/>
+                        <w:i/>
+                        <w:lang w:val="ru-RU"/>
+                      </w:rPr>
+                    </w:pPr>
+                    <w:r>
+                      <w:rPr>
+                        <w:rFonts w:eastAsiaTheme="minorEastAsia"/>
+                        <w:lang w:val="ru-RU"/>
+                      </w:rPr>
+                      <w:t>Рис. 1</w:t>
+                    </w:r>
+                    <w:r>
+                      <w:rPr>
+                        <w:rFonts w:eastAsiaTheme="minorEastAsia"/>
+                        <w:lang w:val="ru-RU"/>
+                      </w:rPr>
+                      <w:t xml:space="preserve"> Поля </w:t>
+                    </w:r>
+                    <m:oMath>
+                      <m:r>
+                        <w:rPr>
+                          <w:rFonts w:ascii="Cambria Math" w:eastAsiaTheme="minorEastAsia" w:hAnsi="Cambria Math"/>
+                        </w:rPr>
+                        <m:t>S</m:t>
+                      </m:r>
+                      <m:d>
+                        <m:dPr>
+                          <m:ctrlPr>
+                            <w:rPr>
+                              <w:rFonts w:ascii="Cambria Math" w:eastAsiaTheme="minorEastAsia" w:hAnsi="Cambria Math"/>
+                              <w:i/>
+                              <w:lang w:val="ru-RU"/>
+                            </w:rPr>
+                          </m:ctrlPr>
+                        </m:dPr>
+                        <m:e>
+                          <m:r>
+                            <w:rPr>
+                              <w:rFonts w:ascii="Cambria Math" w:eastAsiaTheme="minorEastAsia" w:hAnsi="Cambria Math"/>
+                            </w:rPr>
+                            <m:t>x</m:t>
+                          </m:r>
+                          <m:r>
+                            <w:rPr>
+                              <w:rFonts w:ascii="Cambria Math" w:eastAsiaTheme="minorEastAsia" w:hAnsi="Cambria Math"/>
+                              <w:lang w:val="ru-RU"/>
+                            </w:rPr>
+                            <m:t xml:space="preserve">, </m:t>
+                          </m:r>
+                          <m:r>
+                            <w:rPr>
+                              <w:rFonts w:ascii="Cambria Math" w:eastAsiaTheme="minorEastAsia" w:hAnsi="Cambria Math"/>
+                            </w:rPr>
+                            <m:t>y</m:t>
+                          </m:r>
+                        </m:e>
+                      </m:d>
+                      <m:r>
+                        <w:rPr>
+                          <w:rFonts w:ascii="Cambria Math" w:eastAsiaTheme="minorEastAsia" w:hAnsi="Cambria Math"/>
+                          <w:lang w:val="ru-RU"/>
+                        </w:rPr>
+                        <m:t xml:space="preserve">,  </m:t>
+                      </m:r>
+                      <m:r>
+                        <w:rPr>
+                          <w:rFonts w:ascii="Cambria Math" w:eastAsiaTheme="minorEastAsia" w:hAnsi="Cambria Math"/>
+                        </w:rPr>
+                        <m:t>T</m:t>
+                      </m:r>
+                      <m:d>
+                        <m:dPr>
+                          <m:ctrlPr>
+                            <w:rPr>
+                              <w:rFonts w:ascii="Cambria Math" w:eastAsiaTheme="minorEastAsia" w:hAnsi="Cambria Math"/>
+                              <w:i/>
+                              <w:lang w:val="ru-RU"/>
+                            </w:rPr>
+                          </m:ctrlPr>
+                        </m:dPr>
+                        <m:e>
+                          <m:r>
+                            <w:rPr>
+                              <w:rFonts w:ascii="Cambria Math" w:eastAsiaTheme="minorEastAsia" w:hAnsi="Cambria Math"/>
+                            </w:rPr>
+                            <m:t>x</m:t>
+                          </m:r>
+                          <m:r>
+                            <w:rPr>
+                              <w:rFonts w:ascii="Cambria Math" w:eastAsiaTheme="minorEastAsia" w:hAnsi="Cambria Math"/>
+                              <w:lang w:val="ru-RU"/>
+                            </w:rPr>
+                            <m:t xml:space="preserve">, </m:t>
+                          </m:r>
+                          <m:r>
+                            <w:rPr>
+                              <w:rFonts w:ascii="Cambria Math" w:eastAsiaTheme="minorEastAsia" w:hAnsi="Cambria Math"/>
+                            </w:rPr>
+                            <m:t>y</m:t>
+                          </m:r>
+                        </m:e>
+                      </m:d>
+                      <m:r>
+                        <w:rPr>
+                          <w:rFonts w:ascii="Cambria Math" w:eastAsiaTheme="minorEastAsia" w:hAnsi="Cambria Math"/>
+                          <w:lang w:val="ru-RU"/>
+                        </w:rPr>
+                        <m:t xml:space="preserve">, </m:t>
+                      </m:r>
+                      <m:r>
+                        <w:rPr>
+                          <w:rFonts w:ascii="Cambria Math" w:eastAsiaTheme="minorEastAsia" w:hAnsi="Cambria Math"/>
+                        </w:rPr>
+                        <m:t xml:space="preserve"> m</m:t>
+                      </m:r>
+                      <m:d>
+                        <m:dPr>
+                          <m:ctrlPr>
+                            <w:rPr>
+                              <w:rFonts w:ascii="Cambria Math" w:eastAsiaTheme="minorEastAsia" w:hAnsi="Cambria Math"/>
+                              <w:i/>
+                              <w:lang w:val="ru-RU"/>
+                            </w:rPr>
+                          </m:ctrlPr>
+                        </m:dPr>
+                        <m:e>
+                          <m:r>
+                            <w:rPr>
+                              <w:rFonts w:ascii="Cambria Math" w:eastAsiaTheme="minorEastAsia" w:hAnsi="Cambria Math"/>
+                            </w:rPr>
+                            <m:t>x</m:t>
+                          </m:r>
+                          <m:r>
+                            <w:rPr>
+                              <w:rFonts w:ascii="Cambria Math" w:eastAsiaTheme="minorEastAsia" w:hAnsi="Cambria Math"/>
+                              <w:lang w:val="ru-RU"/>
+                            </w:rPr>
+                            <m:t xml:space="preserve">, </m:t>
+                          </m:r>
+                          <m:r>
+                            <w:rPr>
+                              <w:rFonts w:ascii="Cambria Math" w:eastAsiaTheme="minorEastAsia" w:hAnsi="Cambria Math"/>
+                            </w:rPr>
+                            <m:t>y</m:t>
+                          </m:r>
+                        </m:e>
+                      </m:d>
+                      <m:r>
+                        <w:rPr>
+                          <w:rFonts w:ascii="Cambria Math" w:eastAsiaTheme="minorEastAsia" w:hAnsi="Cambria Math"/>
+                          <w:lang w:val="ru-RU"/>
+                        </w:rPr>
+                        <m:t xml:space="preserve"> </m:t>
+                      </m:r>
+                    </m:oMath>
+                  </w:p>
+                </w:txbxContent>
+              </v:textbox>
+            </v:shape>
+            <w10:anchorlock/>
+          </v:group>
+        </w:pict>
       </w:r>
     </w:p>
     <w:p>
@@ -10949,6 +12154,7 @@
         <w:rPr>
           <w:lang w:val="ru-RU"/>
         </w:rPr>
+        <w:lastRenderedPageBreak/>
         <w:t xml:space="preserve">Рассмотрено два случая: в первом происходит фильтрация парафиносодержащей нефти </w:t>
       </w:r>
       <m:oMath>
@@ -11076,7 +12282,21 @@
         <w:rPr>
           <w:lang w:val="ru-RU"/>
         </w:rPr>
-        <w:t xml:space="preserve"> дебит скважины начинает снижаться. Это вызвано тем, что фронт низкой температуры приблизился к добывающей скважине и повышение вязкости нефти </w:t>
+        <w:t xml:space="preserve"> дебит скважины начинает снижаться. Это вызвано тем, что фронт низкой температуры приблизился к добывающей скважине и повы</w:t>
+      </w:r>
+      <w:proofErr w:type="spellStart"/>
+      <w:r>
+        <w:rPr>
+          <w:lang w:val="ru-RU"/>
+        </w:rPr>
+        <w:t>шение</w:t>
+      </w:r>
+      <w:proofErr w:type="spellEnd"/>
+      <w:r>
+        <w:rPr>
+          <w:lang w:val="ru-RU"/>
+        </w:rPr>
+        <w:t xml:space="preserve"> вязкости нефти </w:t>
       </w:r>
       <w:r>
         <w:rPr>
@@ -11119,7 +12339,21 @@
         <w:rPr>
           <w:lang w:val="ru-RU"/>
         </w:rPr>
-        <w:t xml:space="preserve"> суток фронт холодной воды достиг добывающей скважины и помимо увеличения вязкости флюидов дополнительно вызвал снижение пористости и проницаемости пласта вблизи скважины из-за осаждения парафина. Поэтому в данном случае наблюдается значительное падение дебета. На (рис.</w:t>
+        <w:t xml:space="preserve"> суток фронт холодной воды достиг добывающей скважины и помимо увеличения вязкости флюидов дополни</w:t>
+      </w:r>
+      <w:proofErr w:type="spellStart"/>
+      <w:r>
+        <w:rPr>
+          <w:lang w:val="ru-RU"/>
+        </w:rPr>
+        <w:t>тельно</w:t>
+      </w:r>
+      <w:proofErr w:type="spellEnd"/>
+      <w:r>
+        <w:rPr>
+          <w:lang w:val="ru-RU"/>
+        </w:rPr>
+        <w:t xml:space="preserve"> вызвал снижение пористости и проницаемости пласта вблизи скважины из-за осаждения парафина. Поэтому в данном случае наблюдается значительное падение дебета. На (рис.</w:t>
       </w:r>
       <w:r>
         <w:t> </w:t>
@@ -11164,7 +12398,47 @@
               <w:jc w:val="both"/>
             </w:pPr>
             <w:r>
-              <w:t xml:space="preserve">image Дебеты воды и нефти добывающей скважины Rates of water and oil from the producing well </w:t>
+              <w:t xml:space="preserve">image </w:t>
+            </w:r>
+            <w:proofErr w:type="spellStart"/>
+            <w:r>
+              <w:t>Дебеты</w:t>
+            </w:r>
+            <w:proofErr w:type="spellEnd"/>
+            <w:r>
+              <w:t xml:space="preserve"> </w:t>
+            </w:r>
+            <w:proofErr w:type="spellStart"/>
+            <w:r>
+              <w:t>воды</w:t>
+            </w:r>
+            <w:proofErr w:type="spellEnd"/>
+            <w:r>
+              <w:t xml:space="preserve"> и </w:t>
+            </w:r>
+            <w:proofErr w:type="spellStart"/>
+            <w:r>
+              <w:t>нефти</w:t>
+            </w:r>
+            <w:proofErr w:type="spellEnd"/>
+            <w:r>
+              <w:t xml:space="preserve"> </w:t>
+            </w:r>
+            <w:proofErr w:type="spellStart"/>
+            <w:r>
+              <w:t>добывающей</w:t>
+            </w:r>
+            <w:proofErr w:type="spellEnd"/>
+            <w:r>
+              <w:t xml:space="preserve"> </w:t>
+            </w:r>
+            <w:proofErr w:type="spellStart"/>
+            <w:r>
+              <w:t>скважины</w:t>
+            </w:r>
+            <w:proofErr w:type="spellEnd"/>
+            <w:r>
+              <w:t xml:space="preserve"> Rates of water and oil from the producing well </w:t>
             </w:r>
             <w:bookmarkStart w:id="7" w:name="fig:1"/>
             <w:bookmarkEnd w:id="7"/>
@@ -11179,7 +12453,55 @@
               <w:jc w:val="both"/>
             </w:pPr>
             <w:r>
-              <w:t xml:space="preserve">image Накопленные дебеты воды и нефти добывающей скважины Accumulated rates of water and oil from the producing well </w:t>
+              <w:t xml:space="preserve">image </w:t>
+            </w:r>
+            <w:proofErr w:type="spellStart"/>
+            <w:r>
+              <w:t>Накопленные</w:t>
+            </w:r>
+            <w:proofErr w:type="spellEnd"/>
+            <w:r>
+              <w:t xml:space="preserve"> </w:t>
+            </w:r>
+            <w:proofErr w:type="spellStart"/>
+            <w:r>
+              <w:t>дебеты</w:t>
+            </w:r>
+            <w:proofErr w:type="spellEnd"/>
+            <w:r>
+              <w:t xml:space="preserve"> </w:t>
+            </w:r>
+            <w:proofErr w:type="spellStart"/>
+            <w:r>
+              <w:t>воды</w:t>
+            </w:r>
+            <w:proofErr w:type="spellEnd"/>
+            <w:r>
+              <w:t xml:space="preserve"> и </w:t>
+            </w:r>
+            <w:proofErr w:type="spellStart"/>
+            <w:r>
+              <w:t>нефти</w:t>
+            </w:r>
+            <w:proofErr w:type="spellEnd"/>
+            <w:r>
+              <w:t xml:space="preserve"> </w:t>
+            </w:r>
+            <w:proofErr w:type="spellStart"/>
+            <w:r>
+              <w:t>добывающей</w:t>
+            </w:r>
+            <w:proofErr w:type="spellEnd"/>
+            <w:r>
+              <w:t xml:space="preserve"> </w:t>
+            </w:r>
+            <w:proofErr w:type="spellStart"/>
+            <w:r>
+              <w:t>скважины</w:t>
+            </w:r>
+            <w:proofErr w:type="spellEnd"/>
+            <w:r>
+              <w:t xml:space="preserve"> Accumulated rates of water and oil from the producing well </w:t>
             </w:r>
             <w:bookmarkStart w:id="8" w:name="fig:2"/>
             <w:bookmarkEnd w:id="8"/>
@@ -11279,14 +12601,21 @@
         <w:rPr>
           <w:lang w:val="ru-RU"/>
         </w:rPr>
-        <w:t xml:space="preserve">) практически совпадают, что объясняется двумя причинами. Во-первых, высокой обводненностью прискважинной зоны и, следовательно, малой концентрацией кристаллизованного парафина, способного изменить ФЕС. Во-вторых, </w:t>
-      </w:r>
-      <w:r>
-        <w:rPr>
-          <w:lang w:val="ru-RU"/>
-        </w:rPr>
-        <w:lastRenderedPageBreak/>
-        <w:t>тем, что пластовая температура вблизи нагнетательной скважины только начала достигать температуры кристаллизации парафина, которая вычисляется по формуле</w:t>
+        <w:t xml:space="preserve">) практически совпадают, что объясняется двумя причинами. Во-первых, высокой обводненностью </w:t>
+      </w:r>
+      <w:proofErr w:type="spellStart"/>
+      <w:r>
+        <w:rPr>
+          <w:lang w:val="ru-RU"/>
+        </w:rPr>
+        <w:t>прискважинной</w:t>
+      </w:r>
+      <w:proofErr w:type="spellEnd"/>
+      <w:r>
+        <w:rPr>
+          <w:lang w:val="ru-RU"/>
+        </w:rPr>
+        <w:t xml:space="preserve"> зоны и, следовательно, малой концентрацией кристаллизованного парафина, способного изменить ФЕС. Во-вторых, тем, что пластовая температура вблизи нагнетательной скважины только начала достигать температуры кристаллизации парафина, которая вычисляется по формуле</w:t>
       </w:r>
       <w:r>
         <w:rPr>
@@ -11358,7 +12687,39 @@
               <w:jc w:val="both"/>
             </w:pPr>
             <w:r>
-              <w:t xml:space="preserve">image Поле температуры в момент времени </w:t>
+              <w:t xml:space="preserve">image </w:t>
+            </w:r>
+            <w:proofErr w:type="spellStart"/>
+            <w:r>
+              <w:t>Поле</w:t>
+            </w:r>
+            <w:proofErr w:type="spellEnd"/>
+            <w:r>
+              <w:t xml:space="preserve"> </w:t>
+            </w:r>
+            <w:proofErr w:type="spellStart"/>
+            <w:r>
+              <w:t>температуры</w:t>
+            </w:r>
+            <w:proofErr w:type="spellEnd"/>
+            <w:r>
+              <w:t xml:space="preserve"> в </w:t>
+            </w:r>
+            <w:proofErr w:type="spellStart"/>
+            <w:r>
+              <w:t>момент</w:t>
+            </w:r>
+            <w:proofErr w:type="spellEnd"/>
+            <w:r>
+              <w:t xml:space="preserve"> </w:t>
+            </w:r>
+            <w:proofErr w:type="spellStart"/>
+            <w:r>
+              <w:t>времени</w:t>
+            </w:r>
+            <w:proofErr w:type="spellEnd"/>
+            <w:r>
+              <w:t xml:space="preserve"> </w:t>
             </w:r>
             <m:oMath>
               <m:r>
@@ -11425,7 +12786,39 @@
               <w:jc w:val="both"/>
             </w:pPr>
             <w:r>
-              <w:t xml:space="preserve">image Поле температуры в момент времени </w:t>
+              <w:t xml:space="preserve">image </w:t>
+            </w:r>
+            <w:proofErr w:type="spellStart"/>
+            <w:r>
+              <w:t>Поле</w:t>
+            </w:r>
+            <w:proofErr w:type="spellEnd"/>
+            <w:r>
+              <w:t xml:space="preserve"> </w:t>
+            </w:r>
+            <w:proofErr w:type="spellStart"/>
+            <w:r>
+              <w:t>температуры</w:t>
+            </w:r>
+            <w:proofErr w:type="spellEnd"/>
+            <w:r>
+              <w:t xml:space="preserve"> в </w:t>
+            </w:r>
+            <w:proofErr w:type="spellStart"/>
+            <w:r>
+              <w:t>момент</w:t>
+            </w:r>
+            <w:proofErr w:type="spellEnd"/>
+            <w:r>
+              <w:t xml:space="preserve"> </w:t>
+            </w:r>
+            <w:proofErr w:type="spellStart"/>
+            <w:r>
+              <w:t>времени</w:t>
+            </w:r>
+            <w:proofErr w:type="spellEnd"/>
+            <w:r>
+              <w:t xml:space="preserve"> </w:t>
             </w:r>
             <m:oMath>
               <m:r>
@@ -11520,6 +12913,7 @@
           <w:szCs w:val="28"/>
           <w:lang w:val="ru-RU"/>
         </w:rPr>
+        <w:lastRenderedPageBreak/>
         <w:t>Заключение</w:t>
       </w:r>
     </w:p>
@@ -11535,7 +12929,63 @@
         <w:rPr>
           <w:lang w:val="ru-RU"/>
         </w:rPr>
-        <w:t>Разработанная математическая модель, основанная на функции распределения пор по размерам и термодинамическом описании фазовых переходов, демонстрирует возможность прогнозирования изменений ФЕС пористой среды при изменении термобарических условий фильтрации. Численные эксперименты подтверждают, что наличие растворенных парафинов в нефти при заводнении пластов холодной водой приводит к замедлению разработки месторождения и снижению коэффициента извлечения нефти, что обусловлено кольматацией порового пространства частицами парафина. Анализ дебитов показывает, что снижение продуктивности добывающих скважин в присутствии парафинов усиливается комбинированным воздействием роста вязкости флюидов при низких температурах и деградацией проницаемости пласта. Температурные поля указывают зависимость между зонами сниженной температуры и ухудшением фильтрационных характеристик, проявляющуюся в замедлении продвижения температурного фронта. Результаты подтверждают двойной негативный эффект низкотемпературного заводнения: термовязкостное сопротивление и механическая блокировка поровых каналов, что требует применения соответствующих методов интенсификации добычи. Перспективы развития модели связаны с интеграцией механизмов суффозии парафиновых частиц, более детальным учетом состава нефти, учет поступления тепла через кровлю и подошву пласта и адаптацией параметров модели на основе промысловых данных.</w:t>
+        <w:t xml:space="preserve">Разработанная математическая модель, основанная на функции распределения пор по размерам и термодинамическом описании фазовых переходов, демонстрирует возможность прогнозирования изменений ФЕС пористой среды при изменении термобарических условий фильтрации. Численные эксперименты подтверждают, что наличие растворенных парафинов в нефти при </w:t>
+      </w:r>
+      <w:proofErr w:type="spellStart"/>
+      <w:r>
+        <w:rPr>
+          <w:lang w:val="ru-RU"/>
+        </w:rPr>
+        <w:t>заводнении</w:t>
+      </w:r>
+      <w:proofErr w:type="spellEnd"/>
+      <w:r>
+        <w:rPr>
+          <w:lang w:val="ru-RU"/>
+        </w:rPr>
+        <w:t xml:space="preserve"> пластов холодной водой приводит к замедлению разработки месторождения и снижению коэффициента извлечения нефти, что обусловлено </w:t>
+      </w:r>
+      <w:proofErr w:type="spellStart"/>
+      <w:r>
+        <w:rPr>
+          <w:lang w:val="ru-RU"/>
+        </w:rPr>
+        <w:t>кольматацией</w:t>
+      </w:r>
+      <w:proofErr w:type="spellEnd"/>
+      <w:r>
+        <w:rPr>
+          <w:lang w:val="ru-RU"/>
+        </w:rPr>
+        <w:t xml:space="preserve"> порового пространства частицами парафина. Анализ дебитов показывает, что снижение продуктивности добывающих скважин в присутствии парафинов усиливается комбинированным воздействием роста вязкости флюидов при низких температурах и деградацией проницаемости пласта. Температурные поля указывают зависимость между зонами сниженной температуры и ухудшением фильтрационных характеристик, проявляющуюся в замедлении продвижения температурного фронта. Результаты подтверждают двойной негативный эффект низкотемпературного </w:t>
+      </w:r>
+      <w:proofErr w:type="spellStart"/>
+      <w:r>
+        <w:rPr>
+          <w:lang w:val="ru-RU"/>
+        </w:rPr>
+        <w:t>заводнения</w:t>
+      </w:r>
+      <w:proofErr w:type="spellEnd"/>
+      <w:r>
+        <w:rPr>
+          <w:lang w:val="ru-RU"/>
+        </w:rPr>
+        <w:t xml:space="preserve">: </w:t>
+      </w:r>
+      <w:proofErr w:type="spellStart"/>
+      <w:r>
+        <w:rPr>
+          <w:lang w:val="ru-RU"/>
+        </w:rPr>
+        <w:t>термовязкостное</w:t>
+      </w:r>
+      <w:proofErr w:type="spellEnd"/>
+      <w:r>
+        <w:rPr>
+          <w:lang w:val="ru-RU"/>
+        </w:rPr>
+        <w:t xml:space="preserve"> сопротивление и механическая блокировка поровых каналов, что требует применения соответствующих методов интенсификации добычи. Перспективы развития модели связаны с интеграцией механизмов суффозии парафиновых частиц, более детальным учетом состава нефти, учет поступления тепла через кровлю и подошву пласта и адаптацией параметров модели на основе промысловых данных.</w:t>
       </w:r>
     </w:p>
     <w:p>
@@ -11592,8 +13042,37 @@
         </w:rPr>
         <w:t xml:space="preserve"> Математическое моделирование гидродинамических процессов разработки месторождений углеводородов. </w:t>
       </w:r>
-      <w:r>
-        <w:t>Ижевск. Институт компьютерных исследований, 2003, 26 с.</w:t>
+      <w:proofErr w:type="spellStart"/>
+      <w:r>
+        <w:t>Ижевск</w:t>
+      </w:r>
+      <w:proofErr w:type="spellEnd"/>
+      <w:r>
+        <w:t xml:space="preserve">. </w:t>
+      </w:r>
+      <w:proofErr w:type="spellStart"/>
+      <w:r>
+        <w:t>Институт</w:t>
+      </w:r>
+      <w:proofErr w:type="spellEnd"/>
+      <w:r>
+        <w:t xml:space="preserve"> </w:t>
+      </w:r>
+      <w:proofErr w:type="spellStart"/>
+      <w:r>
+        <w:t>компьютерных</w:t>
+      </w:r>
+      <w:proofErr w:type="spellEnd"/>
+      <w:r>
+        <w:t xml:space="preserve"> </w:t>
+      </w:r>
+      <w:proofErr w:type="spellStart"/>
+      <w:r>
+        <w:t>исследований</w:t>
+      </w:r>
+      <w:proofErr w:type="spellEnd"/>
+      <w:r>
+        <w:t>, 2003, 26 с.</w:t>
       </w:r>
     </w:p>
     <w:p>
@@ -11606,13 +13085,21 @@
         <w:ind w:left="0" w:firstLine="283"/>
         <w:jc w:val="both"/>
       </w:pPr>
+      <w:proofErr w:type="spellStart"/>
       <w:r>
         <w:rPr>
           <w:i/>
           <w:iCs/>
         </w:rPr>
-        <w:lastRenderedPageBreak/>
-        <w:t>Mozes, G. Y.</w:t>
+        <w:t>Mozes</w:t>
+      </w:r>
+      <w:proofErr w:type="spellEnd"/>
+      <w:r>
+        <w:rPr>
+          <w:i/>
+          <w:iCs/>
+        </w:rPr>
+        <w:t>, G. Y.</w:t>
       </w:r>
       <w:r>
         <w:t xml:space="preserve"> Paraffin products: Properties, technology, applications. New York, Elsevier Scientific Publishing (1982).</w:t>
@@ -11628,12 +13115,53 @@
         <w:ind w:left="0" w:firstLine="283"/>
         <w:jc w:val="both"/>
       </w:pPr>
+      <w:proofErr w:type="spellStart"/>
       <w:r>
         <w:rPr>
           <w:i/>
           <w:iCs/>
         </w:rPr>
-        <w:t>Sandyga M. S., Struchkov I. A., and Rogachev M. K.</w:t>
+        <w:t>Sandyga</w:t>
+      </w:r>
+      <w:proofErr w:type="spellEnd"/>
+      <w:r>
+        <w:rPr>
+          <w:i/>
+          <w:iCs/>
+        </w:rPr>
+        <w:t xml:space="preserve"> M. S., </w:t>
+      </w:r>
+      <w:proofErr w:type="spellStart"/>
+      <w:r>
+        <w:rPr>
+          <w:i/>
+          <w:iCs/>
+        </w:rPr>
+        <w:t>Struchkov</w:t>
+      </w:r>
+      <w:proofErr w:type="spellEnd"/>
+      <w:r>
+        <w:rPr>
+          <w:i/>
+          <w:iCs/>
+        </w:rPr>
+        <w:t xml:space="preserve"> I. A., and </w:t>
+      </w:r>
+      <w:proofErr w:type="spellStart"/>
+      <w:r>
+        <w:rPr>
+          <w:i/>
+          <w:iCs/>
+        </w:rPr>
+        <w:t>Rogachev</w:t>
+      </w:r>
+      <w:proofErr w:type="spellEnd"/>
+      <w:r>
+        <w:rPr>
+          <w:i/>
+          <w:iCs/>
+        </w:rPr>
+        <w:t xml:space="preserve"> M. K.</w:t>
       </w:r>
       <w:r>
         <w:t xml:space="preserve"> Formation damage induced by wax deposition: laboratory investigations and modeling. J. Petroleum Exploration and Production Technology (10) 2541–2558 (2020)</w:t>
@@ -11649,15 +13177,64 @@
         <w:ind w:left="0" w:firstLine="283"/>
         <w:jc w:val="both"/>
       </w:pPr>
+      <w:proofErr w:type="spellStart"/>
       <w:r>
         <w:rPr>
           <w:i/>
           <w:iCs/>
         </w:rPr>
-        <w:t>Nikiforov, A.I., Sadovnikov, R.V. &amp; Nikiforov, G.A.</w:t>
-      </w:r>
-      <w:r>
-        <w:t xml:space="preserve"> Modeling of Paraffin Deposition During Oil Production by Cold Water Injection. Lobachevskii J Math 43, 1178–1183 (2022).</w:t>
+        <w:t>Nikiforov</w:t>
+      </w:r>
+      <w:proofErr w:type="spellEnd"/>
+      <w:r>
+        <w:rPr>
+          <w:i/>
+          <w:iCs/>
+        </w:rPr>
+        <w:t xml:space="preserve">, A.I., </w:t>
+      </w:r>
+      <w:proofErr w:type="spellStart"/>
+      <w:r>
+        <w:rPr>
+          <w:i/>
+          <w:iCs/>
+        </w:rPr>
+        <w:t>Sadovnikov</w:t>
+      </w:r>
+      <w:proofErr w:type="spellEnd"/>
+      <w:r>
+        <w:rPr>
+          <w:i/>
+          <w:iCs/>
+        </w:rPr>
+        <w:t xml:space="preserve">, R.V. &amp; </w:t>
+      </w:r>
+      <w:proofErr w:type="spellStart"/>
+      <w:r>
+        <w:rPr>
+          <w:i/>
+          <w:iCs/>
+        </w:rPr>
+        <w:t>Nikiforov</w:t>
+      </w:r>
+      <w:proofErr w:type="spellEnd"/>
+      <w:r>
+        <w:rPr>
+          <w:i/>
+          <w:iCs/>
+        </w:rPr>
+        <w:t>, G.A.</w:t>
+      </w:r>
+      <w:r>
+        <w:t xml:space="preserve"> Modeling of Paraffin Deposition During Oil Production by Cold Water Injection. </w:t>
+      </w:r>
+      <w:proofErr w:type="spellStart"/>
+      <w:r>
+        <w:t>Lobachevskii</w:t>
+      </w:r>
+      <w:proofErr w:type="spellEnd"/>
+      <w:r>
+        <w:t xml:space="preserve"> J Math 43, 1178–1183 (2022).</w:t>
       </w:r>
     </w:p>
     <w:p>
@@ -11675,10 +13252,34 @@
           <w:i/>
           <w:iCs/>
         </w:rPr>
-        <w:t>Wang Sh., Civan F.</w:t>
-      </w:r>
-      <w:r>
-        <w:t xml:space="preserve"> Modeling Formation Damage by Asphaltene Deposition During Primary Oil Recovery. J. Energy Resour. Technol. 127 (4), 310–317 (2005)</w:t>
+        <w:t xml:space="preserve">Wang Sh., </w:t>
+      </w:r>
+      <w:proofErr w:type="spellStart"/>
+      <w:r>
+        <w:rPr>
+          <w:i/>
+          <w:iCs/>
+        </w:rPr>
+        <w:t>Civan</w:t>
+      </w:r>
+      <w:proofErr w:type="spellEnd"/>
+      <w:r>
+        <w:rPr>
+          <w:i/>
+          <w:iCs/>
+        </w:rPr>
+        <w:t xml:space="preserve"> F.</w:t>
+      </w:r>
+      <w:r>
+        <w:t xml:space="preserve"> Modeling Formation Damage by Asphaltene Deposition During Primary Oil Recovery. J. Energy </w:t>
+      </w:r>
+      <w:proofErr w:type="spellStart"/>
+      <w:r>
+        <w:t>Resour</w:t>
+      </w:r>
+      <w:proofErr w:type="spellEnd"/>
+      <w:r>
+        <w:t>. Technol. 127 (4), 310–317 (2005)</w:t>
       </w:r>
     </w:p>
     <w:p>
@@ -11696,10 +13297,34 @@
           <w:i/>
           <w:iCs/>
         </w:rPr>
-        <w:t>Wang Sh., Civan F.</w:t>
-      </w:r>
-      <w:r>
-        <w:t xml:space="preserve"> Model-Assisted Analysis of Simultaneous Paraffin and Asphaltene Deposition in Laboratory Core Tests. J. Energy Resour. Technol., 127 (4), 318-322 (2005)</w:t>
+        <w:t xml:space="preserve">Wang Sh., </w:t>
+      </w:r>
+      <w:proofErr w:type="spellStart"/>
+      <w:r>
+        <w:rPr>
+          <w:i/>
+          <w:iCs/>
+        </w:rPr>
+        <w:t>Civan</w:t>
+      </w:r>
+      <w:proofErr w:type="spellEnd"/>
+      <w:r>
+        <w:rPr>
+          <w:i/>
+          <w:iCs/>
+        </w:rPr>
+        <w:t xml:space="preserve"> F.</w:t>
+      </w:r>
+      <w:r>
+        <w:t xml:space="preserve"> Model-Assisted Analysis of Simultaneous Paraffin and Asphaltene Deposition in Laboratory Core Tests. J. Energy </w:t>
+      </w:r>
+      <w:proofErr w:type="spellStart"/>
+      <w:r>
+        <w:t>Resour</w:t>
+      </w:r>
+      <w:proofErr w:type="spellEnd"/>
+      <w:r>
+        <w:t>. Technol., 127 (4), 318-322 (2005)</w:t>
       </w:r>
     </w:p>
     <w:p>
@@ -11717,7 +13342,23 @@
           <w:i/>
           <w:iCs/>
         </w:rPr>
-        <w:t>Weingarten J.S., Euchner J.A.</w:t>
+        <w:t xml:space="preserve">Weingarten J.S., </w:t>
+      </w:r>
+      <w:proofErr w:type="spellStart"/>
+      <w:r>
+        <w:rPr>
+          <w:i/>
+          <w:iCs/>
+        </w:rPr>
+        <w:t>Euchner</w:t>
+      </w:r>
+      <w:proofErr w:type="spellEnd"/>
+      <w:r>
+        <w:rPr>
+          <w:i/>
+          <w:iCs/>
+        </w:rPr>
+        <w:t xml:space="preserve"> J.A.</w:t>
       </w:r>
       <w:r>
         <w:t xml:space="preserve"> Methods for Predicting Wax Precipitation and Deposition. SPE Production Engineering, 121-126 (Feb. 1988)</w:t>
@@ -11738,7 +13379,39 @@
           <w:i/>
           <w:iCs/>
         </w:rPr>
-        <w:t>Ring J.N., Wattenbarger R.A., Keating J.F., and Peddlbhotla S.</w:t>
+        <w:t xml:space="preserve">Ring J.N., </w:t>
+      </w:r>
+      <w:proofErr w:type="spellStart"/>
+      <w:r>
+        <w:rPr>
+          <w:i/>
+          <w:iCs/>
+        </w:rPr>
+        <w:t>Wattenbarger</w:t>
+      </w:r>
+      <w:proofErr w:type="spellEnd"/>
+      <w:r>
+        <w:rPr>
+          <w:i/>
+          <w:iCs/>
+        </w:rPr>
+        <w:t xml:space="preserve"> R.A., Keating J.F., and </w:t>
+      </w:r>
+      <w:proofErr w:type="spellStart"/>
+      <w:r>
+        <w:rPr>
+          <w:i/>
+          <w:iCs/>
+        </w:rPr>
+        <w:t>Peddlbhotla</w:t>
+      </w:r>
+      <w:proofErr w:type="spellEnd"/>
+      <w:r>
+        <w:rPr>
+          <w:i/>
+          <w:iCs/>
+        </w:rPr>
+        <w:t xml:space="preserve"> S.</w:t>
       </w:r>
       <w:r>
         <w:t xml:space="preserve"> Simulation of Paraffin Deposition in Reservoirs. SPE Production &amp; Facilities 36–42 (Feb. 1994)</w:t>
@@ -11754,12 +13427,38 @@
         <w:ind w:left="0" w:firstLine="283"/>
         <w:jc w:val="both"/>
       </w:pPr>
+      <w:proofErr w:type="spellStart"/>
       <w:r>
         <w:rPr>
           <w:i/>
           <w:iCs/>
         </w:rPr>
-        <w:t>Adeyanju O.A. and Oyekunle L.O.</w:t>
+        <w:lastRenderedPageBreak/>
+        <w:t>Adeyanju</w:t>
+      </w:r>
+      <w:proofErr w:type="spellEnd"/>
+      <w:r>
+        <w:rPr>
+          <w:i/>
+          <w:iCs/>
+        </w:rPr>
+        <w:t xml:space="preserve"> O.A. and </w:t>
+      </w:r>
+      <w:proofErr w:type="spellStart"/>
+      <w:r>
+        <w:rPr>
+          <w:i/>
+          <w:iCs/>
+        </w:rPr>
+        <w:t>Oyekunle</w:t>
+      </w:r>
+      <w:proofErr w:type="spellEnd"/>
+      <w:r>
+        <w:rPr>
+          <w:i/>
+          <w:iCs/>
+        </w:rPr>
+        <w:t xml:space="preserve"> L.O.</w:t>
       </w:r>
       <w:r>
         <w:t xml:space="preserve"> Simulation of paraffin deposition in petroleum reservoirs. ASPES 2 (3), 1-18 (2010)</w:t>
@@ -11775,15 +13474,88 @@
         <w:ind w:left="0" w:firstLine="283"/>
         <w:jc w:val="both"/>
       </w:pPr>
+      <w:proofErr w:type="spellStart"/>
       <w:r>
         <w:rPr>
           <w:i/>
           <w:iCs/>
         </w:rPr>
-        <w:t>Kozeny, J.</w:t>
-      </w:r>
-      <w:r>
-        <w:t xml:space="preserve"> Ueber kapillare Leitung des Wassers im Boden. Sitzungsber Akad. Wiss., Wien 136 (2a), 271-306 (1927)</w:t>
+        <w:t>Kozeny</w:t>
+      </w:r>
+      <w:proofErr w:type="spellEnd"/>
+      <w:r>
+        <w:rPr>
+          <w:i/>
+          <w:iCs/>
+        </w:rPr>
+        <w:t>, J.</w:t>
+      </w:r>
+      <w:r>
+        <w:t xml:space="preserve"> </w:t>
+      </w:r>
+      <w:proofErr w:type="spellStart"/>
+      <w:r>
+        <w:t>Ueber</w:t>
+      </w:r>
+      <w:proofErr w:type="spellEnd"/>
+      <w:r>
+        <w:t xml:space="preserve"> </w:t>
+      </w:r>
+      <w:proofErr w:type="spellStart"/>
+      <w:r>
+        <w:t>kapillare</w:t>
+      </w:r>
+      <w:proofErr w:type="spellEnd"/>
+      <w:r>
+        <w:t xml:space="preserve"> </w:t>
+      </w:r>
+      <w:proofErr w:type="spellStart"/>
+      <w:r>
+        <w:t>Leitung</w:t>
+      </w:r>
+      <w:proofErr w:type="spellEnd"/>
+      <w:r>
+        <w:t xml:space="preserve"> des </w:t>
+      </w:r>
+      <w:proofErr w:type="spellStart"/>
+      <w:r>
+        <w:t>Wassers</w:t>
+      </w:r>
+      <w:proofErr w:type="spellEnd"/>
+      <w:r>
+        <w:t xml:space="preserve"> </w:t>
+      </w:r>
+      <w:proofErr w:type="spellStart"/>
+      <w:r>
+        <w:t>im</w:t>
+      </w:r>
+      <w:proofErr w:type="spellEnd"/>
+      <w:r>
+        <w:t xml:space="preserve"> Boden. </w:t>
+      </w:r>
+      <w:proofErr w:type="spellStart"/>
+      <w:r>
+        <w:t>Sitzungsber</w:t>
+      </w:r>
+      <w:proofErr w:type="spellEnd"/>
+      <w:r>
+        <w:t xml:space="preserve"> </w:t>
+      </w:r>
+      <w:proofErr w:type="spellStart"/>
+      <w:r>
+        <w:t>Akad</w:t>
+      </w:r>
+      <w:proofErr w:type="spellEnd"/>
+      <w:r>
+        <w:t xml:space="preserve">. </w:t>
+      </w:r>
+      <w:proofErr w:type="spellStart"/>
+      <w:r>
+        <w:t>Wiss</w:t>
+      </w:r>
+      <w:proofErr w:type="spellEnd"/>
+      <w:r>
+        <w:t>., Wien 136 (2a), 271-306 (1927)</w:t>
       </w:r>
     </w:p>
     <w:p>
@@ -11796,12 +13568,37 @@
         <w:ind w:left="0" w:firstLine="283"/>
         <w:jc w:val="both"/>
       </w:pPr>
+      <w:proofErr w:type="spellStart"/>
       <w:r>
         <w:rPr>
           <w:i/>
           <w:iCs/>
         </w:rPr>
-        <w:t>Nikiforov A. I., Zakirov T. R. and Nikiforov1 G. A.</w:t>
+        <w:t>Nikiforov</w:t>
+      </w:r>
+      <w:proofErr w:type="spellEnd"/>
+      <w:r>
+        <w:rPr>
+          <w:i/>
+          <w:iCs/>
+        </w:rPr>
+        <w:t xml:space="preserve"> A. I., </w:t>
+      </w:r>
+      <w:proofErr w:type="spellStart"/>
+      <w:r>
+        <w:rPr>
+          <w:i/>
+          <w:iCs/>
+        </w:rPr>
+        <w:t>Zakirov</w:t>
+      </w:r>
+      <w:proofErr w:type="spellEnd"/>
+      <w:r>
+        <w:rPr>
+          <w:i/>
+          <w:iCs/>
+        </w:rPr>
+        <w:t xml:space="preserve"> T. R. and Nikiforov1 G. A.</w:t>
       </w:r>
       <w:r>
         <w:t xml:space="preserve"> Model for Treatment of Oil Reservoirs with Polymer-Dispersed Systems. Chem Tech Fuels Oils 51 (1), 105–112 (2015)</w:t>
@@ -11892,7 +13689,25 @@
           <w:iCs/>
           <w:lang w:val="ru-RU"/>
         </w:rPr>
-        <w:t>Никифоров А.И., Никаньшин Д.П.</w:t>
+        <w:t xml:space="preserve">Никифоров А.И., </w:t>
+      </w:r>
+      <w:proofErr w:type="spellStart"/>
+      <w:r>
+        <w:rPr>
+          <w:i/>
+          <w:iCs/>
+          <w:lang w:val="ru-RU"/>
+        </w:rPr>
+        <w:t>Никаньшин</w:t>
+      </w:r>
+      <w:proofErr w:type="spellEnd"/>
+      <w:r>
+        <w:rPr>
+          <w:i/>
+          <w:iCs/>
+          <w:lang w:val="ru-RU"/>
+        </w:rPr>
+        <w:t xml:space="preserve"> Д.П.</w:t>
       </w:r>
       <w:r>
         <w:rPr>
@@ -11916,11 +13731,101 @@
           <w:i/>
           <w:iCs/>
         </w:rPr>
-        <w:t>S. A. Mousavi Dehghani, M. Vafaie Sefti , H. Mehdizadeh and H. Shirkhanloo</w:t>
-      </w:r>
-      <w:r>
-        <w:t xml:space="preserve"> Solid Phase Equation of State Application for Wax Formation Prediction in Petroleum Mixtures Iranian Journal of Chemical Engineering Vol. 5, No. 2 (Spring), 2008, IAChE</w:t>
-      </w:r>
+        <w:t xml:space="preserve">S. A. Mousavi </w:t>
+      </w:r>
+      <w:proofErr w:type="spellStart"/>
+      <w:r>
+        <w:rPr>
+          <w:i/>
+          <w:iCs/>
+        </w:rPr>
+        <w:t>Dehghani</w:t>
+      </w:r>
+      <w:proofErr w:type="spellEnd"/>
+      <w:r>
+        <w:rPr>
+          <w:i/>
+          <w:iCs/>
+        </w:rPr>
+        <w:t xml:space="preserve">, M. </w:t>
+      </w:r>
+      <w:proofErr w:type="spellStart"/>
+      <w:r>
+        <w:rPr>
+          <w:i/>
+          <w:iCs/>
+        </w:rPr>
+        <w:t>Vafaie</w:t>
+      </w:r>
+      <w:proofErr w:type="spellEnd"/>
+      <w:r>
+        <w:rPr>
+          <w:i/>
+          <w:iCs/>
+        </w:rPr>
+        <w:t xml:space="preserve"> </w:t>
+      </w:r>
+      <w:proofErr w:type="spellStart"/>
+      <w:proofErr w:type="gramStart"/>
+      <w:r>
+        <w:rPr>
+          <w:i/>
+          <w:iCs/>
+        </w:rPr>
+        <w:t>Sefti</w:t>
+      </w:r>
+      <w:proofErr w:type="spellEnd"/>
+      <w:r>
+        <w:rPr>
+          <w:i/>
+          <w:iCs/>
+        </w:rPr>
+        <w:t xml:space="preserve"> ,</w:t>
+      </w:r>
+      <w:proofErr w:type="gramEnd"/>
+      <w:r>
+        <w:rPr>
+          <w:i/>
+          <w:iCs/>
+        </w:rPr>
+        <w:t xml:space="preserve"> H. </w:t>
+      </w:r>
+      <w:proofErr w:type="spellStart"/>
+      <w:r>
+        <w:rPr>
+          <w:i/>
+          <w:iCs/>
+        </w:rPr>
+        <w:t>Mehdizadeh</w:t>
+      </w:r>
+      <w:proofErr w:type="spellEnd"/>
+      <w:r>
+        <w:rPr>
+          <w:i/>
+          <w:iCs/>
+        </w:rPr>
+        <w:t xml:space="preserve"> and H. </w:t>
+      </w:r>
+      <w:proofErr w:type="spellStart"/>
+      <w:r>
+        <w:rPr>
+          <w:i/>
+          <w:iCs/>
+        </w:rPr>
+        <w:t>Shirkhanloo</w:t>
+      </w:r>
+      <w:proofErr w:type="spellEnd"/>
+      <w:r>
+        <w:t xml:space="preserve"> Solid Phase </w:t>
+      </w:r>
+      <w:r>
+        <w:t xml:space="preserve">Equation of State Application for Wax Formation Prediction in Petroleum Mixtures Iranian Journal of Chemical Engineering Vol. 5, No. 2 (Spring), 2008, </w:t>
+      </w:r>
+      <w:proofErr w:type="spellStart"/>
+      <w:r>
+        <w:t>IAChE</w:t>
+      </w:r>
+      <w:proofErr w:type="spellEnd"/>
     </w:p>
     <w:p>
       <w:pPr>
@@ -11931,6 +13836,9 @@
         </w:numPr>
         <w:ind w:left="0" w:firstLine="283"/>
         <w:jc w:val="both"/>
+        <w:rPr>
+          <w:lang w:val="ru-RU"/>
+        </w:rPr>
       </w:pPr>
       <w:r>
         <w:rPr>
@@ -11946,10 +13854,104 @@
         </w:rPr>
         <w:t xml:space="preserve"> Двухфазная многокомпонентная фильтрация в нефтяных пластах сложной структуры. </w:t>
       </w:r>
-      <w:r>
-        <w:t>Казань: Казан. гос. ун-т, 2009, 180 с.</w:t>
+      <w:proofErr w:type="spellStart"/>
+      <w:r>
+        <w:t>Казань</w:t>
+      </w:r>
+      <w:proofErr w:type="spellEnd"/>
+      <w:r>
+        <w:t xml:space="preserve">: </w:t>
+      </w:r>
+      <w:proofErr w:type="spellStart"/>
+      <w:r>
+        <w:t>Казан</w:t>
+      </w:r>
+      <w:proofErr w:type="spellEnd"/>
+      <w:r>
+        <w:t xml:space="preserve">. </w:t>
+      </w:r>
+      <w:proofErr w:type="spellStart"/>
+      <w:r>
+        <w:t>гос</w:t>
+      </w:r>
+      <w:proofErr w:type="spellEnd"/>
+      <w:r>
+        <w:t xml:space="preserve">. </w:t>
+      </w:r>
+      <w:proofErr w:type="spellStart"/>
+      <w:r>
+        <w:t>ун</w:t>
+      </w:r>
+      <w:proofErr w:type="spellEnd"/>
+      <w:r>
+        <w:t>-т, 2009, 180 с.</w:t>
       </w:r>
       <w:bookmarkEnd w:id="11"/>
+    </w:p>
+    <w:p>
+      <w:pPr>
+        <w:pStyle w:val="a0"/>
+        <w:numPr>
+          <w:ilvl w:val="0"/>
+          <w:numId w:val="3"/>
+        </w:numPr>
+        <w:ind w:left="0" w:firstLine="283"/>
+        <w:jc w:val="both"/>
+        <w:rPr>
+          <w:highlight w:val="red"/>
+          <w:lang w:val="ru-RU"/>
+        </w:rPr>
+      </w:pPr>
+      <w:r>
+        <w:rPr>
+          <w:lang w:val="ru-RU"/>
+        </w:rPr>
+        <w:t xml:space="preserve"> </w:t>
+      </w:r>
+      <w:proofErr w:type="spellStart"/>
+      <w:r>
+        <w:rPr>
+          <w:highlight w:val="red"/>
+          <w:lang w:val="ru-RU"/>
+        </w:rPr>
+        <w:t>Алишаев</w:t>
+      </w:r>
+      <w:proofErr w:type="spellEnd"/>
+      <w:r>
+        <w:rPr>
+          <w:highlight w:val="red"/>
+          <w:lang w:val="ru-RU"/>
+        </w:rPr>
+        <w:t xml:space="preserve"> М.Г.</w:t>
+      </w:r>
+      <w:r>
+        <w:rPr>
+          <w:highlight w:val="red"/>
+          <w:lang w:val="ru-RU"/>
+        </w:rPr>
+        <w:t>, Расчет температурного поля пласта при инжекции жидкости для плоского фильтрационного течения,</w:t>
+      </w:r>
+      <w:r>
+        <w:rPr>
+          <w:highlight w:val="red"/>
+          <w:lang w:val="ru-RU"/>
+        </w:rPr>
+        <w:t xml:space="preserve"> Известия Академии наук СССР. Механика жидкости и газа.</w:t>
+      </w:r>
+      <w:r>
+        <w:rPr>
+          <w:highlight w:val="red"/>
+          <w:lang w:val="ru-RU"/>
+        </w:rPr>
+        <w:t>,</w:t>
+      </w:r>
+      <w:r>
+        <w:rPr>
+          <w:highlight w:val="red"/>
+          <w:lang w:val="ru-RU"/>
+        </w:rPr>
+        <w:t xml:space="preserve"> 1979. № 1. С. 67.</w:t>
+      </w:r>
     </w:p>
     <w:sectPr>
       <w:pgSz w:w="12240" w:h="15840"/>
@@ -12255,6 +14257,95 @@
       </w:pPr>
     </w:lvl>
   </w:abstractNum>
+  <w:abstractNum w:abstractNumId="3" w15:restartNumberingAfterBreak="0">
+    <w:nsid w:val="5E3F60A4"/>
+    <w:multiLevelType w:val="hybridMultilevel"/>
+    <w:tmpl w:val="223CD76C"/>
+    <w:lvl w:ilvl="0" w:tplc="04190017">
+      <w:start w:val="1"/>
+      <w:numFmt w:val="lowerLetter"/>
+      <w:lvlText w:val="%1)"/>
+      <w:lvlJc w:val="left"/>
+      <w:pPr>
+        <w:ind w:left="720" w:hanging="360"/>
+      </w:pPr>
+      <w:rPr>
+        <w:rFonts w:hint="default"/>
+      </w:rPr>
+    </w:lvl>
+    <w:lvl w:ilvl="1" w:tplc="04190019" w:tentative="1">
+      <w:start w:val="1"/>
+      <w:numFmt w:val="lowerLetter"/>
+      <w:lvlText w:val="%2."/>
+      <w:lvlJc w:val="left"/>
+      <w:pPr>
+        <w:ind w:left="1440" w:hanging="360"/>
+      </w:pPr>
+    </w:lvl>
+    <w:lvl w:ilvl="2" w:tplc="0419001B" w:tentative="1">
+      <w:start w:val="1"/>
+      <w:numFmt w:val="lowerRoman"/>
+      <w:lvlText w:val="%3."/>
+      <w:lvlJc w:val="right"/>
+      <w:pPr>
+        <w:ind w:left="2160" w:hanging="180"/>
+      </w:pPr>
+    </w:lvl>
+    <w:lvl w:ilvl="3" w:tplc="0419000F" w:tentative="1">
+      <w:start w:val="1"/>
+      <w:numFmt w:val="decimal"/>
+      <w:lvlText w:val="%4."/>
+      <w:lvlJc w:val="left"/>
+      <w:pPr>
+        <w:ind w:left="2880" w:hanging="360"/>
+      </w:pPr>
+    </w:lvl>
+    <w:lvl w:ilvl="4" w:tplc="04190019" w:tentative="1">
+      <w:start w:val="1"/>
+      <w:numFmt w:val="lowerLetter"/>
+      <w:lvlText w:val="%5."/>
+      <w:lvlJc w:val="left"/>
+      <w:pPr>
+        <w:ind w:left="3600" w:hanging="360"/>
+      </w:pPr>
+    </w:lvl>
+    <w:lvl w:ilvl="5" w:tplc="0419001B" w:tentative="1">
+      <w:start w:val="1"/>
+      <w:numFmt w:val="lowerRoman"/>
+      <w:lvlText w:val="%6."/>
+      <w:lvlJc w:val="right"/>
+      <w:pPr>
+        <w:ind w:left="4320" w:hanging="180"/>
+      </w:pPr>
+    </w:lvl>
+    <w:lvl w:ilvl="6" w:tplc="0419000F" w:tentative="1">
+      <w:start w:val="1"/>
+      <w:numFmt w:val="decimal"/>
+      <w:lvlText w:val="%7."/>
+      <w:lvlJc w:val="left"/>
+      <w:pPr>
+        <w:ind w:left="5040" w:hanging="360"/>
+      </w:pPr>
+    </w:lvl>
+    <w:lvl w:ilvl="7" w:tplc="04190019" w:tentative="1">
+      <w:start w:val="1"/>
+      <w:numFmt w:val="lowerLetter"/>
+      <w:lvlText w:val="%8."/>
+      <w:lvlJc w:val="left"/>
+      <w:pPr>
+        <w:ind w:left="5760" w:hanging="360"/>
+      </w:pPr>
+    </w:lvl>
+    <w:lvl w:ilvl="8" w:tplc="0419001B" w:tentative="1">
+      <w:start w:val="1"/>
+      <w:numFmt w:val="lowerRoman"/>
+      <w:lvlText w:val="%9."/>
+      <w:lvlJc w:val="right"/>
+      <w:pPr>
+        <w:ind w:left="6480" w:hanging="180"/>
+      </w:pPr>
+    </w:lvl>
+  </w:abstractNum>
   <w:num w:numId="1">
     <w:abstractNumId w:val="0"/>
   </w:num>
@@ -12290,6 +14381,9 @@
   </w:num>
   <w:num w:numId="3">
     <w:abstractNumId w:val="2"/>
+  </w:num>
+  <w:num w:numId="4">
+    <w:abstractNumId w:val="3"/>
   </w:num>
 </w:numbering>
 </file>
@@ -13413,6 +15507,24 @@
       <w:sz w:val="22"/>
     </w:rPr>
   </w:style>
+  <w:style w:type="paragraph" w:styleId="af">
+    <w:name w:val="List Paragraph"/>
+    <w:basedOn w:val="a"/>
+    <w:rsid w:val="00490642"/>
+    <w:pPr>
+      <w:ind w:left="720"/>
+      <w:contextualSpacing/>
+    </w:pPr>
+  </w:style>
+  <w:style w:type="character" w:styleId="af0">
+    <w:name w:val="Placeholder Text"/>
+    <w:basedOn w:val="a1"/>
+    <w:semiHidden/>
+    <w:rsid w:val="00FB37C5"/>
+    <w:rPr>
+      <w:color w:val="808080"/>
+    </w:rPr>
+  </w:style>
 </w:styles>
 </file>
 

--- a/resources/статьи_конференции/ТВТ_2026/Лазарев_ТВТ.docx
+++ b/resources/статьи_конференции/ТВТ_2026/Лазарев_ТВТ.docx
@@ -33,63 +33,7 @@
         <w:rPr>
           <w:lang w:val="ru-RU"/>
         </w:rPr>
-        <w:t xml:space="preserve">В процессе разработки нефтегазовых месторождений </w:t>
-      </w:r>
-      <w:proofErr w:type="spellStart"/>
-      <w:r>
-        <w:rPr>
-          <w:lang w:val="ru-RU"/>
-        </w:rPr>
-        <w:t>заводнением</w:t>
-      </w:r>
-      <w:proofErr w:type="spellEnd"/>
-      <w:r>
-        <w:rPr>
-          <w:lang w:val="ru-RU"/>
-        </w:rPr>
-        <w:t xml:space="preserve"> пластовые флюиды могут приобретать температуру, отличную от естественной температуры пласта. Это изменение может быть вызвано различными причинами, зависящими от характера фильтрационного потока, а также от технологии разработки, в процессе которой на продуктивные коллекторы оказывают различные тепловые воздействия. Примером подобного воздействия является нагнетание воды с целью поддержания пластового давления. В случае, когда температура нагнетаемой вода воды ниже температуры пласта, может возникать множество негативных эффектов, ухудшающих ФЕС коллектора. Наиболее яркий пример — отложение парафина, вызывающее снижение пористости, проницаемости, особенно вблизи призабойной зоны пласта, и, следовательно, увеличение скин-фактора. Нефтяные месторождения высоковязких </w:t>
-      </w:r>
-      <w:proofErr w:type="spellStart"/>
-      <w:r>
-        <w:rPr>
-          <w:lang w:val="ru-RU"/>
-        </w:rPr>
-        <w:t>нефтей</w:t>
-      </w:r>
-      <w:proofErr w:type="spellEnd"/>
-      <w:r>
-        <w:rPr>
-          <w:lang w:val="ru-RU"/>
-        </w:rPr>
-        <w:t xml:space="preserve">, содержащих значительные концентрации парафинов, смол и </w:t>
-      </w:r>
-      <w:proofErr w:type="spellStart"/>
-      <w:r>
-        <w:rPr>
-          <w:lang w:val="ru-RU"/>
-        </w:rPr>
-        <w:t>асфальтенов</w:t>
-      </w:r>
-      <w:proofErr w:type="spellEnd"/>
-      <w:r>
-        <w:rPr>
-          <w:lang w:val="ru-RU"/>
-        </w:rPr>
-        <w:t xml:space="preserve">, осваиваются с меньшей интенсивностью. Это связано с тем, что такие залежи требуют применения специализированных технологий для эффективной добычи, транспортировки и подготовки. Но сложность разработки не уменьшает их экономический потенциал. Глобальные запасы подобных </w:t>
-      </w:r>
-      <w:proofErr w:type="spellStart"/>
-      <w:r>
-        <w:rPr>
-          <w:lang w:val="ru-RU"/>
-        </w:rPr>
-        <w:t>нефтей</w:t>
-      </w:r>
-      <w:proofErr w:type="spellEnd"/>
-      <w:r>
-        <w:rPr>
-          <w:lang w:val="ru-RU"/>
-        </w:rPr>
-        <w:t xml:space="preserve"> превышают 810 миллиардов тонн</w:t>
+        <w:t>В процессе разработки нефтегазовых месторождений заводнением пластовые флюиды могут приобретать температуру, отличную от естественной температуры пласта. Это изменение может быть вызвано различными причинами, зависящими от характера фильтрационного потока, а также от технологии разработки, в процессе которой на продуктивные коллекторы оказывают различные тепловые воздействия. Примером подобного воздействия является нагнетание воды с целью поддержания пластового давления. В случае, когда температура нагнетаемой вода воды ниже температуры пласта, может возникать множество негативных эффектов, ухудшающих ФЕС коллектора. Наиболее яркий пример — отложение парафина, вызывающее снижение пористости, проницаемости, особенно вблизи призабойной зоны пласта, и, следовательно, увеличение скин-фактора. Нефтяные месторождения высоковязких нефтей, содержащих значительные концентрации парафинов, смол и асфальтенов, осваиваются с меньшей интенсивностью. Это связано с тем, что такие залежи требуют применения специализированных технологий для эффективной добычи, транспортировки и подготовки. Но сложность разработки не уменьшает их экономический потенциал. Глобальные запасы подобных нефтей превышают 810 миллиардов тонн</w:t>
       </w:r>
       <w:r>
         <w:rPr>
@@ -107,21 +51,7 @@
         <w:rPr>
           <w:lang w:val="ru-RU"/>
         </w:rPr>
-        <w:t xml:space="preserve">. Россия уступает по этому показателю только Венесуэле и Канаде, обладая геологическими запасами высоковязкой нефти порядка 6-7 миллиардов тонн. Парафины преимущественно состоят из нормальных </w:t>
-      </w:r>
-      <w:proofErr w:type="spellStart"/>
-      <w:r>
-        <w:rPr>
-          <w:lang w:val="ru-RU"/>
-        </w:rPr>
-        <w:t>алканов</w:t>
-      </w:r>
-      <w:proofErr w:type="spellEnd"/>
-      <w:r>
-        <w:rPr>
-          <w:lang w:val="ru-RU"/>
-        </w:rPr>
-        <w:t xml:space="preserve"> с числом атомов углерода </w:t>
+        <w:t xml:space="preserve">. Россия уступает по этому показателю только Венесуэле и Канаде, обладая геологическими запасами высоковязкой нефти порядка 6-7 миллиардов тонн. Парафины преимущественно состоят из нормальных алканов с числом атомов углерода </w:t>
       </w:r>
       <m:oMath>
         <m:r>
@@ -163,44 +93,8 @@
         <w:rPr>
           <w:lang w:val="ru-RU"/>
         </w:rPr>
-        <w:t xml:space="preserve"> количество которых в парафине обычно превышает 75%, а остальная часть в основном состоит из </w:t>
-      </w:r>
-      <w:proofErr w:type="spellStart"/>
-      <w:r>
-        <w:rPr>
-          <w:lang w:val="ru-RU"/>
-        </w:rPr>
-        <w:t>изоалканов</w:t>
-      </w:r>
-      <w:proofErr w:type="spellEnd"/>
-      <w:r>
-        <w:rPr>
-          <w:lang w:val="ru-RU"/>
-        </w:rPr>
-        <w:t xml:space="preserve">, </w:t>
-      </w:r>
-      <w:proofErr w:type="spellStart"/>
-      <w:r>
-        <w:rPr>
-          <w:lang w:val="ru-RU"/>
-        </w:rPr>
-        <w:t>циклоалканов</w:t>
-      </w:r>
-      <w:proofErr w:type="spellEnd"/>
-      <w:r>
-        <w:rPr>
-          <w:lang w:val="ru-RU"/>
-        </w:rPr>
-        <w:t xml:space="preserve"> и </w:t>
-      </w:r>
-      <w:proofErr w:type="spellStart"/>
-      <w:r>
-        <w:rPr>
-          <w:lang w:val="ru-RU"/>
-        </w:rPr>
-        <w:t>алкилбензолов</w:t>
-      </w:r>
-      <w:proofErr w:type="spellEnd"/>
+        <w:t xml:space="preserve"> количество которых в парафине обычно превышает 75%, а остальная часть в основном состоит из изоалканов, циклоалканов и алкилбензолов</w:t>
+      </w:r>
       <w:r>
         <w:rPr>
           <w:lang w:val="ru-RU"/>
@@ -289,55 +183,7 @@
           <w:highlight w:val="green"/>
           <w:lang w:val="ru-RU"/>
         </w:rPr>
-        <w:t xml:space="preserve">Для корректного прогноза охлаждения пласта в настоящей работе вертикальные теплопотери через кровлю и подошву учитываются по классической схеме </w:t>
-      </w:r>
-      <w:proofErr w:type="spellStart"/>
-      <w:r>
-        <w:rPr>
-          <w:highlight w:val="green"/>
-          <w:lang w:val="ru-RU"/>
-        </w:rPr>
-        <w:t>Ловерье</w:t>
-      </w:r>
-      <w:proofErr w:type="spellEnd"/>
-      <w:r>
-        <w:rPr>
-          <w:highlight w:val="green"/>
-          <w:lang w:val="ru-RU"/>
-        </w:rPr>
-        <w:t xml:space="preserve">. Данный подход, предполагающий квазистационарный теплообмен с </w:t>
-      </w:r>
-      <w:proofErr w:type="spellStart"/>
-      <w:r>
-        <w:rPr>
-          <w:highlight w:val="green"/>
-          <w:lang w:val="ru-RU"/>
-        </w:rPr>
-        <w:t>полубесконечными</w:t>
-      </w:r>
-      <w:proofErr w:type="spellEnd"/>
-      <w:r>
-        <w:rPr>
-          <w:highlight w:val="green"/>
-          <w:lang w:val="ru-RU"/>
-        </w:rPr>
-        <w:t xml:space="preserve"> массивами пород, позволяет избежать ресурсоемкого прямого моделирования вмещающих толщ. Тепловой поток рассчитывается на основе решения уравнения теплопроводности для </w:t>
-      </w:r>
-      <w:proofErr w:type="spellStart"/>
-      <w:r>
-        <w:rPr>
-          <w:highlight w:val="green"/>
-          <w:lang w:val="ru-RU"/>
-        </w:rPr>
-        <w:t>полубесконечного</w:t>
-      </w:r>
-      <w:proofErr w:type="spellEnd"/>
-      <w:r>
-        <w:rPr>
-          <w:highlight w:val="green"/>
-          <w:lang w:val="ru-RU"/>
-        </w:rPr>
-        <w:t xml:space="preserve"> тела с граничным условием первого рода на контакте и интегрируется в уравнение энергии пласта как источник. Учет этого механизма приводит к </w:t>
+        <w:t xml:space="preserve">Для корректного прогноза охлаждения пласта в настоящей работе вертикальные теплопотери через кровлю и подошву учитываются по классической схеме Ловерье. Данный подход, предполагающий квазистационарный теплообмен с полубесконечными массивами пород, позволяет избежать ресурсоемкого прямого моделирования вмещающих толщ. Тепловой поток рассчитывается на основе решения уравнения теплопроводности для полубесконечного тела с граничным условием первого рода на контакте и интегрируется в уравнение энергии пласта как источник. Учет этого механизма приводит к </w:t>
       </w:r>
       <w:r>
         <w:rPr>
@@ -797,56 +643,14 @@
         <w:rPr>
           <w:lang w:val="ru-RU"/>
         </w:rPr>
-        <w:t xml:space="preserve">В данной модели присутствуют две фазы и три </w:t>
-      </w:r>
-      <w:proofErr w:type="spellStart"/>
-      <w:r>
-        <w:rPr>
-          <w:lang w:val="ru-RU"/>
-        </w:rPr>
-        <w:t>псевдокомпонента</w:t>
-      </w:r>
-      <w:proofErr w:type="spellEnd"/>
-      <w:r>
-        <w:rPr>
-          <w:lang w:val="ru-RU"/>
-        </w:rPr>
-        <w:t xml:space="preserve">. Нефть и вода представляют собой две отдельные не смешивающиеся фазы. В качестве трех </w:t>
-      </w:r>
-      <w:proofErr w:type="spellStart"/>
-      <w:r>
-        <w:rPr>
-          <w:lang w:val="ru-RU"/>
-        </w:rPr>
-        <w:t>псевдокомпонентов</w:t>
-      </w:r>
-      <w:proofErr w:type="spellEnd"/>
-      <w:r>
-        <w:rPr>
-          <w:lang w:val="ru-RU"/>
-        </w:rPr>
-        <w:t xml:space="preserve"> выступают нефть, вода и парафин. Предполагается, что жидкости </w:t>
+        <w:t xml:space="preserve">В данной модели присутствуют две фазы и три псевдокомпонента. Нефть и вода представляют собой две отдельные не смешивающиеся фазы. В качестве трех псевдокомпонентов выступают нефть, вода и парафин. Предполагается, что жидкости </w:t>
       </w:r>
       <w:r>
         <w:rPr>
           <w:lang w:val="ru-RU"/>
         </w:rPr>
         <w:lastRenderedPageBreak/>
-        <w:t xml:space="preserve">несжимаемы, а также что между водной и нефтяной фазами не происходит </w:t>
-      </w:r>
-      <w:proofErr w:type="spellStart"/>
-      <w:r>
-        <w:rPr>
-          <w:lang w:val="ru-RU"/>
-        </w:rPr>
-        <w:t>массообмен</w:t>
-      </w:r>
-      <w:proofErr w:type="spellEnd"/>
-      <w:r>
-        <w:rPr>
-          <w:lang w:val="ru-RU"/>
-        </w:rPr>
-        <w:t>. Поэтому уравнения баланса масс записываются для каждой фазы отдельно. Учитывая сделанные допущения, уравнения баланса массы для воды и нефти, имеют следующий вид:</w:t>
+        <w:t>несжимаемы, а также что между водной и нефтяной фазами не происходит массообмен. Поэтому уравнения баланса масс записываются для каждой фазы отдельно. Учитывая сделанные допущения, уравнения баланса массы для воды и нефти, имеют следующий вид:</w:t>
       </w:r>
     </w:p>
     <w:p>
@@ -1528,19 +1332,11 @@
           <w:lang w:val="ru-RU"/>
         </w:rPr>
       </w:pPr>
-      <w:proofErr w:type="spellStart"/>
-      <w:r>
-        <w:rPr>
-          <w:lang w:val="ru-RU"/>
-        </w:rPr>
-        <w:t>Псевдокомпонент</w:t>
-      </w:r>
-      <w:proofErr w:type="spellEnd"/>
-      <w:r>
-        <w:rPr>
-          <w:lang w:val="ru-RU"/>
-        </w:rPr>
-        <w:t xml:space="preserve"> парафина может быть частично растворен и/или взвешен в нефтяной фазе в виде частиц и отложен в поровом пространстве. </w:t>
+      <w:r>
+        <w:rPr>
+          <w:lang w:val="ru-RU"/>
+        </w:rPr>
+        <w:t xml:space="preserve">Псевдокомпонент парафина может быть частично растворен и/или взвешен в нефтяной фазе в виде частиц и отложен в поровом пространстве. </w:t>
       </w:r>
       <w:r>
         <w:rPr>
@@ -2521,21 +2317,7 @@
         <w:rPr>
           <w:lang w:val="ru-RU"/>
         </w:rPr>
-        <w:t xml:space="preserve">В рамках </w:t>
-      </w:r>
-      <w:proofErr w:type="spellStart"/>
-      <w:r>
-        <w:rPr>
-          <w:lang w:val="ru-RU"/>
-        </w:rPr>
-        <w:t>однотемпературной</w:t>
-      </w:r>
-      <w:proofErr w:type="spellEnd"/>
-      <w:r>
-        <w:rPr>
-          <w:lang w:val="ru-RU"/>
-        </w:rPr>
-        <w:t xml:space="preserve"> термодинамической модели уравнение, описывающее баланс полной энергии всей системы, может быть сформулировано в виде следующего выражения</w:t>
+        <w:t>В рамках однотемпературной термодинамической модели уравнение, описывающее баланс полной энергии всей системы, может быть сформулировано в виде следующего выражения</w:t>
       </w:r>
       <w:r>
         <w:rPr>
@@ -4207,23 +3989,7 @@
           <w:rFonts w:eastAsiaTheme="minorEastAsia"/>
           <w:lang w:val="ru-RU"/>
         </w:rPr>
-        <w:t xml:space="preserve"> потери тепла через кровлю и подошву пласта, определяемые по схеме </w:t>
-      </w:r>
-      <w:proofErr w:type="spellStart"/>
-      <w:r>
-        <w:rPr>
-          <w:rFonts w:eastAsiaTheme="minorEastAsia"/>
-          <w:lang w:val="ru-RU"/>
-        </w:rPr>
-        <w:t>Ловерье</w:t>
-      </w:r>
-      <w:proofErr w:type="spellEnd"/>
-      <w:r>
-        <w:rPr>
-          <w:rFonts w:eastAsiaTheme="minorEastAsia"/>
-          <w:lang w:val="ru-RU"/>
-        </w:rPr>
-        <w:t>.</w:t>
+        <w:t xml:space="preserve"> потери тепла через кровлю и подошву пласта, определяемые по схеме Ловерье.</w:t>
       </w:r>
     </w:p>
     <w:p>
@@ -4536,61 +4302,10 @@
         <w:rPr>
           <w:lang w:val="ru-RU"/>
         </w:rPr>
-        <w:t xml:space="preserve">При описании </w:t>
-      </w:r>
-      <w:proofErr w:type="spellStart"/>
-      <w:r>
-        <w:rPr>
-          <w:lang w:val="ru-RU"/>
-        </w:rPr>
-        <w:t>кольматации</w:t>
-      </w:r>
-      <w:proofErr w:type="spellEnd"/>
-      <w:r>
-        <w:rPr>
-          <w:lang w:val="ru-RU"/>
-        </w:rPr>
-        <w:t xml:space="preserve"> пласта частицами парафина, будем рассматривать пористую среду в рамках модели идеального грунта, то есть как систему цилиндрических капилляров разного диаметра, имеющих фиктивные сужения (горла). </w:t>
-      </w:r>
-      <w:proofErr w:type="spellStart"/>
-      <w:r>
-        <w:t>Для</w:t>
-      </w:r>
-      <w:proofErr w:type="spellEnd"/>
-      <w:r>
-        <w:t xml:space="preserve"> </w:t>
-      </w:r>
-      <w:proofErr w:type="spellStart"/>
-      <w:r>
-        <w:t>простоты</w:t>
-      </w:r>
-      <w:proofErr w:type="spellEnd"/>
-      <w:r>
-        <w:t xml:space="preserve"> </w:t>
-      </w:r>
-      <w:proofErr w:type="spellStart"/>
-      <w:r>
-        <w:t>используем</w:t>
-      </w:r>
-      <w:proofErr w:type="spellEnd"/>
-      <w:r>
-        <w:t xml:space="preserve"> </w:t>
-      </w:r>
-      <w:proofErr w:type="spellStart"/>
-      <w:r>
-        <w:t>следующие</w:t>
-      </w:r>
-      <w:proofErr w:type="spellEnd"/>
-      <w:r>
-        <w:t xml:space="preserve"> </w:t>
-      </w:r>
-      <w:proofErr w:type="spellStart"/>
-      <w:r>
-        <w:t>допущения</w:t>
-      </w:r>
-      <w:proofErr w:type="spellEnd"/>
-      <w:r>
-        <w:t>:</w:t>
+        <w:t xml:space="preserve">При описании кольматации пласта частицами парафина, будем рассматривать пористую среду в рамках модели идеального грунта, то есть как систему цилиндрических капилляров разного диаметра, имеющих фиктивные сужения (горла). </w:t>
+      </w:r>
+      <w:r>
+        <w:t>Для простоты используем следующие допущения:</w:t>
       </w:r>
     </w:p>
     <w:p>
@@ -4841,9 +4556,6 @@
       <w:pPr>
         <w:pStyle w:val="FirstParagraph"/>
         <w:jc w:val="both"/>
-        <w:rPr>
-          <w:lang w:val="ru-RU"/>
-        </w:rPr>
       </w:pPr>
       <w:r>
         <w:rPr>
@@ -4900,16 +4612,8 @@
         <w:rPr>
           <w:lang w:val="ru-RU"/>
         </w:rPr>
-        <w:t xml:space="preserve">Исходя из экспериментальных данных была получена эмпирическая зависимость для скорости сужения цилиндрического порового канала в однофазном потоке, вызванная </w:t>
-      </w:r>
-      <w:proofErr w:type="spellStart"/>
-      <w:r>
-        <w:rPr>
-          <w:lang w:val="ru-RU"/>
-        </w:rPr>
-        <w:t>кольматацией</w:t>
-      </w:r>
-      <w:proofErr w:type="spellEnd"/>
+        <w:t>Исходя из экспериментальных данных была получена эмпирическая зависимость для скорости сужения цилиндрического порового канала в однофазном потоке, вызванная кольматацией</w:t>
+      </w:r>
       <w:r>
         <w:rPr>
           <w:lang w:val="ru-RU"/>
@@ -6349,21 +6053,7 @@
         <w:rPr>
           <w:lang w:val="ru-RU"/>
         </w:rPr>
-        <w:t>, так как в процессе кольматации пласта частицами параф</w:t>
-      </w:r>
-      <w:proofErr w:type="spellStart"/>
-      <w:r>
-        <w:rPr>
-          <w:lang w:val="ru-RU"/>
-        </w:rPr>
-        <w:t>ина</w:t>
-      </w:r>
-      <w:proofErr w:type="spellEnd"/>
-      <w:r>
-        <w:rPr>
-          <w:lang w:val="ru-RU"/>
-        </w:rPr>
-        <w:t xml:space="preserve"> их диаметры уменьшатся и могут удовлетворять условию закупоривания.</w:t>
+        <w:t>, так как в процессе кольматации пласта частицами парафина их диаметры уменьшатся и могут удовлетворять условию закупоривания.</w:t>
       </w:r>
     </w:p>
     <w:p>
@@ -6379,21 +6069,7 @@
         <w:rPr>
           <w:lang w:val="ru-RU"/>
         </w:rPr>
-        <w:t xml:space="preserve">В следствии структурных изменений порового пространства, вызванных </w:t>
-      </w:r>
-      <w:proofErr w:type="spellStart"/>
-      <w:r>
-        <w:rPr>
-          <w:lang w:val="ru-RU"/>
-        </w:rPr>
-        <w:t>кольматацией</w:t>
-      </w:r>
-      <w:proofErr w:type="spellEnd"/>
-      <w:r>
-        <w:rPr>
-          <w:lang w:val="ru-RU"/>
-        </w:rPr>
-        <w:t xml:space="preserve"> и блокированием пор, происходит изменение динамической пористости и абсолютной проницаемости пласта. Пусть </w:t>
+        <w:t xml:space="preserve">В следствии структурных изменений порового пространства, вызванных кольматацией и блокированием пор, происходит изменение динамической пористости и абсолютной проницаемости пласта. Пусть </w:t>
       </w:r>
       <m:oMath>
         <m:sSub>
@@ -7348,21 +7024,7 @@
         <w:rPr>
           <w:lang w:val="ru-RU"/>
         </w:rPr>
-        <w:t xml:space="preserve">. Ввиду вышеуказанных допущений, скорость </w:t>
-      </w:r>
-      <w:proofErr w:type="spellStart"/>
-      <w:r>
-        <w:rPr>
-          <w:lang w:val="ru-RU"/>
-        </w:rPr>
-        <w:t>массообмена</w:t>
-      </w:r>
-      <w:proofErr w:type="spellEnd"/>
-      <w:r>
-        <w:rPr>
-          <w:lang w:val="ru-RU"/>
-        </w:rPr>
-        <w:t xml:space="preserve"> парафина в пористой среде будет равна:</w:t>
+        <w:t>. Ввиду вышеуказанных допущений, скорость массообмена парафина в пористой среде будет равна:</w:t>
       </w:r>
     </w:p>
     <w:p>
@@ -7978,21 +7640,7 @@
         <w:rPr>
           <w:lang w:val="ru-RU"/>
         </w:rPr>
-        <w:t>использовался метод контрольных объемов, согласно которому, при интегрировании уравнений предполагается, что характеристики пласта и флюидов на контрольном объеме имеют постоя</w:t>
-      </w:r>
-      <w:proofErr w:type="spellStart"/>
-      <w:r>
-        <w:rPr>
-          <w:lang w:val="ru-RU"/>
-        </w:rPr>
-        <w:t>нные</w:t>
-      </w:r>
-      <w:proofErr w:type="spellEnd"/>
-      <w:r>
-        <w:rPr>
-          <w:lang w:val="ru-RU"/>
-        </w:rPr>
-        <w:t xml:space="preserve"> значения. Интегрирование конвективных слагаемых выполнялось по схеме вверх по потоку. Для совместного решения уравнений для давления и насыщенности был использован метод </w:t>
+        <w:t xml:space="preserve">использовался метод контрольных объемов, согласно которому, при интегрировании уравнений предполагается, что характеристики пласта и флюидов на контрольном объеме имеют постоянные значения. Интегрирование конвективных слагаемых выполнялось по схеме вверх по потоку. Для совместного решения уравнений для давления и насыщенности был использован метод </w:t>
       </w:r>
       <w:r>
         <w:t>IMPES</w:t>
@@ -8049,21 +7697,7 @@
         <w:rPr>
           <w:lang w:val="ru-RU"/>
         </w:rPr>
-        <w:t xml:space="preserve"> решалось по неявной схеме. Это позволило избежать ограничений на шаг по времени в задаче расчета </w:t>
-      </w:r>
-      <w:proofErr w:type="spellStart"/>
-      <w:r>
-        <w:rPr>
-          <w:lang w:val="ru-RU"/>
-        </w:rPr>
-        <w:t>кольматации</w:t>
-      </w:r>
-      <w:proofErr w:type="spellEnd"/>
-      <w:r>
-        <w:rPr>
-          <w:lang w:val="ru-RU"/>
-        </w:rPr>
-        <w:t xml:space="preserve"> пласта парафином.</w:t>
+        <w:t xml:space="preserve"> решалось по неявной схеме. Это позволило избежать ограничений на шаг по времени в задаче расчета кольматации пласта парафином.</w:t>
       </w:r>
     </w:p>
     <w:p>
@@ -8399,21 +8033,7 @@
         <w:rPr>
           <w:lang w:val="ru-RU"/>
         </w:rPr>
-        <w:t xml:space="preserve"> является элементом симметрии пятиточечной системы </w:t>
-      </w:r>
-      <w:proofErr w:type="spellStart"/>
-      <w:r>
-        <w:rPr>
-          <w:lang w:val="ru-RU"/>
-        </w:rPr>
-        <w:t>заводнения</w:t>
-      </w:r>
-      <w:proofErr w:type="spellEnd"/>
-      <w:r>
-        <w:rPr>
-          <w:lang w:val="ru-RU"/>
-        </w:rPr>
-        <w:t xml:space="preserve"> и содержит нагнетательную и добывающую скважины, имеющие координаты </w:t>
+        <w:t xml:space="preserve"> является элементом симметрии пятиточечной системы заводнения и содержит нагнетательную и добывающую скважины, имеющие координаты </w:t>
       </w:r>
       <m:oMath>
         <m:d>
@@ -11465,6 +11085,37 @@
           <w:lang w:val="ru-RU"/>
         </w:rPr>
         <w:t xml:space="preserve"> и учитываются теплопотери через кровлю и подошву пласта. </w:t>
+      </w:r>
+      <w:r>
+        <w:rPr>
+          <w:lang w:val="ru-RU"/>
+        </w:rPr>
+        <w:t xml:space="preserve">Расчет проводился до достижения предельной обводненности добывающей скважины </w:t>
+      </w:r>
+      <m:oMath>
+        <m:r>
+          <w:rPr>
+            <w:rFonts w:ascii="Cambria Math" w:hAnsi="Cambria Math"/>
+            <w:lang w:val="ru-RU"/>
+          </w:rPr>
+          <m:t>98</m:t>
+        </m:r>
+        <m:r>
+          <m:rPr>
+            <m:sty m:val="p"/>
+          </m:rPr>
+          <w:rPr>
+            <w:rFonts w:ascii="Cambria Math" w:hAnsi="Cambria Math"/>
+            <w:lang w:val="ru-RU"/>
+          </w:rPr>
+          <m:t>%</m:t>
+        </m:r>
+      </m:oMath>
+      <w:r>
+        <w:rPr>
+          <w:lang w:val="ru-RU"/>
+        </w:rPr>
+        <w:t>.</w:t>
       </w:r>
     </w:p>
     <w:p>
@@ -12154,8 +11805,35 @@
         <w:rPr>
           <w:lang w:val="ru-RU"/>
         </w:rPr>
-        <w:lastRenderedPageBreak/>
-        <w:t xml:space="preserve">Рассмотрено два случая: в первом происходит фильтрация парафиносодержащей нефти </w:t>
+        <w:t>Далее р</w:t>
+      </w:r>
+      <w:r>
+        <w:rPr>
+          <w:lang w:val="ru-RU"/>
+        </w:rPr>
+        <w:t>ассмотр</w:t>
+      </w:r>
+      <w:r>
+        <w:rPr>
+          <w:lang w:val="ru-RU"/>
+        </w:rPr>
+        <w:t>им случай, в котором потери тепла через кровлю и подошву пласта пренебрегается.</w:t>
+      </w:r>
+    </w:p>
+    <w:p>
+      <w:pPr>
+        <w:pStyle w:val="FirstParagraph"/>
+        <w:ind w:firstLine="720"/>
+        <w:jc w:val="both"/>
+        <w:rPr>
+          <w:lang w:val="ru-RU"/>
+        </w:rPr>
+      </w:pPr>
+      <w:r>
+        <w:rPr>
+          <w:lang w:val="ru-RU"/>
+        </w:rPr>
+        <w:t xml:space="preserve">два случая: в первом происходит фильтрация парафиносодержащей нефти </w:t>
       </w:r>
       <m:oMath>
         <m:d>
@@ -12226,15 +11904,14 @@
         <w:rPr>
           <w:lang w:val="ru-RU"/>
         </w:rPr>
-        <w:t xml:space="preserve">, во втором – выпадением парафина пренебрегается. Расчет проводился до достижения предельной обводненности добывающей скважины </w:t>
+        <w:t xml:space="preserve">, во втором – выпадением парафина пренебрегается. Видно, что из-за снижения проницаемости пласта вследствие сужения и блокирования пор парафином дебит скважины снижается как по нефти, так и по воде (черные сплошные линии). Так же следует отметить, что и в первом, и во втором случае с момента времени </w:t>
       </w:r>
       <m:oMath>
         <m:r>
           <w:rPr>
             <w:rFonts w:ascii="Cambria Math" w:hAnsi="Cambria Math"/>
-            <w:lang w:val="ru-RU"/>
-          </w:rPr>
-          <m:t>98</m:t>
+          </w:rPr>
+          <m:t>t</m:t>
         </m:r>
         <m:r>
           <m:rPr>
@@ -12244,14 +11921,33 @@
             <w:rFonts w:ascii="Cambria Math" w:hAnsi="Cambria Math"/>
             <w:lang w:val="ru-RU"/>
           </w:rPr>
-          <m:t>%</m:t>
+          <m:t>≈</m:t>
+        </m:r>
+        <m:r>
+          <w:rPr>
+            <w:rFonts w:ascii="Cambria Math" w:hAnsi="Cambria Math"/>
+            <w:lang w:val="ru-RU"/>
+          </w:rPr>
+          <m:t>1200</m:t>
         </m:r>
       </m:oMath>
       <w:r>
         <w:rPr>
           <w:lang w:val="ru-RU"/>
         </w:rPr>
-        <w:t xml:space="preserve">. Видно, что из-за снижения проницаемости пласта вследствие сужения и блокирования пор парафином дебит скважины снижается как по нефти, так и по воде (черные сплошные линии). Так же следует отметить, что и в первом, и во втором случае с момента времени </w:t>
+        <w:t xml:space="preserve"> дебит скважины начинает снижаться. Это вызвано тем, что фронт низкой температуры приблизился к добывающей скважине и повышение вязкости нефти </w:t>
+      </w:r>
+      <w:r>
+        <w:rPr>
+          <w:lang w:val="ru-RU"/>
+        </w:rPr>
+        <w:t>(14)</w:t>
+      </w:r>
+      <w:r>
+        <w:rPr>
+          <w:lang w:val="ru-RU"/>
+        </w:rPr>
+        <w:t xml:space="preserve"> приводит к существенному падению ее продуктивности. Кроме того, в варианте с растворенным в нефти парафином в момент времени </w:t>
       </w:r>
       <m:oMath>
         <m:r>
@@ -12275,85 +11971,14 @@
             <w:rFonts w:ascii="Cambria Math" w:hAnsi="Cambria Math"/>
             <w:lang w:val="ru-RU"/>
           </w:rPr>
-          <m:t>1200</m:t>
+          <m:t>1600</m:t>
         </m:r>
       </m:oMath>
       <w:r>
         <w:rPr>
           <w:lang w:val="ru-RU"/>
         </w:rPr>
-        <w:t xml:space="preserve"> дебит скважины начинает снижаться. Это вызвано тем, что фронт низкой температуры приблизился к добывающей скважине и повы</w:t>
-      </w:r>
-      <w:proofErr w:type="spellStart"/>
-      <w:r>
-        <w:rPr>
-          <w:lang w:val="ru-RU"/>
-        </w:rPr>
-        <w:t>шение</w:t>
-      </w:r>
-      <w:proofErr w:type="spellEnd"/>
-      <w:r>
-        <w:rPr>
-          <w:lang w:val="ru-RU"/>
-        </w:rPr>
-        <w:t xml:space="preserve"> вязкости нефти </w:t>
-      </w:r>
-      <w:r>
-        <w:rPr>
-          <w:lang w:val="ru-RU"/>
-        </w:rPr>
-        <w:t>(14)</w:t>
-      </w:r>
-      <w:r>
-        <w:rPr>
-          <w:lang w:val="ru-RU"/>
-        </w:rPr>
-        <w:t xml:space="preserve"> приводит к существенному падению ее продуктивности. Кроме того, в варианте с растворенным в нефти парафином в момент времени </w:t>
-      </w:r>
-      <m:oMath>
-        <m:r>
-          <w:rPr>
-            <w:rFonts w:ascii="Cambria Math" w:hAnsi="Cambria Math"/>
-          </w:rPr>
-          <m:t>t</m:t>
-        </m:r>
-        <m:r>
-          <m:rPr>
-            <m:sty m:val="p"/>
-          </m:rPr>
-          <w:rPr>
-            <w:rFonts w:ascii="Cambria Math" w:hAnsi="Cambria Math"/>
-            <w:lang w:val="ru-RU"/>
-          </w:rPr>
-          <m:t>≈</m:t>
-        </m:r>
-        <m:r>
-          <w:rPr>
-            <w:rFonts w:ascii="Cambria Math" w:hAnsi="Cambria Math"/>
-            <w:lang w:val="ru-RU"/>
-          </w:rPr>
-          <m:t>1600</m:t>
-        </m:r>
-      </m:oMath>
-      <w:r>
-        <w:rPr>
-          <w:lang w:val="ru-RU"/>
-        </w:rPr>
-        <w:t xml:space="preserve"> суток фронт холодной воды достиг добывающей скважины и помимо увеличения вязкости флюидов дополни</w:t>
-      </w:r>
-      <w:proofErr w:type="spellStart"/>
-      <w:r>
-        <w:rPr>
-          <w:lang w:val="ru-RU"/>
-        </w:rPr>
-        <w:t>тельно</w:t>
-      </w:r>
-      <w:proofErr w:type="spellEnd"/>
-      <w:r>
-        <w:rPr>
-          <w:lang w:val="ru-RU"/>
-        </w:rPr>
-        <w:t xml:space="preserve"> вызвал снижение пористости и проницаемости пласта вблизи скважины из-за осаждения парафина. Поэтому в данном случае наблюдается значительное падение дебета. На (рис.</w:t>
+        <w:t xml:space="preserve"> суток фронт холодной воды достиг добывающей скважины и помимо увеличения вязкости флюидов дополнительно вызвал снижение пористости и проницаемости пласта вблизи скважины из-за осаждения парафина. Поэтому в данном случае наблюдается значительное падение дебета. На (рис.</w:t>
       </w:r>
       <w:r>
         <w:t> </w:t>
@@ -12371,7 +11996,14 @@
         <w:rPr>
           <w:lang w:val="ru-RU"/>
         </w:rPr>
-        <w:t>) изображены графики накопленной добычи нефти и воды. Видно, что кольматация пласта парафином заметно снизило темпы и количество отбираемой нефти. Также наблюдается снижение объема нагнетаемой воды что, в свою очередь, привело к падению пластового давления. Таким образом, низкая температура закачиваемой воды снизила эффективность систем поддержания пластового давления.</w:t>
+        <w:t xml:space="preserve">) изображены графики накопленной добычи нефти и воды. Видно, что кольматация пласта парафином заметно снизило темпы и количество отбираемой </w:t>
+      </w:r>
+      <w:r>
+        <w:rPr>
+          <w:lang w:val="ru-RU"/>
+        </w:rPr>
+        <w:lastRenderedPageBreak/>
+        <w:t>нефти. Также наблюдается снижение объема нагнетаемой воды что, в свою очередь, привело к падению пластового давления. Таким образом, низкая температура закачиваемой воды снизила эффективность систем поддержания пластового давления.</w:t>
       </w:r>
     </w:p>
     <w:tbl>
@@ -12398,47 +12030,7 @@
               <w:jc w:val="both"/>
             </w:pPr>
             <w:r>
-              <w:t xml:space="preserve">image </w:t>
-            </w:r>
-            <w:proofErr w:type="spellStart"/>
-            <w:r>
-              <w:t>Дебеты</w:t>
-            </w:r>
-            <w:proofErr w:type="spellEnd"/>
-            <w:r>
-              <w:t xml:space="preserve"> </w:t>
-            </w:r>
-            <w:proofErr w:type="spellStart"/>
-            <w:r>
-              <w:t>воды</w:t>
-            </w:r>
-            <w:proofErr w:type="spellEnd"/>
-            <w:r>
-              <w:t xml:space="preserve"> и </w:t>
-            </w:r>
-            <w:proofErr w:type="spellStart"/>
-            <w:r>
-              <w:t>нефти</w:t>
-            </w:r>
-            <w:proofErr w:type="spellEnd"/>
-            <w:r>
-              <w:t xml:space="preserve"> </w:t>
-            </w:r>
-            <w:proofErr w:type="spellStart"/>
-            <w:r>
-              <w:t>добывающей</w:t>
-            </w:r>
-            <w:proofErr w:type="spellEnd"/>
-            <w:r>
-              <w:t xml:space="preserve"> </w:t>
-            </w:r>
-            <w:proofErr w:type="spellStart"/>
-            <w:r>
-              <w:t>скважины</w:t>
-            </w:r>
-            <w:proofErr w:type="spellEnd"/>
-            <w:r>
-              <w:t xml:space="preserve"> Rates of water and oil from the producing well </w:t>
+              <w:t xml:space="preserve">image Дебеты воды и нефти добывающей скважины Rates of water and oil from the producing well </w:t>
             </w:r>
             <w:bookmarkStart w:id="7" w:name="fig:1"/>
             <w:bookmarkEnd w:id="7"/>
@@ -12453,55 +12045,7 @@
               <w:jc w:val="both"/>
             </w:pPr>
             <w:r>
-              <w:t xml:space="preserve">image </w:t>
-            </w:r>
-            <w:proofErr w:type="spellStart"/>
-            <w:r>
-              <w:t>Накопленные</w:t>
-            </w:r>
-            <w:proofErr w:type="spellEnd"/>
-            <w:r>
-              <w:t xml:space="preserve"> </w:t>
-            </w:r>
-            <w:proofErr w:type="spellStart"/>
-            <w:r>
-              <w:t>дебеты</w:t>
-            </w:r>
-            <w:proofErr w:type="spellEnd"/>
-            <w:r>
-              <w:t xml:space="preserve"> </w:t>
-            </w:r>
-            <w:proofErr w:type="spellStart"/>
-            <w:r>
-              <w:t>воды</w:t>
-            </w:r>
-            <w:proofErr w:type="spellEnd"/>
-            <w:r>
-              <w:t xml:space="preserve"> и </w:t>
-            </w:r>
-            <w:proofErr w:type="spellStart"/>
-            <w:r>
-              <w:t>нефти</w:t>
-            </w:r>
-            <w:proofErr w:type="spellEnd"/>
-            <w:r>
-              <w:t xml:space="preserve"> </w:t>
-            </w:r>
-            <w:proofErr w:type="spellStart"/>
-            <w:r>
-              <w:t>добывающей</w:t>
-            </w:r>
-            <w:proofErr w:type="spellEnd"/>
-            <w:r>
-              <w:t xml:space="preserve"> </w:t>
-            </w:r>
-            <w:proofErr w:type="spellStart"/>
-            <w:r>
-              <w:t>скважины</w:t>
-            </w:r>
-            <w:proofErr w:type="spellEnd"/>
-            <w:r>
-              <w:t xml:space="preserve"> Accumulated rates of water and oil from the producing well </w:t>
+              <w:t xml:space="preserve">image Накопленные дебеты воды и нефти добывающей скважины Accumulated rates of water and oil from the producing well </w:t>
             </w:r>
             <w:bookmarkStart w:id="8" w:name="fig:2"/>
             <w:bookmarkEnd w:id="8"/>
@@ -12601,21 +12145,7 @@
         <w:rPr>
           <w:lang w:val="ru-RU"/>
         </w:rPr>
-        <w:t xml:space="preserve">) практически совпадают, что объясняется двумя причинами. Во-первых, высокой обводненностью </w:t>
-      </w:r>
-      <w:proofErr w:type="spellStart"/>
-      <w:r>
-        <w:rPr>
-          <w:lang w:val="ru-RU"/>
-        </w:rPr>
-        <w:t>прискважинной</w:t>
-      </w:r>
-      <w:proofErr w:type="spellEnd"/>
-      <w:r>
-        <w:rPr>
-          <w:lang w:val="ru-RU"/>
-        </w:rPr>
-        <w:t xml:space="preserve"> зоны и, следовательно, малой концентрацией кристаллизованного парафина, способного изменить ФЕС. Во-вторых, тем, что пластовая температура вблизи нагнетательной скважины только начала достигать температуры кристаллизации парафина, которая вычисляется по формуле</w:t>
+        <w:t>) практически совпадают, что объясняется двумя причинами. Во-первых, высокой обводненностью прискважинной зоны и, следовательно, малой концентрацией кристаллизованного парафина, способного изменить ФЕС. Во-вторых, тем, что пластовая температура вблизи нагнетательной скважины только начала достигать температуры кристаллизации парафина, которая вычисляется по формуле</w:t>
       </w:r>
       <w:r>
         <w:rPr>
@@ -12687,39 +12217,7 @@
               <w:jc w:val="both"/>
             </w:pPr>
             <w:r>
-              <w:t xml:space="preserve">image </w:t>
-            </w:r>
-            <w:proofErr w:type="spellStart"/>
-            <w:r>
-              <w:t>Поле</w:t>
-            </w:r>
-            <w:proofErr w:type="spellEnd"/>
-            <w:r>
-              <w:t xml:space="preserve"> </w:t>
-            </w:r>
-            <w:proofErr w:type="spellStart"/>
-            <w:r>
-              <w:t>температуры</w:t>
-            </w:r>
-            <w:proofErr w:type="spellEnd"/>
-            <w:r>
-              <w:t xml:space="preserve"> в </w:t>
-            </w:r>
-            <w:proofErr w:type="spellStart"/>
-            <w:r>
-              <w:t>момент</w:t>
-            </w:r>
-            <w:proofErr w:type="spellEnd"/>
-            <w:r>
-              <w:t xml:space="preserve"> </w:t>
-            </w:r>
-            <w:proofErr w:type="spellStart"/>
-            <w:r>
-              <w:t>времени</w:t>
-            </w:r>
-            <w:proofErr w:type="spellEnd"/>
-            <w:r>
-              <w:t xml:space="preserve"> </w:t>
+              <w:t xml:space="preserve">image Поле температуры в момент времени </w:t>
             </w:r>
             <m:oMath>
               <m:r>
@@ -12786,39 +12284,7 @@
               <w:jc w:val="both"/>
             </w:pPr>
             <w:r>
-              <w:t xml:space="preserve">image </w:t>
-            </w:r>
-            <w:proofErr w:type="spellStart"/>
-            <w:r>
-              <w:t>Поле</w:t>
-            </w:r>
-            <w:proofErr w:type="spellEnd"/>
-            <w:r>
-              <w:t xml:space="preserve"> </w:t>
-            </w:r>
-            <w:proofErr w:type="spellStart"/>
-            <w:r>
-              <w:t>температуры</w:t>
-            </w:r>
-            <w:proofErr w:type="spellEnd"/>
-            <w:r>
-              <w:t xml:space="preserve"> в </w:t>
-            </w:r>
-            <w:proofErr w:type="spellStart"/>
-            <w:r>
-              <w:t>момент</w:t>
-            </w:r>
-            <w:proofErr w:type="spellEnd"/>
-            <w:r>
-              <w:t xml:space="preserve"> </w:t>
-            </w:r>
-            <w:proofErr w:type="spellStart"/>
-            <w:r>
-              <w:t>времени</w:t>
-            </w:r>
-            <w:proofErr w:type="spellEnd"/>
-            <w:r>
-              <w:t xml:space="preserve"> </w:t>
+              <w:t xml:space="preserve">image Поле температуры в момент времени </w:t>
             </w:r>
             <m:oMath>
               <m:r>
@@ -12913,7 +12379,6 @@
           <w:szCs w:val="28"/>
           <w:lang w:val="ru-RU"/>
         </w:rPr>
-        <w:lastRenderedPageBreak/>
         <w:t>Заключение</w:t>
       </w:r>
     </w:p>
@@ -12929,63 +12394,14 @@
         <w:rPr>
           <w:lang w:val="ru-RU"/>
         </w:rPr>
-        <w:t xml:space="preserve">Разработанная математическая модель, основанная на функции распределения пор по размерам и термодинамическом описании фазовых переходов, демонстрирует возможность прогнозирования изменений ФЕС пористой среды при изменении термобарических условий фильтрации. Численные эксперименты подтверждают, что наличие растворенных парафинов в нефти при </w:t>
-      </w:r>
-      <w:proofErr w:type="spellStart"/>
-      <w:r>
-        <w:rPr>
-          <w:lang w:val="ru-RU"/>
-        </w:rPr>
-        <w:t>заводнении</w:t>
-      </w:r>
-      <w:proofErr w:type="spellEnd"/>
-      <w:r>
-        <w:rPr>
-          <w:lang w:val="ru-RU"/>
-        </w:rPr>
-        <w:t xml:space="preserve"> пластов холодной водой приводит к замедлению разработки месторождения и снижению коэффициента извлечения нефти, что обусловлено </w:t>
-      </w:r>
-      <w:proofErr w:type="spellStart"/>
-      <w:r>
-        <w:rPr>
-          <w:lang w:val="ru-RU"/>
-        </w:rPr>
-        <w:t>кольматацией</w:t>
-      </w:r>
-      <w:proofErr w:type="spellEnd"/>
-      <w:r>
-        <w:rPr>
-          <w:lang w:val="ru-RU"/>
-        </w:rPr>
-        <w:t xml:space="preserve"> порового пространства частицами парафина. Анализ дебитов показывает, что снижение продуктивности добывающих скважин в присутствии парафинов усиливается комбинированным воздействием роста вязкости флюидов при низких температурах и деградацией проницаемости пласта. Температурные поля указывают зависимость между зонами сниженной температуры и ухудшением фильтрационных характеристик, проявляющуюся в замедлении продвижения температурного фронта. Результаты подтверждают двойной негативный эффект низкотемпературного </w:t>
-      </w:r>
-      <w:proofErr w:type="spellStart"/>
-      <w:r>
-        <w:rPr>
-          <w:lang w:val="ru-RU"/>
-        </w:rPr>
-        <w:t>заводнения</w:t>
-      </w:r>
-      <w:proofErr w:type="spellEnd"/>
-      <w:r>
-        <w:rPr>
-          <w:lang w:val="ru-RU"/>
-        </w:rPr>
-        <w:t xml:space="preserve">: </w:t>
-      </w:r>
-      <w:proofErr w:type="spellStart"/>
-      <w:r>
-        <w:rPr>
-          <w:lang w:val="ru-RU"/>
-        </w:rPr>
-        <w:t>термовязкостное</w:t>
-      </w:r>
-      <w:proofErr w:type="spellEnd"/>
-      <w:r>
-        <w:rPr>
-          <w:lang w:val="ru-RU"/>
-        </w:rPr>
-        <w:t xml:space="preserve"> сопротивление и механическая блокировка поровых каналов, что требует применения соответствующих методов интенсификации добычи. Перспективы развития модели связаны с интеграцией механизмов суффозии парафиновых частиц, более детальным учетом состава нефти, учет поступления тепла через кровлю и подошву пласта и адаптацией параметров модели на основе промысловых данных.</w:t>
+        <w:t xml:space="preserve">Разработанная математическая модель, основанная на функции распределения пор по размерам и термодинамическом описании фазовых переходов, демонстрирует возможность прогнозирования изменений ФЕС пористой среды при изменении термобарических условий фильтрации. Численные эксперименты подтверждают, что наличие растворенных парафинов в нефти при заводнении пластов холодной водой приводит к замедлению разработки месторождения и снижению коэффициента извлечения нефти, что обусловлено кольматацией порового пространства частицами парафина. Анализ дебитов показывает, что снижение продуктивности добывающих скважин в присутствии парафинов усиливается комбинированным воздействием роста вязкости флюидов при низких температурах и деградацией проницаемости пласта. Температурные поля указывают зависимость между зонами сниженной температуры и ухудшением фильтрационных характеристик, проявляющуюся в замедлении продвижения температурного фронта. Результаты подтверждают двойной негативный </w:t>
+      </w:r>
+      <w:r>
+        <w:rPr>
+          <w:lang w:val="ru-RU"/>
+        </w:rPr>
+        <w:lastRenderedPageBreak/>
+        <w:t>эффект низкотемпературного заводнения: термовязкостное сопротивление и механическая блокировка поровых каналов, что требует применения соответствующих методов интенсификации добычи. Перспективы развития модели связаны с интеграцией механизмов суффозии парафиновых частиц, более детальным учетом состава нефти, учет поступления тепла через кровлю и подошву пласта и адаптацией параметров модели на основе промысловых данных.</w:t>
       </w:r>
     </w:p>
     <w:p>
@@ -13042,37 +12458,8 @@
         </w:rPr>
         <w:t xml:space="preserve"> Математическое моделирование гидродинамических процессов разработки месторождений углеводородов. </w:t>
       </w:r>
-      <w:proofErr w:type="spellStart"/>
-      <w:r>
-        <w:t>Ижевск</w:t>
-      </w:r>
-      <w:proofErr w:type="spellEnd"/>
-      <w:r>
-        <w:t xml:space="preserve">. </w:t>
-      </w:r>
-      <w:proofErr w:type="spellStart"/>
-      <w:r>
-        <w:t>Институт</w:t>
-      </w:r>
-      <w:proofErr w:type="spellEnd"/>
-      <w:r>
-        <w:t xml:space="preserve"> </w:t>
-      </w:r>
-      <w:proofErr w:type="spellStart"/>
-      <w:r>
-        <w:t>компьютерных</w:t>
-      </w:r>
-      <w:proofErr w:type="spellEnd"/>
-      <w:r>
-        <w:t xml:space="preserve"> </w:t>
-      </w:r>
-      <w:proofErr w:type="spellStart"/>
-      <w:r>
-        <w:t>исследований</w:t>
-      </w:r>
-      <w:proofErr w:type="spellEnd"/>
-      <w:r>
-        <w:t>, 2003, 26 с.</w:t>
+      <w:r>
+        <w:t>Ижевск. Институт компьютерных исследований, 2003, 26 с.</w:t>
       </w:r>
     </w:p>
     <w:p>
@@ -13085,21 +12472,12 @@
         <w:ind w:left="0" w:firstLine="283"/>
         <w:jc w:val="both"/>
       </w:pPr>
-      <w:proofErr w:type="spellStart"/>
       <w:r>
         <w:rPr>
           <w:i/>
           <w:iCs/>
         </w:rPr>
-        <w:t>Mozes</w:t>
-      </w:r>
-      <w:proofErr w:type="spellEnd"/>
-      <w:r>
-        <w:rPr>
-          <w:i/>
-          <w:iCs/>
-        </w:rPr>
-        <w:t>, G. Y.</w:t>
+        <w:t>Mozes, G. Y.</w:t>
       </w:r>
       <w:r>
         <w:t xml:space="preserve"> Paraffin products: Properties, technology, applications. New York, Elsevier Scientific Publishing (1982).</w:t>
@@ -13115,53 +12493,12 @@
         <w:ind w:left="0" w:firstLine="283"/>
         <w:jc w:val="both"/>
       </w:pPr>
-      <w:proofErr w:type="spellStart"/>
       <w:r>
         <w:rPr>
           <w:i/>
           <w:iCs/>
         </w:rPr>
-        <w:t>Sandyga</w:t>
-      </w:r>
-      <w:proofErr w:type="spellEnd"/>
-      <w:r>
-        <w:rPr>
-          <w:i/>
-          <w:iCs/>
-        </w:rPr>
-        <w:t xml:space="preserve"> M. S., </w:t>
-      </w:r>
-      <w:proofErr w:type="spellStart"/>
-      <w:r>
-        <w:rPr>
-          <w:i/>
-          <w:iCs/>
-        </w:rPr>
-        <w:t>Struchkov</w:t>
-      </w:r>
-      <w:proofErr w:type="spellEnd"/>
-      <w:r>
-        <w:rPr>
-          <w:i/>
-          <w:iCs/>
-        </w:rPr>
-        <w:t xml:space="preserve"> I. A., and </w:t>
-      </w:r>
-      <w:proofErr w:type="spellStart"/>
-      <w:r>
-        <w:rPr>
-          <w:i/>
-          <w:iCs/>
-        </w:rPr>
-        <w:t>Rogachev</w:t>
-      </w:r>
-      <w:proofErr w:type="spellEnd"/>
-      <w:r>
-        <w:rPr>
-          <w:i/>
-          <w:iCs/>
-        </w:rPr>
-        <w:t xml:space="preserve"> M. K.</w:t>
+        <w:t>Sandyga M. S., Struchkov I. A., and Rogachev M. K.</w:t>
       </w:r>
       <w:r>
         <w:t xml:space="preserve"> Formation damage induced by wax deposition: laboratory investigations and modeling. J. Petroleum Exploration and Production Technology (10) 2541–2558 (2020)</w:t>
@@ -13177,64 +12514,15 @@
         <w:ind w:left="0" w:firstLine="283"/>
         <w:jc w:val="both"/>
       </w:pPr>
-      <w:proofErr w:type="spellStart"/>
       <w:r>
         <w:rPr>
           <w:i/>
           <w:iCs/>
         </w:rPr>
-        <w:t>Nikiforov</w:t>
-      </w:r>
-      <w:proofErr w:type="spellEnd"/>
-      <w:r>
-        <w:rPr>
-          <w:i/>
-          <w:iCs/>
-        </w:rPr>
-        <w:t xml:space="preserve">, A.I., </w:t>
-      </w:r>
-      <w:proofErr w:type="spellStart"/>
-      <w:r>
-        <w:rPr>
-          <w:i/>
-          <w:iCs/>
-        </w:rPr>
-        <w:t>Sadovnikov</w:t>
-      </w:r>
-      <w:proofErr w:type="spellEnd"/>
-      <w:r>
-        <w:rPr>
-          <w:i/>
-          <w:iCs/>
-        </w:rPr>
-        <w:t xml:space="preserve">, R.V. &amp; </w:t>
-      </w:r>
-      <w:proofErr w:type="spellStart"/>
-      <w:r>
-        <w:rPr>
-          <w:i/>
-          <w:iCs/>
-        </w:rPr>
-        <w:t>Nikiforov</w:t>
-      </w:r>
-      <w:proofErr w:type="spellEnd"/>
-      <w:r>
-        <w:rPr>
-          <w:i/>
-          <w:iCs/>
-        </w:rPr>
-        <w:t>, G.A.</w:t>
-      </w:r>
-      <w:r>
-        <w:t xml:space="preserve"> Modeling of Paraffin Deposition During Oil Production by Cold Water Injection. </w:t>
-      </w:r>
-      <w:proofErr w:type="spellStart"/>
-      <w:r>
-        <w:t>Lobachevskii</w:t>
-      </w:r>
-      <w:proofErr w:type="spellEnd"/>
-      <w:r>
-        <w:t xml:space="preserve"> J Math 43, 1178–1183 (2022).</w:t>
+        <w:t>Nikiforov, A.I., Sadovnikov, R.V. &amp; Nikiforov, G.A.</w:t>
+      </w:r>
+      <w:r>
+        <w:t xml:space="preserve"> Modeling of Paraffin Deposition During Oil Production by Cold Water Injection. Lobachevskii J Math 43, 1178–1183 (2022).</w:t>
       </w:r>
     </w:p>
     <w:p>
@@ -13252,34 +12540,10 @@
           <w:i/>
           <w:iCs/>
         </w:rPr>
-        <w:t xml:space="preserve">Wang Sh., </w:t>
-      </w:r>
-      <w:proofErr w:type="spellStart"/>
-      <w:r>
-        <w:rPr>
-          <w:i/>
-          <w:iCs/>
-        </w:rPr>
-        <w:t>Civan</w:t>
-      </w:r>
-      <w:proofErr w:type="spellEnd"/>
-      <w:r>
-        <w:rPr>
-          <w:i/>
-          <w:iCs/>
-        </w:rPr>
-        <w:t xml:space="preserve"> F.</w:t>
-      </w:r>
-      <w:r>
-        <w:t xml:space="preserve"> Modeling Formation Damage by Asphaltene Deposition During Primary Oil Recovery. J. Energy </w:t>
-      </w:r>
-      <w:proofErr w:type="spellStart"/>
-      <w:r>
-        <w:t>Resour</w:t>
-      </w:r>
-      <w:proofErr w:type="spellEnd"/>
-      <w:r>
-        <w:t>. Technol. 127 (4), 310–317 (2005)</w:t>
+        <w:t>Wang Sh., Civan F.</w:t>
+      </w:r>
+      <w:r>
+        <w:t xml:space="preserve"> Modeling Formation Damage by Asphaltene Deposition During Primary Oil Recovery. J. Energy Resour. Technol. 127 (4), 310–317 (2005)</w:t>
       </w:r>
     </w:p>
     <w:p>
@@ -13297,34 +12561,10 @@
           <w:i/>
           <w:iCs/>
         </w:rPr>
-        <w:t xml:space="preserve">Wang Sh., </w:t>
-      </w:r>
-      <w:proofErr w:type="spellStart"/>
-      <w:r>
-        <w:rPr>
-          <w:i/>
-          <w:iCs/>
-        </w:rPr>
-        <w:t>Civan</w:t>
-      </w:r>
-      <w:proofErr w:type="spellEnd"/>
-      <w:r>
-        <w:rPr>
-          <w:i/>
-          <w:iCs/>
-        </w:rPr>
-        <w:t xml:space="preserve"> F.</w:t>
-      </w:r>
-      <w:r>
-        <w:t xml:space="preserve"> Model-Assisted Analysis of Simultaneous Paraffin and Asphaltene Deposition in Laboratory Core Tests. J. Energy </w:t>
-      </w:r>
-      <w:proofErr w:type="spellStart"/>
-      <w:r>
-        <w:t>Resour</w:t>
-      </w:r>
-      <w:proofErr w:type="spellEnd"/>
-      <w:r>
-        <w:t>. Technol., 127 (4), 318-322 (2005)</w:t>
+        <w:t>Wang Sh., Civan F.</w:t>
+      </w:r>
+      <w:r>
+        <w:t xml:space="preserve"> Model-Assisted Analysis of Simultaneous Paraffin and Asphaltene Deposition in Laboratory Core Tests. J. Energy Resour. Technol., 127 (4), 318-322 (2005)</w:t>
       </w:r>
     </w:p>
     <w:p>
@@ -13342,23 +12582,7 @@
           <w:i/>
           <w:iCs/>
         </w:rPr>
-        <w:t xml:space="preserve">Weingarten J.S., </w:t>
-      </w:r>
-      <w:proofErr w:type="spellStart"/>
-      <w:r>
-        <w:rPr>
-          <w:i/>
-          <w:iCs/>
-        </w:rPr>
-        <w:t>Euchner</w:t>
-      </w:r>
-      <w:proofErr w:type="spellEnd"/>
-      <w:r>
-        <w:rPr>
-          <w:i/>
-          <w:iCs/>
-        </w:rPr>
-        <w:t xml:space="preserve"> J.A.</w:t>
+        <w:t>Weingarten J.S., Euchner J.A.</w:t>
       </w:r>
       <w:r>
         <w:t xml:space="preserve"> Methods for Predicting Wax Precipitation and Deposition. SPE Production Engineering, 121-126 (Feb. 1988)</w:t>
@@ -13379,39 +12603,7 @@
           <w:i/>
           <w:iCs/>
         </w:rPr>
-        <w:t xml:space="preserve">Ring J.N., </w:t>
-      </w:r>
-      <w:proofErr w:type="spellStart"/>
-      <w:r>
-        <w:rPr>
-          <w:i/>
-          <w:iCs/>
-        </w:rPr>
-        <w:t>Wattenbarger</w:t>
-      </w:r>
-      <w:proofErr w:type="spellEnd"/>
-      <w:r>
-        <w:rPr>
-          <w:i/>
-          <w:iCs/>
-        </w:rPr>
-        <w:t xml:space="preserve"> R.A., Keating J.F., and </w:t>
-      </w:r>
-      <w:proofErr w:type="spellStart"/>
-      <w:r>
-        <w:rPr>
-          <w:i/>
-          <w:iCs/>
-        </w:rPr>
-        <w:t>Peddlbhotla</w:t>
-      </w:r>
-      <w:proofErr w:type="spellEnd"/>
-      <w:r>
-        <w:rPr>
-          <w:i/>
-          <w:iCs/>
-        </w:rPr>
-        <w:t xml:space="preserve"> S.</w:t>
+        <w:t>Ring J.N., Wattenbarger R.A., Keating J.F., and Peddlbhotla S.</w:t>
       </w:r>
       <w:r>
         <w:t xml:space="preserve"> Simulation of Paraffin Deposition in Reservoirs. SPE Production &amp; Facilities 36–42 (Feb. 1994)</w:t>
@@ -13427,38 +12619,12 @@
         <w:ind w:left="0" w:firstLine="283"/>
         <w:jc w:val="both"/>
       </w:pPr>
-      <w:proofErr w:type="spellStart"/>
       <w:r>
         <w:rPr>
           <w:i/>
           <w:iCs/>
         </w:rPr>
-        <w:lastRenderedPageBreak/>
-        <w:t>Adeyanju</w:t>
-      </w:r>
-      <w:proofErr w:type="spellEnd"/>
-      <w:r>
-        <w:rPr>
-          <w:i/>
-          <w:iCs/>
-        </w:rPr>
-        <w:t xml:space="preserve"> O.A. and </w:t>
-      </w:r>
-      <w:proofErr w:type="spellStart"/>
-      <w:r>
-        <w:rPr>
-          <w:i/>
-          <w:iCs/>
-        </w:rPr>
-        <w:t>Oyekunle</w:t>
-      </w:r>
-      <w:proofErr w:type="spellEnd"/>
-      <w:r>
-        <w:rPr>
-          <w:i/>
-          <w:iCs/>
-        </w:rPr>
-        <w:t xml:space="preserve"> L.O.</w:t>
+        <w:t>Adeyanju O.A. and Oyekunle L.O.</w:t>
       </w:r>
       <w:r>
         <w:t xml:space="preserve"> Simulation of paraffin deposition in petroleum reservoirs. ASPES 2 (3), 1-18 (2010)</w:t>
@@ -13474,88 +12640,15 @@
         <w:ind w:left="0" w:firstLine="283"/>
         <w:jc w:val="both"/>
       </w:pPr>
-      <w:proofErr w:type="spellStart"/>
       <w:r>
         <w:rPr>
           <w:i/>
           <w:iCs/>
         </w:rPr>
-        <w:t>Kozeny</w:t>
-      </w:r>
-      <w:proofErr w:type="spellEnd"/>
-      <w:r>
-        <w:rPr>
-          <w:i/>
-          <w:iCs/>
-        </w:rPr>
-        <w:t>, J.</w:t>
-      </w:r>
-      <w:r>
-        <w:t xml:space="preserve"> </w:t>
-      </w:r>
-      <w:proofErr w:type="spellStart"/>
-      <w:r>
-        <w:t>Ueber</w:t>
-      </w:r>
-      <w:proofErr w:type="spellEnd"/>
-      <w:r>
-        <w:t xml:space="preserve"> </w:t>
-      </w:r>
-      <w:proofErr w:type="spellStart"/>
-      <w:r>
-        <w:t>kapillare</w:t>
-      </w:r>
-      <w:proofErr w:type="spellEnd"/>
-      <w:r>
-        <w:t xml:space="preserve"> </w:t>
-      </w:r>
-      <w:proofErr w:type="spellStart"/>
-      <w:r>
-        <w:t>Leitung</w:t>
-      </w:r>
-      <w:proofErr w:type="spellEnd"/>
-      <w:r>
-        <w:t xml:space="preserve"> des </w:t>
-      </w:r>
-      <w:proofErr w:type="spellStart"/>
-      <w:r>
-        <w:t>Wassers</w:t>
-      </w:r>
-      <w:proofErr w:type="spellEnd"/>
-      <w:r>
-        <w:t xml:space="preserve"> </w:t>
-      </w:r>
-      <w:proofErr w:type="spellStart"/>
-      <w:r>
-        <w:t>im</w:t>
-      </w:r>
-      <w:proofErr w:type="spellEnd"/>
-      <w:r>
-        <w:t xml:space="preserve"> Boden. </w:t>
-      </w:r>
-      <w:proofErr w:type="spellStart"/>
-      <w:r>
-        <w:t>Sitzungsber</w:t>
-      </w:r>
-      <w:proofErr w:type="spellEnd"/>
-      <w:r>
-        <w:t xml:space="preserve"> </w:t>
-      </w:r>
-      <w:proofErr w:type="spellStart"/>
-      <w:r>
-        <w:t>Akad</w:t>
-      </w:r>
-      <w:proofErr w:type="spellEnd"/>
-      <w:r>
-        <w:t xml:space="preserve">. </w:t>
-      </w:r>
-      <w:proofErr w:type="spellStart"/>
-      <w:r>
-        <w:t>Wiss</w:t>
-      </w:r>
-      <w:proofErr w:type="spellEnd"/>
-      <w:r>
-        <w:t>., Wien 136 (2a), 271-306 (1927)</w:t>
+        <w:t>Kozeny, J.</w:t>
+      </w:r>
+      <w:r>
+        <w:t xml:space="preserve"> Ueber kapillare Leitung des Wassers im Boden. Sitzungsber Akad. Wiss., Wien 136 (2a), 271-306 (1927)</w:t>
       </w:r>
     </w:p>
     <w:p>
@@ -13568,37 +12661,12 @@
         <w:ind w:left="0" w:firstLine="283"/>
         <w:jc w:val="both"/>
       </w:pPr>
-      <w:proofErr w:type="spellStart"/>
       <w:r>
         <w:rPr>
           <w:i/>
           <w:iCs/>
         </w:rPr>
-        <w:t>Nikiforov</w:t>
-      </w:r>
-      <w:proofErr w:type="spellEnd"/>
-      <w:r>
-        <w:rPr>
-          <w:i/>
-          <w:iCs/>
-        </w:rPr>
-        <w:t xml:space="preserve"> A. I., </w:t>
-      </w:r>
-      <w:proofErr w:type="spellStart"/>
-      <w:r>
-        <w:rPr>
-          <w:i/>
-          <w:iCs/>
-        </w:rPr>
-        <w:t>Zakirov</w:t>
-      </w:r>
-      <w:proofErr w:type="spellEnd"/>
-      <w:r>
-        <w:rPr>
-          <w:i/>
-          <w:iCs/>
-        </w:rPr>
-        <w:t xml:space="preserve"> T. R. and Nikiforov1 G. A.</w:t>
+        <w:t>Nikiforov A. I., Zakirov T. R. and Nikiforov1 G. A.</w:t>
       </w:r>
       <w:r>
         <w:t xml:space="preserve"> Model for Treatment of Oil Reservoirs with Polymer-Dispersed Systems. Chem Tech Fuels Oils 51 (1), 105–112 (2015)</w:t>
@@ -13689,25 +12757,7 @@
           <w:iCs/>
           <w:lang w:val="ru-RU"/>
         </w:rPr>
-        <w:t xml:space="preserve">Никифоров А.И., </w:t>
-      </w:r>
-      <w:proofErr w:type="spellStart"/>
-      <w:r>
-        <w:rPr>
-          <w:i/>
-          <w:iCs/>
-          <w:lang w:val="ru-RU"/>
-        </w:rPr>
-        <w:t>Никаньшин</w:t>
-      </w:r>
-      <w:proofErr w:type="spellEnd"/>
-      <w:r>
-        <w:rPr>
-          <w:i/>
-          <w:iCs/>
-          <w:lang w:val="ru-RU"/>
-        </w:rPr>
-        <w:t xml:space="preserve"> Д.П.</w:t>
+        <w:t>Никифоров А.И., Никаньшин Д.П.</w:t>
       </w:r>
       <w:r>
         <w:rPr>
@@ -13731,101 +12781,15 @@
           <w:i/>
           <w:iCs/>
         </w:rPr>
-        <w:t xml:space="preserve">S. A. Mousavi </w:t>
-      </w:r>
-      <w:proofErr w:type="spellStart"/>
-      <w:r>
-        <w:rPr>
-          <w:i/>
-          <w:iCs/>
-        </w:rPr>
-        <w:t>Dehghani</w:t>
-      </w:r>
-      <w:proofErr w:type="spellEnd"/>
-      <w:r>
-        <w:rPr>
-          <w:i/>
-          <w:iCs/>
-        </w:rPr>
-        <w:t xml:space="preserve">, M. </w:t>
-      </w:r>
-      <w:proofErr w:type="spellStart"/>
-      <w:r>
-        <w:rPr>
-          <w:i/>
-          <w:iCs/>
-        </w:rPr>
-        <w:t>Vafaie</w:t>
-      </w:r>
-      <w:proofErr w:type="spellEnd"/>
-      <w:r>
-        <w:rPr>
-          <w:i/>
-          <w:iCs/>
-        </w:rPr>
-        <w:t xml:space="preserve"> </w:t>
-      </w:r>
-      <w:proofErr w:type="spellStart"/>
-      <w:proofErr w:type="gramStart"/>
-      <w:r>
-        <w:rPr>
-          <w:i/>
-          <w:iCs/>
-        </w:rPr>
-        <w:t>Sefti</w:t>
-      </w:r>
-      <w:proofErr w:type="spellEnd"/>
-      <w:r>
-        <w:rPr>
-          <w:i/>
-          <w:iCs/>
-        </w:rPr>
-        <w:t xml:space="preserve"> ,</w:t>
-      </w:r>
-      <w:proofErr w:type="gramEnd"/>
-      <w:r>
-        <w:rPr>
-          <w:i/>
-          <w:iCs/>
-        </w:rPr>
-        <w:t xml:space="preserve"> H. </w:t>
-      </w:r>
-      <w:proofErr w:type="spellStart"/>
-      <w:r>
-        <w:rPr>
-          <w:i/>
-          <w:iCs/>
-        </w:rPr>
-        <w:t>Mehdizadeh</w:t>
-      </w:r>
-      <w:proofErr w:type="spellEnd"/>
-      <w:r>
-        <w:rPr>
-          <w:i/>
-          <w:iCs/>
-        </w:rPr>
-        <w:t xml:space="preserve"> and H. </w:t>
-      </w:r>
-      <w:proofErr w:type="spellStart"/>
-      <w:r>
-        <w:rPr>
-          <w:i/>
-          <w:iCs/>
-        </w:rPr>
-        <w:t>Shirkhanloo</w:t>
-      </w:r>
-      <w:proofErr w:type="spellEnd"/>
+        <w:lastRenderedPageBreak/>
+        <w:t>S. A. Mousavi Dehghani, M. Vafaie Sefti , H. Mehdizadeh and H. Shirkhanloo</w:t>
+      </w:r>
       <w:r>
         <w:t xml:space="preserve"> Solid Phase </w:t>
       </w:r>
       <w:r>
-        <w:t xml:space="preserve">Equation of State Application for Wax Formation Prediction in Petroleum Mixtures Iranian Journal of Chemical Engineering Vol. 5, No. 2 (Spring), 2008, </w:t>
-      </w:r>
-      <w:proofErr w:type="spellStart"/>
-      <w:r>
-        <w:t>IAChE</w:t>
-      </w:r>
-      <w:proofErr w:type="spellEnd"/>
+        <w:t>Equation of State Application for Wax Formation Prediction in Petroleum Mixtures Iranian Journal of Chemical Engineering Vol. 5, No. 2 (Spring), 2008, IAChE</w:t>
+      </w:r>
     </w:p>
     <w:p>
       <w:pPr>
@@ -13854,37 +12818,8 @@
         </w:rPr>
         <w:t xml:space="preserve"> Двухфазная многокомпонентная фильтрация в нефтяных пластах сложной структуры. </w:t>
       </w:r>
-      <w:proofErr w:type="spellStart"/>
-      <w:r>
-        <w:t>Казань</w:t>
-      </w:r>
-      <w:proofErr w:type="spellEnd"/>
-      <w:r>
-        <w:t xml:space="preserve">: </w:t>
-      </w:r>
-      <w:proofErr w:type="spellStart"/>
-      <w:r>
-        <w:t>Казан</w:t>
-      </w:r>
-      <w:proofErr w:type="spellEnd"/>
-      <w:r>
-        <w:t xml:space="preserve">. </w:t>
-      </w:r>
-      <w:proofErr w:type="spellStart"/>
-      <w:r>
-        <w:t>гос</w:t>
-      </w:r>
-      <w:proofErr w:type="spellEnd"/>
-      <w:r>
-        <w:t xml:space="preserve">. </w:t>
-      </w:r>
-      <w:proofErr w:type="spellStart"/>
-      <w:r>
-        <w:t>ун</w:t>
-      </w:r>
-      <w:proofErr w:type="spellEnd"/>
-      <w:r>
-        <w:t>-т, 2009, 180 с.</w:t>
+      <w:r>
+        <w:t>Казань: Казан. гос. ун-т, 2009, 180 с.</w:t>
       </w:r>
       <w:bookmarkEnd w:id="11"/>
     </w:p>
@@ -13908,21 +12843,12 @@
         </w:rPr>
         <w:t xml:space="preserve"> </w:t>
       </w:r>
-      <w:proofErr w:type="spellStart"/>
       <w:r>
         <w:rPr>
           <w:highlight w:val="red"/>
           <w:lang w:val="ru-RU"/>
         </w:rPr>
-        <w:t>Алишаев</w:t>
-      </w:r>
-      <w:proofErr w:type="spellEnd"/>
-      <w:r>
-        <w:rPr>
-          <w:highlight w:val="red"/>
-          <w:lang w:val="ru-RU"/>
-        </w:rPr>
-        <w:t xml:space="preserve"> М.Г.</w:t>
+        <w:t>Алишаев М.Г.</w:t>
       </w:r>
       <w:r>
         <w:rPr>
